--- a/ASP.net-Core/asp.net-core-notes-09.docx
+++ b/ASP.net-Core/asp.net-core-notes-09.docx
@@ -11564,6 +11564,3011 @@
           <w:highlight w:val="white"/>
         </w:rPr>
         <w:t>);</w:t>
+      </w:r>
+    </w:p>
+    <w:p>
+      <w:pPr>
+        <w:ind w:left="720" w:firstLine="720"/>
+        <w:rPr>
+          <w:rFonts w:ascii="Sakkal Majalla" w:hAnsi="Sakkal Majalla" w:cs="Sakkal Majalla"/>
+          <w:sz w:val="28"/>
+          <w:szCs w:val="28"/>
+        </w:rPr>
+      </w:pPr>
+      <w:r>
+        <w:rPr>
+          <w:rFonts w:ascii="Sakkal Majalla" w:hAnsi="Sakkal Majalla" w:cs="Sakkal Majalla"/>
+          <w:sz w:val="28"/>
+          <w:szCs w:val="28"/>
+        </w:rPr>
+        <w:t>*******************************************************************</w:t>
+      </w:r>
+    </w:p>
+    <w:p>
+      <w:pPr>
+        <w:rPr>
+          <w:rFonts w:ascii="Sakkal Majalla" w:hAnsi="Sakkal Majalla" w:cs="Sakkal Majalla"/>
+          <w:sz w:val="28"/>
+          <w:szCs w:val="28"/>
+        </w:rPr>
+      </w:pPr>
+      <w:r>
+        <w:rPr>
+          <w:noProof/>
+        </w:rPr>
+        <w:drawing>
+          <wp:inline distT="0" distB="0" distL="0" distR="0" wp14:anchorId="190E1926" wp14:editId="45CE62ED">
+            <wp:extent cx="6667500" cy="1476375"/>
+            <wp:effectExtent l="0" t="0" r="0" b="9525"/>
+            <wp:docPr id="1820392907" name="Picture 1"/>
+            <wp:cNvGraphicFramePr>
+              <a:graphicFrameLocks xmlns:a="http://schemas.openxmlformats.org/drawingml/2006/main" noChangeAspect="1"/>
+            </wp:cNvGraphicFramePr>
+            <a:graphic xmlns:a="http://schemas.openxmlformats.org/drawingml/2006/main">
+              <a:graphicData uri="http://schemas.openxmlformats.org/drawingml/2006/picture">
+                <pic:pic xmlns:pic="http://schemas.openxmlformats.org/drawingml/2006/picture">
+                  <pic:nvPicPr>
+                    <pic:cNvPr id="1820392907" name=""/>
+                    <pic:cNvPicPr/>
+                  </pic:nvPicPr>
+                  <pic:blipFill>
+                    <a:blip r:embed="rId5"/>
+                    <a:stretch>
+                      <a:fillRect/>
+                    </a:stretch>
+                  </pic:blipFill>
+                  <pic:spPr>
+                    <a:xfrm>
+                      <a:off x="0" y="0"/>
+                      <a:ext cx="6667500" cy="1476375"/>
+                    </a:xfrm>
+                    <a:prstGeom prst="rect">
+                      <a:avLst/>
+                    </a:prstGeom>
+                  </pic:spPr>
+                </pic:pic>
+              </a:graphicData>
+            </a:graphic>
+          </wp:inline>
+        </w:drawing>
+      </w:r>
+    </w:p>
+    <w:p>
+      <w:pPr>
+        <w:ind w:left="720" w:firstLine="720"/>
+        <w:rPr>
+          <w:rFonts w:ascii="Sakkal Majalla" w:hAnsi="Sakkal Majalla" w:cs="Sakkal Majalla"/>
+          <w:sz w:val="28"/>
+          <w:szCs w:val="28"/>
+        </w:rPr>
+      </w:pPr>
+      <w:r>
+        <w:rPr>
+          <w:rFonts w:ascii="Sakkal Majalla" w:hAnsi="Sakkal Majalla" w:cs="Sakkal Majalla"/>
+          <w:sz w:val="28"/>
+          <w:szCs w:val="28"/>
+        </w:rPr>
+        <w:t>*******************************************************************</w:t>
+      </w:r>
+    </w:p>
+    <w:p>
+      <w:pPr>
+        <w:rPr>
+          <w:rFonts w:ascii="Sakkal Majalla" w:hAnsi="Sakkal Majalla" w:cs="Sakkal Majalla"/>
+          <w:sz w:val="28"/>
+          <w:szCs w:val="28"/>
+        </w:rPr>
+      </w:pPr>
+      <w:r>
+        <w:rPr>
+          <w:noProof/>
+        </w:rPr>
+        <w:lastRenderedPageBreak/>
+        <w:drawing>
+          <wp:inline distT="0" distB="0" distL="0" distR="0" wp14:anchorId="1CEBD994" wp14:editId="4D981BFF">
+            <wp:extent cx="5943600" cy="3293745"/>
+            <wp:effectExtent l="0" t="0" r="0" b="1905"/>
+            <wp:docPr id="1307351939" name="Picture 1"/>
+            <wp:cNvGraphicFramePr>
+              <a:graphicFrameLocks xmlns:a="http://schemas.openxmlformats.org/drawingml/2006/main" noChangeAspect="1"/>
+            </wp:cNvGraphicFramePr>
+            <a:graphic xmlns:a="http://schemas.openxmlformats.org/drawingml/2006/main">
+              <a:graphicData uri="http://schemas.openxmlformats.org/drawingml/2006/picture">
+                <pic:pic xmlns:pic="http://schemas.openxmlformats.org/drawingml/2006/picture">
+                  <pic:nvPicPr>
+                    <pic:cNvPr id="1307351939" name=""/>
+                    <pic:cNvPicPr/>
+                  </pic:nvPicPr>
+                  <pic:blipFill>
+                    <a:blip r:embed="rId6"/>
+                    <a:stretch>
+                      <a:fillRect/>
+                    </a:stretch>
+                  </pic:blipFill>
+                  <pic:spPr>
+                    <a:xfrm>
+                      <a:off x="0" y="0"/>
+                      <a:ext cx="5943600" cy="3293745"/>
+                    </a:xfrm>
+                    <a:prstGeom prst="rect">
+                      <a:avLst/>
+                    </a:prstGeom>
+                  </pic:spPr>
+                </pic:pic>
+              </a:graphicData>
+            </a:graphic>
+          </wp:inline>
+        </w:drawing>
+      </w:r>
+    </w:p>
+    <w:p>
+      <w:pPr>
+        <w:ind w:left="720" w:firstLine="720"/>
+        <w:rPr>
+          <w:rFonts w:ascii="Sakkal Majalla" w:hAnsi="Sakkal Majalla" w:cs="Sakkal Majalla"/>
+          <w:sz w:val="28"/>
+          <w:szCs w:val="28"/>
+        </w:rPr>
+      </w:pPr>
+      <w:r>
+        <w:rPr>
+          <w:rFonts w:ascii="Sakkal Majalla" w:hAnsi="Sakkal Majalla" w:cs="Sakkal Majalla"/>
+          <w:sz w:val="28"/>
+          <w:szCs w:val="28"/>
+        </w:rPr>
+        <w:t>*******************************************************************</w:t>
+      </w:r>
+    </w:p>
+    <w:p>
+      <w:pPr>
+        <w:rPr>
+          <w:rFonts w:ascii="Sakkal Majalla" w:hAnsi="Sakkal Majalla" w:cs="Sakkal Majalla"/>
+          <w:sz w:val="28"/>
+          <w:szCs w:val="28"/>
+        </w:rPr>
+      </w:pPr>
+      <w:r>
+        <w:rPr>
+          <w:noProof/>
+        </w:rPr>
+        <w:drawing>
+          <wp:inline distT="0" distB="0" distL="0" distR="0" wp14:anchorId="270D4424" wp14:editId="28A5AB05">
+            <wp:extent cx="5943600" cy="3166110"/>
+            <wp:effectExtent l="0" t="0" r="0" b="0"/>
+            <wp:docPr id="864245102" name="Picture 1"/>
+            <wp:cNvGraphicFramePr>
+              <a:graphicFrameLocks xmlns:a="http://schemas.openxmlformats.org/drawingml/2006/main" noChangeAspect="1"/>
+            </wp:cNvGraphicFramePr>
+            <a:graphic xmlns:a="http://schemas.openxmlformats.org/drawingml/2006/main">
+              <a:graphicData uri="http://schemas.openxmlformats.org/drawingml/2006/picture">
+                <pic:pic xmlns:pic="http://schemas.openxmlformats.org/drawingml/2006/picture">
+                  <pic:nvPicPr>
+                    <pic:cNvPr id="864245102" name=""/>
+                    <pic:cNvPicPr/>
+                  </pic:nvPicPr>
+                  <pic:blipFill>
+                    <a:blip r:embed="rId7"/>
+                    <a:stretch>
+                      <a:fillRect/>
+                    </a:stretch>
+                  </pic:blipFill>
+                  <pic:spPr>
+                    <a:xfrm>
+                      <a:off x="0" y="0"/>
+                      <a:ext cx="5943600" cy="3166110"/>
+                    </a:xfrm>
+                    <a:prstGeom prst="rect">
+                      <a:avLst/>
+                    </a:prstGeom>
+                  </pic:spPr>
+                </pic:pic>
+              </a:graphicData>
+            </a:graphic>
+          </wp:inline>
+        </w:drawing>
+      </w:r>
+    </w:p>
+    <w:p>
+      <w:pPr>
+        <w:ind w:left="720" w:firstLine="720"/>
+        <w:rPr>
+          <w:rFonts w:ascii="Cascadia Mono" w:hAnsi="Cascadia Mono" w:cs="Cascadia Mono"/>
+          <w:color w:val="000000"/>
+          <w:kern w:val="0"/>
+          <w:sz w:val="19"/>
+          <w:szCs w:val="19"/>
+        </w:rPr>
+      </w:pPr>
+      <w:r>
+        <w:rPr>
+          <w:rFonts w:ascii="Cascadia Mono" w:hAnsi="Cascadia Mono" w:cs="Cascadia Mono"/>
+          <w:color w:val="000000"/>
+          <w:kern w:val="0"/>
+          <w:sz w:val="19"/>
+          <w:szCs w:val="19"/>
+        </w:rPr>
+        <w:t>--------------------------------------------------------</w:t>
+      </w:r>
+    </w:p>
+    <w:p>
+      <w:pPr>
+        <w:rPr>
+          <w:rFonts w:ascii="Sakkal Majalla" w:hAnsi="Sakkal Majalla" w:cs="Sakkal Majalla"/>
+          <w:sz w:val="28"/>
+          <w:szCs w:val="28"/>
+        </w:rPr>
+      </w:pPr>
+      <w:r>
+        <w:rPr>
+          <w:noProof/>
+        </w:rPr>
+        <w:lastRenderedPageBreak/>
+        <w:drawing>
+          <wp:inline distT="0" distB="0" distL="0" distR="0" wp14:anchorId="6B72AB54" wp14:editId="412A3060">
+            <wp:extent cx="5943600" cy="2672080"/>
+            <wp:effectExtent l="0" t="0" r="0" b="0"/>
+            <wp:docPr id="914943255" name="Picture 1"/>
+            <wp:cNvGraphicFramePr>
+              <a:graphicFrameLocks xmlns:a="http://schemas.openxmlformats.org/drawingml/2006/main" noChangeAspect="1"/>
+            </wp:cNvGraphicFramePr>
+            <a:graphic xmlns:a="http://schemas.openxmlformats.org/drawingml/2006/main">
+              <a:graphicData uri="http://schemas.openxmlformats.org/drawingml/2006/picture">
+                <pic:pic xmlns:pic="http://schemas.openxmlformats.org/drawingml/2006/picture">
+                  <pic:nvPicPr>
+                    <pic:cNvPr id="914943255" name=""/>
+                    <pic:cNvPicPr/>
+                  </pic:nvPicPr>
+                  <pic:blipFill>
+                    <a:blip r:embed="rId8"/>
+                    <a:stretch>
+                      <a:fillRect/>
+                    </a:stretch>
+                  </pic:blipFill>
+                  <pic:spPr>
+                    <a:xfrm>
+                      <a:off x="0" y="0"/>
+                      <a:ext cx="5943600" cy="2672080"/>
+                    </a:xfrm>
+                    <a:prstGeom prst="rect">
+                      <a:avLst/>
+                    </a:prstGeom>
+                  </pic:spPr>
+                </pic:pic>
+              </a:graphicData>
+            </a:graphic>
+          </wp:inline>
+        </w:drawing>
+      </w:r>
+    </w:p>
+    <w:p>
+      <w:pPr>
+        <w:ind w:left="720" w:firstLine="720"/>
+        <w:rPr>
+          <w:rFonts w:ascii="Cascadia Mono" w:hAnsi="Cascadia Mono" w:cs="Cascadia Mono"/>
+          <w:color w:val="000000"/>
+          <w:kern w:val="0"/>
+          <w:sz w:val="19"/>
+          <w:szCs w:val="19"/>
+        </w:rPr>
+      </w:pPr>
+      <w:r>
+        <w:rPr>
+          <w:rFonts w:ascii="Cascadia Mono" w:hAnsi="Cascadia Mono" w:cs="Cascadia Mono"/>
+          <w:color w:val="000000"/>
+          <w:kern w:val="0"/>
+          <w:sz w:val="19"/>
+          <w:szCs w:val="19"/>
+        </w:rPr>
+        <w:t>--------------------------------------------------------</w:t>
+      </w:r>
+    </w:p>
+    <w:p>
+      <w:pPr>
+        <w:rPr>
+          <w:rFonts w:ascii="Sakkal Majalla" w:hAnsi="Sakkal Majalla" w:cs="Sakkal Majalla"/>
+          <w:sz w:val="28"/>
+          <w:szCs w:val="28"/>
+        </w:rPr>
+      </w:pPr>
+      <w:r>
+        <w:rPr>
+          <w:noProof/>
+        </w:rPr>
+        <w:drawing>
+          <wp:inline distT="0" distB="0" distL="0" distR="0" wp14:anchorId="4719D32F" wp14:editId="24276279">
+            <wp:extent cx="5943600" cy="1702435"/>
+            <wp:effectExtent l="0" t="0" r="0" b="0"/>
+            <wp:docPr id="1705433748" name="Picture 1"/>
+            <wp:cNvGraphicFramePr>
+              <a:graphicFrameLocks xmlns:a="http://schemas.openxmlformats.org/drawingml/2006/main" noChangeAspect="1"/>
+            </wp:cNvGraphicFramePr>
+            <a:graphic xmlns:a="http://schemas.openxmlformats.org/drawingml/2006/main">
+              <a:graphicData uri="http://schemas.openxmlformats.org/drawingml/2006/picture">
+                <pic:pic xmlns:pic="http://schemas.openxmlformats.org/drawingml/2006/picture">
+                  <pic:nvPicPr>
+                    <pic:cNvPr id="1705433748" name=""/>
+                    <pic:cNvPicPr/>
+                  </pic:nvPicPr>
+                  <pic:blipFill>
+                    <a:blip r:embed="rId9"/>
+                    <a:stretch>
+                      <a:fillRect/>
+                    </a:stretch>
+                  </pic:blipFill>
+                  <pic:spPr>
+                    <a:xfrm>
+                      <a:off x="0" y="0"/>
+                      <a:ext cx="5943600" cy="1702435"/>
+                    </a:xfrm>
+                    <a:prstGeom prst="rect">
+                      <a:avLst/>
+                    </a:prstGeom>
+                  </pic:spPr>
+                </pic:pic>
+              </a:graphicData>
+            </a:graphic>
+          </wp:inline>
+        </w:drawing>
+      </w:r>
+    </w:p>
+    <w:p>
+      <w:pPr>
+        <w:ind w:left="720" w:firstLine="720"/>
+        <w:rPr>
+          <w:rFonts w:ascii="Sakkal Majalla" w:hAnsi="Sakkal Majalla" w:cs="Sakkal Majalla"/>
+          <w:sz w:val="28"/>
+          <w:szCs w:val="28"/>
+        </w:rPr>
+      </w:pPr>
+      <w:r>
+        <w:rPr>
+          <w:rFonts w:ascii="Sakkal Majalla" w:hAnsi="Sakkal Majalla" w:cs="Sakkal Majalla"/>
+          <w:sz w:val="28"/>
+          <w:szCs w:val="28"/>
+        </w:rPr>
+        <w:t>*******************************************************************</w:t>
+      </w:r>
+    </w:p>
+    <w:p>
+      <w:pPr>
+        <w:rPr>
+          <w:rFonts w:ascii="Sakkal Majalla" w:hAnsi="Sakkal Majalla" w:cs="Sakkal Majalla"/>
+          <w:sz w:val="28"/>
+          <w:szCs w:val="28"/>
+        </w:rPr>
+      </w:pPr>
+      <w:r>
+        <w:rPr>
+          <w:noProof/>
+        </w:rPr>
+        <w:drawing>
+          <wp:inline distT="0" distB="0" distL="0" distR="0" wp14:anchorId="0CF2FACE" wp14:editId="621BF56B">
+            <wp:extent cx="5943600" cy="2094230"/>
+            <wp:effectExtent l="0" t="0" r="0" b="1270"/>
+            <wp:docPr id="1169075630" name="Picture 1"/>
+            <wp:cNvGraphicFramePr>
+              <a:graphicFrameLocks xmlns:a="http://schemas.openxmlformats.org/drawingml/2006/main" noChangeAspect="1"/>
+            </wp:cNvGraphicFramePr>
+            <a:graphic xmlns:a="http://schemas.openxmlformats.org/drawingml/2006/main">
+              <a:graphicData uri="http://schemas.openxmlformats.org/drawingml/2006/picture">
+                <pic:pic xmlns:pic="http://schemas.openxmlformats.org/drawingml/2006/picture">
+                  <pic:nvPicPr>
+                    <pic:cNvPr id="1169075630" name=""/>
+                    <pic:cNvPicPr/>
+                  </pic:nvPicPr>
+                  <pic:blipFill>
+                    <a:blip r:embed="rId10"/>
+                    <a:stretch>
+                      <a:fillRect/>
+                    </a:stretch>
+                  </pic:blipFill>
+                  <pic:spPr>
+                    <a:xfrm>
+                      <a:off x="0" y="0"/>
+                      <a:ext cx="5943600" cy="2094230"/>
+                    </a:xfrm>
+                    <a:prstGeom prst="rect">
+                      <a:avLst/>
+                    </a:prstGeom>
+                  </pic:spPr>
+                </pic:pic>
+              </a:graphicData>
+            </a:graphic>
+          </wp:inline>
+        </w:drawing>
+      </w:r>
+    </w:p>
+    <w:p>
+      <w:pPr>
+        <w:ind w:left="720" w:firstLine="720"/>
+        <w:rPr>
+          <w:rFonts w:ascii="Sakkal Majalla" w:hAnsi="Sakkal Majalla" w:cs="Sakkal Majalla"/>
+          <w:sz w:val="28"/>
+          <w:szCs w:val="28"/>
+        </w:rPr>
+      </w:pPr>
+      <w:r>
+        <w:rPr>
+          <w:rFonts w:ascii="Sakkal Majalla" w:hAnsi="Sakkal Majalla" w:cs="Sakkal Majalla"/>
+          <w:sz w:val="28"/>
+          <w:szCs w:val="28"/>
+        </w:rPr>
+        <w:t>*******************************************************************</w:t>
+      </w:r>
+    </w:p>
+    <w:p>
+      <w:pPr>
+        <w:rPr>
+          <w:rFonts w:ascii="Sakkal Majalla" w:hAnsi="Sakkal Majalla" w:cs="Sakkal Majalla"/>
+          <w:sz w:val="28"/>
+          <w:szCs w:val="28"/>
+        </w:rPr>
+      </w:pPr>
+    </w:p>
+    <w:p>
+      <w:pPr>
+        <w:rPr>
+          <w:rFonts w:ascii="Sakkal Majalla" w:hAnsi="Sakkal Majalla" w:cs="Sakkal Majalla"/>
+          <w:sz w:val="28"/>
+          <w:szCs w:val="28"/>
+        </w:rPr>
+      </w:pPr>
+      <w:r>
+        <w:rPr>
+          <w:rFonts w:ascii="Sakkal Majalla" w:hAnsi="Sakkal Majalla" w:cs="Sakkal Majalla"/>
+          <w:color w:val="002060"/>
+          <w:sz w:val="28"/>
+          <w:szCs w:val="28"/>
+        </w:rPr>
+        <w:lastRenderedPageBreak/>
+        <w:t>T</w:t>
+      </w:r>
+      <w:r>
+        <w:rPr>
+          <w:rFonts w:ascii="Sakkal Majalla" w:hAnsi="Sakkal Majalla" w:cs="Sakkal Majalla"/>
+          <w:color w:val="002060"/>
+          <w:sz w:val="28"/>
+          <w:szCs w:val="28"/>
+        </w:rPr>
+        <w:t>hese APIs encapsulate the database operations</w:t>
+      </w:r>
+      <w:r>
+        <w:rPr>
+          <w:rFonts w:ascii="Sakkal Majalla" w:hAnsi="Sakkal Majalla" w:cs="Sakkal Majalla"/>
+          <w:sz w:val="28"/>
+          <w:szCs w:val="28"/>
+        </w:rPr>
+        <w:t xml:space="preserve">, so we can use them to manage users and roles easily. Some of the methods return a Task object. The </w:t>
+      </w:r>
+      <w:r>
+        <w:rPr>
+          <w:rFonts w:ascii="Sakkal Majalla" w:hAnsi="Sakkal Majalla" w:cs="Sakkal Majalla"/>
+          <w:color w:val="002060"/>
+          <w:sz w:val="28"/>
+          <w:szCs w:val="28"/>
+        </w:rPr>
+        <w:t xml:space="preserve">IdentityResult object contains a Succeeded property </w:t>
+      </w:r>
+      <w:r>
+        <w:rPr>
+          <w:rFonts w:ascii="Sakkal Majalla" w:hAnsi="Sakkal Majalla" w:cs="Sakkal Majalla"/>
+          <w:sz w:val="28"/>
+          <w:szCs w:val="28"/>
+        </w:rPr>
+        <w:t xml:space="preserve">to indicate </w:t>
+      </w:r>
+      <w:r>
+        <w:rPr>
+          <w:rFonts w:ascii="Sakkal Majalla" w:hAnsi="Sakkal Majalla" w:cs="Sakkal Majalla"/>
+          <w:color w:val="002060"/>
+          <w:sz w:val="28"/>
+          <w:szCs w:val="28"/>
+        </w:rPr>
+        <w:t>whether the operation is successful</w:t>
+      </w:r>
+      <w:r>
+        <w:rPr>
+          <w:rFonts w:ascii="Sakkal Majalla" w:hAnsi="Sakkal Majalla" w:cs="Sakkal Majalla"/>
+          <w:sz w:val="28"/>
+          <w:szCs w:val="28"/>
+        </w:rPr>
+        <w:t>. If the operation is not successful, you can get the error messages by using the Errors property.</w:t>
+      </w:r>
+    </w:p>
+    <w:p>
+      <w:pPr>
+        <w:ind w:left="720" w:firstLine="720"/>
+        <w:rPr>
+          <w:rFonts w:ascii="Sakkal Majalla" w:hAnsi="Sakkal Majalla" w:cs="Sakkal Majalla"/>
+          <w:sz w:val="28"/>
+          <w:szCs w:val="28"/>
+        </w:rPr>
+      </w:pPr>
+      <w:r>
+        <w:rPr>
+          <w:rFonts w:ascii="Sakkal Majalla" w:hAnsi="Sakkal Majalla" w:cs="Sakkal Majalla"/>
+          <w:sz w:val="28"/>
+          <w:szCs w:val="28"/>
+        </w:rPr>
+        <w:t>*******************************************************************</w:t>
+      </w:r>
+    </w:p>
+    <w:p>
+      <w:pPr>
+        <w:autoSpaceDE w:val="0"/>
+        <w:autoSpaceDN w:val="0"/>
+        <w:adjustRightInd w:val="0"/>
+        <w:spacing w:after="0" w:line="240" w:lineRule="auto"/>
+        <w:rPr>
+          <w:rFonts w:ascii="Cascadia Mono" w:hAnsi="Cascadia Mono" w:cs="Cascadia Mono"/>
+          <w:color w:val="000000"/>
+          <w:kern w:val="0"/>
+          <w:sz w:val="19"/>
+          <w:szCs w:val="19"/>
+          <w:highlight w:val="white"/>
+        </w:rPr>
+      </w:pPr>
+      <w:r>
+        <w:rPr>
+          <w:rFonts w:ascii="Cascadia Mono" w:hAnsi="Cascadia Mono" w:cs="Cascadia Mono"/>
+          <w:color w:val="008000"/>
+          <w:kern w:val="0"/>
+          <w:sz w:val="19"/>
+          <w:szCs w:val="19"/>
+          <w:highlight w:val="white"/>
+        </w:rPr>
+        <w:t>// Add the identity model and attach to db context</w:t>
+      </w:r>
+    </w:p>
+    <w:p>
+      <w:pPr>
+        <w:autoSpaceDE w:val="0"/>
+        <w:autoSpaceDN w:val="0"/>
+        <w:adjustRightInd w:val="0"/>
+        <w:spacing w:after="0" w:line="240" w:lineRule="auto"/>
+        <w:rPr>
+          <w:rFonts w:ascii="Cascadia Mono" w:hAnsi="Cascadia Mono" w:cs="Cascadia Mono"/>
+          <w:color w:val="000000"/>
+          <w:kern w:val="0"/>
+          <w:sz w:val="19"/>
+          <w:szCs w:val="19"/>
+          <w:highlight w:val="white"/>
+        </w:rPr>
+      </w:pPr>
+      <w:proofErr w:type="gramStart"/>
+      <w:r>
+        <w:rPr>
+          <w:rFonts w:ascii="Cascadia Mono" w:hAnsi="Cascadia Mono" w:cs="Cascadia Mono"/>
+          <w:color w:val="1F377F"/>
+          <w:kern w:val="0"/>
+          <w:sz w:val="19"/>
+          <w:szCs w:val="19"/>
+          <w:highlight w:val="white"/>
+        </w:rPr>
+        <w:t>builder</w:t>
+      </w:r>
+      <w:r>
+        <w:rPr>
+          <w:rFonts w:ascii="Cascadia Mono" w:hAnsi="Cascadia Mono" w:cs="Cascadia Mono"/>
+          <w:color w:val="000000"/>
+          <w:kern w:val="0"/>
+          <w:sz w:val="19"/>
+          <w:szCs w:val="19"/>
+          <w:highlight w:val="white"/>
+        </w:rPr>
+        <w:t>.Services.</w:t>
+      </w:r>
+      <w:r>
+        <w:rPr>
+          <w:rFonts w:ascii="Cascadia Mono" w:hAnsi="Cascadia Mono" w:cs="Cascadia Mono"/>
+          <w:color w:val="74531F"/>
+          <w:kern w:val="0"/>
+          <w:sz w:val="19"/>
+          <w:szCs w:val="19"/>
+          <w:highlight w:val="white"/>
+        </w:rPr>
+        <w:t>AddIdentityCore</w:t>
+      </w:r>
+      <w:proofErr w:type="gramEnd"/>
+      <w:r>
+        <w:rPr>
+          <w:rFonts w:ascii="Cascadia Mono" w:hAnsi="Cascadia Mono" w:cs="Cascadia Mono"/>
+          <w:color w:val="000000"/>
+          <w:kern w:val="0"/>
+          <w:sz w:val="19"/>
+          <w:szCs w:val="19"/>
+          <w:highlight w:val="white"/>
+        </w:rPr>
+        <w:t>&lt;</w:t>
+      </w:r>
+      <w:r>
+        <w:rPr>
+          <w:rFonts w:ascii="Cascadia Mono" w:hAnsi="Cascadia Mono" w:cs="Cascadia Mono"/>
+          <w:color w:val="2B91AF"/>
+          <w:kern w:val="0"/>
+          <w:sz w:val="19"/>
+          <w:szCs w:val="19"/>
+          <w:highlight w:val="white"/>
+        </w:rPr>
+        <w:t>AppUser</w:t>
+      </w:r>
+      <w:proofErr w:type="gramStart"/>
+      <w:r>
+        <w:rPr>
+          <w:rFonts w:ascii="Cascadia Mono" w:hAnsi="Cascadia Mono" w:cs="Cascadia Mono"/>
+          <w:color w:val="000000"/>
+          <w:kern w:val="0"/>
+          <w:sz w:val="19"/>
+          <w:szCs w:val="19"/>
+          <w:highlight w:val="white"/>
+        </w:rPr>
+        <w:t>&gt;(</w:t>
+      </w:r>
+      <w:proofErr w:type="gramEnd"/>
+      <w:r>
+        <w:rPr>
+          <w:rFonts w:ascii="Cascadia Mono" w:hAnsi="Cascadia Mono" w:cs="Cascadia Mono"/>
+          <w:color w:val="000000"/>
+          <w:kern w:val="0"/>
+          <w:sz w:val="19"/>
+          <w:szCs w:val="19"/>
+          <w:highlight w:val="white"/>
+        </w:rPr>
+        <w:t>)</w:t>
+      </w:r>
+    </w:p>
+    <w:p>
+      <w:pPr>
+        <w:autoSpaceDE w:val="0"/>
+        <w:autoSpaceDN w:val="0"/>
+        <w:adjustRightInd w:val="0"/>
+        <w:spacing w:after="0" w:line="240" w:lineRule="auto"/>
+        <w:rPr>
+          <w:rFonts w:ascii="Cascadia Mono" w:hAnsi="Cascadia Mono" w:cs="Cascadia Mono"/>
+          <w:color w:val="000000"/>
+          <w:kern w:val="0"/>
+          <w:sz w:val="19"/>
+          <w:szCs w:val="19"/>
+          <w:highlight w:val="white"/>
+        </w:rPr>
+      </w:pPr>
+      <w:r>
+        <w:rPr>
+          <w:rFonts w:ascii="Cascadia Mono" w:hAnsi="Cascadia Mono" w:cs="Cascadia Mono"/>
+          <w:color w:val="000000"/>
+          <w:kern w:val="0"/>
+          <w:sz w:val="19"/>
+          <w:szCs w:val="19"/>
+          <w:highlight w:val="white"/>
+        </w:rPr>
+        <w:t xml:space="preserve">    </w:t>
+      </w:r>
+      <w:r>
+        <w:rPr>
+          <w:rFonts w:ascii="Cascadia Mono" w:hAnsi="Cascadia Mono" w:cs="Cascadia Mono"/>
+          <w:color w:val="008000"/>
+          <w:kern w:val="0"/>
+          <w:sz w:val="19"/>
+          <w:szCs w:val="19"/>
+          <w:highlight w:val="white"/>
+        </w:rPr>
+        <w:t>// this is not added by default</w:t>
+      </w:r>
+    </w:p>
+    <w:p>
+      <w:pPr>
+        <w:autoSpaceDE w:val="0"/>
+        <w:autoSpaceDN w:val="0"/>
+        <w:adjustRightInd w:val="0"/>
+        <w:spacing w:after="0" w:line="240" w:lineRule="auto"/>
+        <w:rPr>
+          <w:rFonts w:ascii="Cascadia Mono" w:hAnsi="Cascadia Mono" w:cs="Cascadia Mono"/>
+          <w:color w:val="000000"/>
+          <w:kern w:val="0"/>
+          <w:sz w:val="19"/>
+          <w:szCs w:val="19"/>
+          <w:highlight w:val="white"/>
+        </w:rPr>
+      </w:pPr>
+      <w:r>
+        <w:rPr>
+          <w:rFonts w:ascii="Cascadia Mono" w:hAnsi="Cascadia Mono" w:cs="Cascadia Mono"/>
+          <w:color w:val="000000"/>
+          <w:kern w:val="0"/>
+          <w:sz w:val="19"/>
+          <w:szCs w:val="19"/>
+          <w:highlight w:val="white"/>
+        </w:rPr>
+        <w:t xml:space="preserve">    </w:t>
+      </w:r>
+      <w:proofErr w:type="gramStart"/>
+      <w:r>
+        <w:rPr>
+          <w:rFonts w:ascii="Cascadia Mono" w:hAnsi="Cascadia Mono" w:cs="Cascadia Mono"/>
+          <w:color w:val="000000"/>
+          <w:kern w:val="0"/>
+          <w:sz w:val="19"/>
+          <w:szCs w:val="19"/>
+          <w:highlight w:val="white"/>
+        </w:rPr>
+        <w:t>.</w:t>
+      </w:r>
+      <w:r>
+        <w:rPr>
+          <w:rFonts w:ascii="Cascadia Mono" w:hAnsi="Cascadia Mono" w:cs="Cascadia Mono"/>
+          <w:color w:val="74531F"/>
+          <w:kern w:val="0"/>
+          <w:sz w:val="19"/>
+          <w:szCs w:val="19"/>
+          <w:highlight w:val="white"/>
+        </w:rPr>
+        <w:t>AddSignInManager</w:t>
+      </w:r>
+      <w:proofErr w:type="gramEnd"/>
+      <w:r>
+        <w:rPr>
+          <w:rFonts w:ascii="Cascadia Mono" w:hAnsi="Cascadia Mono" w:cs="Cascadia Mono"/>
+          <w:color w:val="000000"/>
+          <w:kern w:val="0"/>
+          <w:sz w:val="19"/>
+          <w:szCs w:val="19"/>
+          <w:highlight w:val="white"/>
+        </w:rPr>
+        <w:t xml:space="preserve">() </w:t>
+      </w:r>
+      <w:r>
+        <w:rPr>
+          <w:rFonts w:ascii="Cascadia Mono" w:hAnsi="Cascadia Mono" w:cs="Cascadia Mono"/>
+          <w:color w:val="008000"/>
+          <w:kern w:val="0"/>
+          <w:sz w:val="19"/>
+          <w:szCs w:val="19"/>
+          <w:highlight w:val="white"/>
+        </w:rPr>
+        <w:t>//</w:t>
+      </w:r>
+    </w:p>
+    <w:p>
+      <w:pPr>
+        <w:autoSpaceDE w:val="0"/>
+        <w:autoSpaceDN w:val="0"/>
+        <w:adjustRightInd w:val="0"/>
+        <w:spacing w:after="0" w:line="240" w:lineRule="auto"/>
+        <w:rPr>
+          <w:rFonts w:ascii="Cascadia Mono" w:hAnsi="Cascadia Mono" w:cs="Cascadia Mono"/>
+          <w:color w:val="000000"/>
+          <w:kern w:val="0"/>
+          <w:sz w:val="19"/>
+          <w:szCs w:val="19"/>
+          <w:highlight w:val="white"/>
+        </w:rPr>
+      </w:pPr>
+      <w:r>
+        <w:rPr>
+          <w:rFonts w:ascii="Cascadia Mono" w:hAnsi="Cascadia Mono" w:cs="Cascadia Mono"/>
+          <w:color w:val="000000"/>
+          <w:kern w:val="0"/>
+          <w:sz w:val="19"/>
+          <w:szCs w:val="19"/>
+          <w:highlight w:val="white"/>
+        </w:rPr>
+        <w:t xml:space="preserve">    </w:t>
+      </w:r>
+      <w:r>
+        <w:rPr>
+          <w:rFonts w:ascii="Cascadia Mono" w:hAnsi="Cascadia Mono" w:cs="Cascadia Mono"/>
+          <w:color w:val="008000"/>
+          <w:kern w:val="0"/>
+          <w:sz w:val="19"/>
+          <w:szCs w:val="19"/>
+          <w:highlight w:val="white"/>
+        </w:rPr>
+        <w:t>/</w:t>
+      </w:r>
+      <w:proofErr w:type="gramStart"/>
+      <w:r>
+        <w:rPr>
+          <w:rFonts w:ascii="Cascadia Mono" w:hAnsi="Cascadia Mono" w:cs="Cascadia Mono"/>
+          <w:color w:val="008000"/>
+          <w:kern w:val="0"/>
+          <w:sz w:val="19"/>
+          <w:szCs w:val="19"/>
+          <w:highlight w:val="white"/>
+        </w:rPr>
+        <w:t>/  If</w:t>
+      </w:r>
+      <w:proofErr w:type="gramEnd"/>
+      <w:r>
+        <w:rPr>
+          <w:rFonts w:ascii="Cascadia Mono" w:hAnsi="Cascadia Mono" w:cs="Cascadia Mono"/>
+          <w:color w:val="008000"/>
+          <w:kern w:val="0"/>
+          <w:sz w:val="19"/>
+          <w:szCs w:val="19"/>
+          <w:highlight w:val="white"/>
+        </w:rPr>
+        <w:t xml:space="preserve"> you use the </w:t>
+      </w:r>
+      <w:proofErr w:type="gramStart"/>
+      <w:r>
+        <w:rPr>
+          <w:rFonts w:ascii="Cascadia Mono" w:hAnsi="Cascadia Mono" w:cs="Cascadia Mono"/>
+          <w:color w:val="008000"/>
+          <w:kern w:val="0"/>
+          <w:sz w:val="19"/>
+          <w:szCs w:val="19"/>
+          <w:highlight w:val="white"/>
+        </w:rPr>
+        <w:t>AddIdentity(</w:t>
+      </w:r>
+      <w:proofErr w:type="gramEnd"/>
+      <w:r>
+        <w:rPr>
+          <w:rFonts w:ascii="Cascadia Mono" w:hAnsi="Cascadia Mono" w:cs="Cascadia Mono"/>
+          <w:color w:val="008000"/>
+          <w:kern w:val="0"/>
+          <w:sz w:val="19"/>
+          <w:szCs w:val="19"/>
+          <w:highlight w:val="white"/>
+        </w:rPr>
+        <w:t xml:space="preserve">) method, you do not need to call the </w:t>
+      </w:r>
+      <w:proofErr w:type="gramStart"/>
+      <w:r>
+        <w:rPr>
+          <w:rFonts w:ascii="Cascadia Mono" w:hAnsi="Cascadia Mono" w:cs="Cascadia Mono"/>
+          <w:color w:val="008000"/>
+          <w:kern w:val="0"/>
+          <w:sz w:val="19"/>
+          <w:szCs w:val="19"/>
+          <w:highlight w:val="white"/>
+        </w:rPr>
+        <w:t>AddRoles(</w:t>
+      </w:r>
+      <w:proofErr w:type="gramEnd"/>
+      <w:r>
+        <w:rPr>
+          <w:rFonts w:ascii="Cascadia Mono" w:hAnsi="Cascadia Mono" w:cs="Cascadia Mono"/>
+          <w:color w:val="008000"/>
+          <w:kern w:val="0"/>
+          <w:sz w:val="19"/>
+          <w:szCs w:val="19"/>
+          <w:highlight w:val="white"/>
+        </w:rPr>
+        <w:t xml:space="preserve">) method. </w:t>
+      </w:r>
+    </w:p>
+    <w:p>
+      <w:pPr>
+        <w:autoSpaceDE w:val="0"/>
+        <w:autoSpaceDN w:val="0"/>
+        <w:adjustRightInd w:val="0"/>
+        <w:spacing w:after="0" w:line="240" w:lineRule="auto"/>
+        <w:rPr>
+          <w:rFonts w:ascii="Cascadia Mono" w:hAnsi="Cascadia Mono" w:cs="Cascadia Mono"/>
+          <w:color w:val="000000"/>
+          <w:kern w:val="0"/>
+          <w:sz w:val="19"/>
+          <w:szCs w:val="19"/>
+          <w:highlight w:val="white"/>
+        </w:rPr>
+      </w:pPr>
+      <w:r>
+        <w:rPr>
+          <w:rFonts w:ascii="Cascadia Mono" w:hAnsi="Cascadia Mono" w:cs="Cascadia Mono"/>
+          <w:color w:val="000000"/>
+          <w:kern w:val="0"/>
+          <w:sz w:val="19"/>
+          <w:szCs w:val="19"/>
+          <w:highlight w:val="white"/>
+        </w:rPr>
+        <w:t xml:space="preserve">    </w:t>
+      </w:r>
+      <w:r>
+        <w:rPr>
+          <w:rFonts w:ascii="Cascadia Mono" w:hAnsi="Cascadia Mono" w:cs="Cascadia Mono"/>
+          <w:color w:val="008000"/>
+          <w:kern w:val="0"/>
+          <w:sz w:val="19"/>
+          <w:szCs w:val="19"/>
+          <w:highlight w:val="white"/>
+        </w:rPr>
+        <w:t xml:space="preserve">// The </w:t>
+      </w:r>
+      <w:proofErr w:type="gramStart"/>
+      <w:r>
+        <w:rPr>
+          <w:rFonts w:ascii="Cascadia Mono" w:hAnsi="Cascadia Mono" w:cs="Cascadia Mono"/>
+          <w:color w:val="008000"/>
+          <w:kern w:val="0"/>
+          <w:sz w:val="19"/>
+          <w:szCs w:val="19"/>
+          <w:highlight w:val="white"/>
+        </w:rPr>
+        <w:t>AddIdentity(</w:t>
+      </w:r>
+      <w:proofErr w:type="gramEnd"/>
+      <w:r>
+        <w:rPr>
+          <w:rFonts w:ascii="Cascadia Mono" w:hAnsi="Cascadia Mono" w:cs="Cascadia Mono"/>
+          <w:color w:val="008000"/>
+          <w:kern w:val="0"/>
+          <w:sz w:val="19"/>
+          <w:szCs w:val="19"/>
+          <w:highlight w:val="white"/>
+        </w:rPr>
+        <w:t xml:space="preserve">) method will call the </w:t>
+      </w:r>
+      <w:proofErr w:type="gramStart"/>
+      <w:r>
+        <w:rPr>
+          <w:rFonts w:ascii="Cascadia Mono" w:hAnsi="Cascadia Mono" w:cs="Cascadia Mono"/>
+          <w:color w:val="008000"/>
+          <w:kern w:val="0"/>
+          <w:sz w:val="19"/>
+          <w:szCs w:val="19"/>
+          <w:highlight w:val="white"/>
+        </w:rPr>
+        <w:t>AddRoles(</w:t>
+      </w:r>
+      <w:proofErr w:type="gramEnd"/>
+      <w:r>
+        <w:rPr>
+          <w:rFonts w:ascii="Cascadia Mono" w:hAnsi="Cascadia Mono" w:cs="Cascadia Mono"/>
+          <w:color w:val="008000"/>
+          <w:kern w:val="0"/>
+          <w:sz w:val="19"/>
+          <w:szCs w:val="19"/>
+          <w:highlight w:val="white"/>
+        </w:rPr>
+        <w:t>) method internally.</w:t>
+      </w:r>
+    </w:p>
+    <w:p>
+      <w:pPr>
+        <w:autoSpaceDE w:val="0"/>
+        <w:autoSpaceDN w:val="0"/>
+        <w:adjustRightInd w:val="0"/>
+        <w:spacing w:after="0" w:line="240" w:lineRule="auto"/>
+        <w:rPr>
+          <w:rFonts w:ascii="Cascadia Mono" w:hAnsi="Cascadia Mono" w:cs="Cascadia Mono"/>
+          <w:color w:val="000000"/>
+          <w:kern w:val="0"/>
+          <w:sz w:val="19"/>
+          <w:szCs w:val="19"/>
+          <w:highlight w:val="white"/>
+        </w:rPr>
+      </w:pPr>
+      <w:r>
+        <w:rPr>
+          <w:rFonts w:ascii="Cascadia Mono" w:hAnsi="Cascadia Mono" w:cs="Cascadia Mono"/>
+          <w:color w:val="000000"/>
+          <w:kern w:val="0"/>
+          <w:sz w:val="19"/>
+          <w:szCs w:val="19"/>
+          <w:highlight w:val="white"/>
+        </w:rPr>
+        <w:t xml:space="preserve">    </w:t>
+      </w:r>
+      <w:proofErr w:type="gramStart"/>
+      <w:r>
+        <w:rPr>
+          <w:rFonts w:ascii="Cascadia Mono" w:hAnsi="Cascadia Mono" w:cs="Cascadia Mono"/>
+          <w:color w:val="000000"/>
+          <w:kern w:val="0"/>
+          <w:sz w:val="19"/>
+          <w:szCs w:val="19"/>
+          <w:highlight w:val="white"/>
+        </w:rPr>
+        <w:t>.</w:t>
+      </w:r>
+      <w:r>
+        <w:rPr>
+          <w:rFonts w:ascii="Cascadia Mono" w:hAnsi="Cascadia Mono" w:cs="Cascadia Mono"/>
+          <w:color w:val="74531F"/>
+          <w:kern w:val="0"/>
+          <w:sz w:val="19"/>
+          <w:szCs w:val="19"/>
+          <w:highlight w:val="white"/>
+        </w:rPr>
+        <w:t>AddRoles</w:t>
+      </w:r>
+      <w:proofErr w:type="gramEnd"/>
+      <w:r>
+        <w:rPr>
+          <w:rFonts w:ascii="Cascadia Mono" w:hAnsi="Cascadia Mono" w:cs="Cascadia Mono"/>
+          <w:color w:val="000000"/>
+          <w:kern w:val="0"/>
+          <w:sz w:val="19"/>
+          <w:szCs w:val="19"/>
+          <w:highlight w:val="white"/>
+        </w:rPr>
+        <w:t>&lt;</w:t>
+      </w:r>
+      <w:r>
+        <w:rPr>
+          <w:rFonts w:ascii="Cascadia Mono" w:hAnsi="Cascadia Mono" w:cs="Cascadia Mono"/>
+          <w:color w:val="2B91AF"/>
+          <w:kern w:val="0"/>
+          <w:sz w:val="19"/>
+          <w:szCs w:val="19"/>
+          <w:highlight w:val="white"/>
+        </w:rPr>
+        <w:t>IdentityRole</w:t>
+      </w:r>
+      <w:proofErr w:type="gramStart"/>
+      <w:r>
+        <w:rPr>
+          <w:rFonts w:ascii="Cascadia Mono" w:hAnsi="Cascadia Mono" w:cs="Cascadia Mono"/>
+          <w:color w:val="000000"/>
+          <w:kern w:val="0"/>
+          <w:sz w:val="19"/>
+          <w:szCs w:val="19"/>
+          <w:highlight w:val="white"/>
+        </w:rPr>
+        <w:t>&gt;(</w:t>
+      </w:r>
+      <w:proofErr w:type="gramEnd"/>
+      <w:r>
+        <w:rPr>
+          <w:rFonts w:ascii="Cascadia Mono" w:hAnsi="Cascadia Mono" w:cs="Cascadia Mono"/>
+          <w:color w:val="000000"/>
+          <w:kern w:val="0"/>
+          <w:sz w:val="19"/>
+          <w:szCs w:val="19"/>
+          <w:highlight w:val="white"/>
+        </w:rPr>
+        <w:t>)</w:t>
+      </w:r>
+    </w:p>
+    <w:p>
+      <w:pPr>
+        <w:autoSpaceDE w:val="0"/>
+        <w:autoSpaceDN w:val="0"/>
+        <w:adjustRightInd w:val="0"/>
+        <w:spacing w:after="0" w:line="240" w:lineRule="auto"/>
+        <w:rPr>
+          <w:rFonts w:ascii="Cascadia Mono" w:hAnsi="Cascadia Mono" w:cs="Cascadia Mono"/>
+          <w:color w:val="000000"/>
+          <w:kern w:val="0"/>
+          <w:sz w:val="19"/>
+          <w:szCs w:val="19"/>
+          <w:highlight w:val="white"/>
+        </w:rPr>
+      </w:pPr>
+      <w:r>
+        <w:rPr>
+          <w:rFonts w:ascii="Cascadia Mono" w:hAnsi="Cascadia Mono" w:cs="Cascadia Mono"/>
+          <w:color w:val="000000"/>
+          <w:kern w:val="0"/>
+          <w:sz w:val="19"/>
+          <w:szCs w:val="19"/>
+          <w:highlight w:val="white"/>
+        </w:rPr>
+        <w:t xml:space="preserve">    </w:t>
+      </w:r>
+      <w:proofErr w:type="gramStart"/>
+      <w:r>
+        <w:rPr>
+          <w:rFonts w:ascii="Cascadia Mono" w:hAnsi="Cascadia Mono" w:cs="Cascadia Mono"/>
+          <w:color w:val="000000"/>
+          <w:kern w:val="0"/>
+          <w:sz w:val="19"/>
+          <w:szCs w:val="19"/>
+          <w:highlight w:val="white"/>
+        </w:rPr>
+        <w:t>.</w:t>
+      </w:r>
+      <w:r>
+        <w:rPr>
+          <w:rFonts w:ascii="Cascadia Mono" w:hAnsi="Cascadia Mono" w:cs="Cascadia Mono"/>
+          <w:color w:val="74531F"/>
+          <w:kern w:val="0"/>
+          <w:sz w:val="19"/>
+          <w:szCs w:val="19"/>
+          <w:highlight w:val="white"/>
+        </w:rPr>
+        <w:t>AddEntityFrameworkStores</w:t>
+      </w:r>
+      <w:proofErr w:type="gramEnd"/>
+      <w:r>
+        <w:rPr>
+          <w:rFonts w:ascii="Cascadia Mono" w:hAnsi="Cascadia Mono" w:cs="Cascadia Mono"/>
+          <w:color w:val="000000"/>
+          <w:kern w:val="0"/>
+          <w:sz w:val="19"/>
+          <w:szCs w:val="19"/>
+          <w:highlight w:val="white"/>
+        </w:rPr>
+        <w:t>&lt;</w:t>
+      </w:r>
+      <w:r>
+        <w:rPr>
+          <w:rFonts w:ascii="Cascadia Mono" w:hAnsi="Cascadia Mono" w:cs="Cascadia Mono"/>
+          <w:color w:val="2B91AF"/>
+          <w:kern w:val="0"/>
+          <w:sz w:val="19"/>
+          <w:szCs w:val="19"/>
+          <w:highlight w:val="white"/>
+        </w:rPr>
+        <w:t>AppDbContext</w:t>
+      </w:r>
+      <w:proofErr w:type="gramStart"/>
+      <w:r>
+        <w:rPr>
+          <w:rFonts w:ascii="Cascadia Mono" w:hAnsi="Cascadia Mono" w:cs="Cascadia Mono"/>
+          <w:color w:val="000000"/>
+          <w:kern w:val="0"/>
+          <w:sz w:val="19"/>
+          <w:szCs w:val="19"/>
+          <w:highlight w:val="white"/>
+        </w:rPr>
+        <w:t>&gt;(</w:t>
+      </w:r>
+      <w:proofErr w:type="gramEnd"/>
+      <w:r>
+        <w:rPr>
+          <w:rFonts w:ascii="Cascadia Mono" w:hAnsi="Cascadia Mono" w:cs="Cascadia Mono"/>
+          <w:color w:val="000000"/>
+          <w:kern w:val="0"/>
+          <w:sz w:val="19"/>
+          <w:szCs w:val="19"/>
+          <w:highlight w:val="white"/>
+        </w:rPr>
+        <w:t>)</w:t>
+      </w:r>
+    </w:p>
+    <w:p>
+      <w:pPr>
+        <w:autoSpaceDE w:val="0"/>
+        <w:autoSpaceDN w:val="0"/>
+        <w:adjustRightInd w:val="0"/>
+        <w:spacing w:after="0" w:line="240" w:lineRule="auto"/>
+        <w:rPr>
+          <w:rFonts w:ascii="Cascadia Mono" w:hAnsi="Cascadia Mono" w:cs="Cascadia Mono"/>
+          <w:color w:val="000000"/>
+          <w:kern w:val="0"/>
+          <w:sz w:val="19"/>
+          <w:szCs w:val="19"/>
+          <w:highlight w:val="white"/>
+        </w:rPr>
+      </w:pPr>
+      <w:r>
+        <w:rPr>
+          <w:rFonts w:ascii="Cascadia Mono" w:hAnsi="Cascadia Mono" w:cs="Cascadia Mono"/>
+          <w:color w:val="000000"/>
+          <w:kern w:val="0"/>
+          <w:sz w:val="19"/>
+          <w:szCs w:val="19"/>
+          <w:highlight w:val="white"/>
+        </w:rPr>
+        <w:t xml:space="preserve">    </w:t>
+      </w:r>
+      <w:proofErr w:type="gramStart"/>
+      <w:r>
+        <w:rPr>
+          <w:rFonts w:ascii="Cascadia Mono" w:hAnsi="Cascadia Mono" w:cs="Cascadia Mono"/>
+          <w:color w:val="000000"/>
+          <w:kern w:val="0"/>
+          <w:sz w:val="19"/>
+          <w:szCs w:val="19"/>
+          <w:highlight w:val="white"/>
+        </w:rPr>
+        <w:t>.</w:t>
+      </w:r>
+      <w:r>
+        <w:rPr>
+          <w:rFonts w:ascii="Cascadia Mono" w:hAnsi="Cascadia Mono" w:cs="Cascadia Mono"/>
+          <w:color w:val="74531F"/>
+          <w:kern w:val="0"/>
+          <w:sz w:val="19"/>
+          <w:szCs w:val="19"/>
+          <w:highlight w:val="white"/>
+        </w:rPr>
+        <w:t>AddDefaultTokenProviders</w:t>
+      </w:r>
+      <w:proofErr w:type="gramEnd"/>
+      <w:r>
+        <w:rPr>
+          <w:rFonts w:ascii="Cascadia Mono" w:hAnsi="Cascadia Mono" w:cs="Cascadia Mono"/>
+          <w:color w:val="000000"/>
+          <w:kern w:val="0"/>
+          <w:sz w:val="19"/>
+          <w:szCs w:val="19"/>
+          <w:highlight w:val="white"/>
+        </w:rPr>
+        <w:t>();</w:t>
+      </w:r>
+    </w:p>
+    <w:p>
+      <w:pPr>
+        <w:ind w:left="720" w:firstLine="720"/>
+        <w:rPr>
+          <w:rFonts w:ascii="Cascadia Mono" w:hAnsi="Cascadia Mono" w:cs="Cascadia Mono"/>
+          <w:color w:val="000000"/>
+          <w:kern w:val="0"/>
+          <w:sz w:val="19"/>
+          <w:szCs w:val="19"/>
+        </w:rPr>
+      </w:pPr>
+      <w:r>
+        <w:rPr>
+          <w:rFonts w:ascii="Cascadia Mono" w:hAnsi="Cascadia Mono" w:cs="Cascadia Mono"/>
+          <w:color w:val="000000"/>
+          <w:kern w:val="0"/>
+          <w:sz w:val="19"/>
+          <w:szCs w:val="19"/>
+        </w:rPr>
+        <w:t>--------------------------------------------------------</w:t>
+      </w:r>
+    </w:p>
+    <w:p>
+      <w:pPr>
+        <w:autoSpaceDE w:val="0"/>
+        <w:autoSpaceDN w:val="0"/>
+        <w:adjustRightInd w:val="0"/>
+        <w:spacing w:after="0" w:line="240" w:lineRule="auto"/>
+        <w:rPr>
+          <w:rFonts w:ascii="Cascadia Mono" w:hAnsi="Cascadia Mono" w:cs="Cascadia Mono"/>
+          <w:color w:val="000000"/>
+          <w:kern w:val="0"/>
+          <w:sz w:val="19"/>
+          <w:szCs w:val="19"/>
+          <w:highlight w:val="white"/>
+        </w:rPr>
+      </w:pPr>
+      <w:r>
+        <w:rPr>
+          <w:rFonts w:ascii="Cascadia Mono" w:hAnsi="Cascadia Mono" w:cs="Cascadia Mono"/>
+          <w:color w:val="000000"/>
+          <w:kern w:val="0"/>
+          <w:sz w:val="19"/>
+          <w:szCs w:val="19"/>
+          <w:highlight w:val="white"/>
+        </w:rPr>
+        <w:t>[</w:t>
+      </w:r>
+      <w:r>
+        <w:rPr>
+          <w:rFonts w:ascii="Cascadia Mono" w:hAnsi="Cascadia Mono" w:cs="Cascadia Mono"/>
+          <w:color w:val="2B91AF"/>
+          <w:kern w:val="0"/>
+          <w:sz w:val="19"/>
+          <w:szCs w:val="19"/>
+          <w:highlight w:val="white"/>
+        </w:rPr>
+        <w:t>HttpPost</w:t>
+      </w:r>
+      <w:r>
+        <w:rPr>
+          <w:rFonts w:ascii="Cascadia Mono" w:hAnsi="Cascadia Mono" w:cs="Cascadia Mono"/>
+          <w:color w:val="000000"/>
+          <w:kern w:val="0"/>
+          <w:sz w:val="19"/>
+          <w:szCs w:val="19"/>
+          <w:highlight w:val="white"/>
+        </w:rPr>
+        <w:t>(</w:t>
+      </w:r>
+      <w:r>
+        <w:rPr>
+          <w:rFonts w:ascii="Cascadia Mono" w:hAnsi="Cascadia Mono" w:cs="Cascadia Mono"/>
+          <w:color w:val="A31515"/>
+          <w:kern w:val="0"/>
+          <w:sz w:val="19"/>
+          <w:szCs w:val="19"/>
+          <w:highlight w:val="white"/>
+        </w:rPr>
+        <w:t>"login"</w:t>
+      </w:r>
+      <w:r>
+        <w:rPr>
+          <w:rFonts w:ascii="Cascadia Mono" w:hAnsi="Cascadia Mono" w:cs="Cascadia Mono"/>
+          <w:color w:val="000000"/>
+          <w:kern w:val="0"/>
+          <w:sz w:val="19"/>
+          <w:szCs w:val="19"/>
+          <w:highlight w:val="white"/>
+        </w:rPr>
+        <w:t>)]</w:t>
+      </w:r>
+    </w:p>
+    <w:p>
+      <w:pPr>
+        <w:autoSpaceDE w:val="0"/>
+        <w:autoSpaceDN w:val="0"/>
+        <w:adjustRightInd w:val="0"/>
+        <w:spacing w:after="0" w:line="240" w:lineRule="auto"/>
+        <w:rPr>
+          <w:rFonts w:ascii="Cascadia Mono" w:hAnsi="Cascadia Mono" w:cs="Cascadia Mono"/>
+          <w:color w:val="000000"/>
+          <w:kern w:val="0"/>
+          <w:sz w:val="19"/>
+          <w:szCs w:val="19"/>
+          <w:highlight w:val="white"/>
+        </w:rPr>
+      </w:pPr>
+      <w:r>
+        <w:rPr>
+          <w:rFonts w:ascii="Cascadia Mono" w:hAnsi="Cascadia Mono" w:cs="Cascadia Mono"/>
+          <w:color w:val="0000FF"/>
+          <w:kern w:val="0"/>
+          <w:sz w:val="19"/>
+          <w:szCs w:val="19"/>
+          <w:highlight w:val="white"/>
+        </w:rPr>
+        <w:t>public</w:t>
+      </w:r>
+      <w:r>
+        <w:rPr>
+          <w:rFonts w:ascii="Cascadia Mono" w:hAnsi="Cascadia Mono" w:cs="Cascadia Mono"/>
+          <w:color w:val="000000"/>
+          <w:kern w:val="0"/>
+          <w:sz w:val="19"/>
+          <w:szCs w:val="19"/>
+          <w:highlight w:val="white"/>
+        </w:rPr>
+        <w:t xml:space="preserve"> </w:t>
+      </w:r>
+      <w:r>
+        <w:rPr>
+          <w:rFonts w:ascii="Cascadia Mono" w:hAnsi="Cascadia Mono" w:cs="Cascadia Mono"/>
+          <w:color w:val="0000FF"/>
+          <w:kern w:val="0"/>
+          <w:sz w:val="19"/>
+          <w:szCs w:val="19"/>
+          <w:highlight w:val="white"/>
+        </w:rPr>
+        <w:t>async</w:t>
+      </w:r>
+      <w:r>
+        <w:rPr>
+          <w:rFonts w:ascii="Cascadia Mono" w:hAnsi="Cascadia Mono" w:cs="Cascadia Mono"/>
+          <w:color w:val="000000"/>
+          <w:kern w:val="0"/>
+          <w:sz w:val="19"/>
+          <w:szCs w:val="19"/>
+          <w:highlight w:val="white"/>
+        </w:rPr>
+        <w:t xml:space="preserve"> </w:t>
+      </w:r>
+      <w:r>
+        <w:rPr>
+          <w:rFonts w:ascii="Cascadia Mono" w:hAnsi="Cascadia Mono" w:cs="Cascadia Mono"/>
+          <w:color w:val="2B91AF"/>
+          <w:kern w:val="0"/>
+          <w:sz w:val="19"/>
+          <w:szCs w:val="19"/>
+          <w:highlight w:val="white"/>
+        </w:rPr>
+        <w:t>Task</w:t>
+      </w:r>
+      <w:r>
+        <w:rPr>
+          <w:rFonts w:ascii="Cascadia Mono" w:hAnsi="Cascadia Mono" w:cs="Cascadia Mono"/>
+          <w:color w:val="000000"/>
+          <w:kern w:val="0"/>
+          <w:sz w:val="19"/>
+          <w:szCs w:val="19"/>
+          <w:highlight w:val="white"/>
+        </w:rPr>
+        <w:t>&lt;</w:t>
+      </w:r>
+      <w:r>
+        <w:rPr>
+          <w:rFonts w:ascii="Cascadia Mono" w:hAnsi="Cascadia Mono" w:cs="Cascadia Mono"/>
+          <w:color w:val="2B91AF"/>
+          <w:kern w:val="0"/>
+          <w:sz w:val="19"/>
+          <w:szCs w:val="19"/>
+          <w:highlight w:val="white"/>
+        </w:rPr>
+        <w:t>IActionResult</w:t>
+      </w:r>
+      <w:r>
+        <w:rPr>
+          <w:rFonts w:ascii="Cascadia Mono" w:hAnsi="Cascadia Mono" w:cs="Cascadia Mono"/>
+          <w:color w:val="000000"/>
+          <w:kern w:val="0"/>
+          <w:sz w:val="19"/>
+          <w:szCs w:val="19"/>
+          <w:highlight w:val="white"/>
+        </w:rPr>
+        <w:t xml:space="preserve">&gt; </w:t>
+      </w:r>
+      <w:r>
+        <w:rPr>
+          <w:rFonts w:ascii="Cascadia Mono" w:hAnsi="Cascadia Mono" w:cs="Cascadia Mono"/>
+          <w:color w:val="74531F"/>
+          <w:kern w:val="0"/>
+          <w:sz w:val="19"/>
+          <w:szCs w:val="19"/>
+          <w:highlight w:val="white"/>
+        </w:rPr>
+        <w:t>Login</w:t>
+      </w:r>
+      <w:r>
+        <w:rPr>
+          <w:rFonts w:ascii="Cascadia Mono" w:hAnsi="Cascadia Mono" w:cs="Cascadia Mono"/>
+          <w:color w:val="000000"/>
+          <w:kern w:val="0"/>
+          <w:sz w:val="19"/>
+          <w:szCs w:val="19"/>
+          <w:highlight w:val="white"/>
+        </w:rPr>
+        <w:t>([</w:t>
+      </w:r>
+      <w:r>
+        <w:rPr>
+          <w:rFonts w:ascii="Cascadia Mono" w:hAnsi="Cascadia Mono" w:cs="Cascadia Mono"/>
+          <w:color w:val="2B91AF"/>
+          <w:kern w:val="0"/>
+          <w:sz w:val="19"/>
+          <w:szCs w:val="19"/>
+          <w:highlight w:val="white"/>
+        </w:rPr>
+        <w:t>FromBody</w:t>
+      </w:r>
+      <w:r>
+        <w:rPr>
+          <w:rFonts w:ascii="Cascadia Mono" w:hAnsi="Cascadia Mono" w:cs="Cascadia Mono"/>
+          <w:color w:val="000000"/>
+          <w:kern w:val="0"/>
+          <w:sz w:val="19"/>
+          <w:szCs w:val="19"/>
+          <w:highlight w:val="white"/>
+        </w:rPr>
+        <w:t xml:space="preserve">] </w:t>
+      </w:r>
+      <w:r>
+        <w:rPr>
+          <w:rFonts w:ascii="Cascadia Mono" w:hAnsi="Cascadia Mono" w:cs="Cascadia Mono"/>
+          <w:color w:val="2B91AF"/>
+          <w:kern w:val="0"/>
+          <w:sz w:val="19"/>
+          <w:szCs w:val="19"/>
+          <w:highlight w:val="white"/>
+        </w:rPr>
+        <w:t>LoginModel</w:t>
+      </w:r>
+      <w:r>
+        <w:rPr>
+          <w:rFonts w:ascii="Cascadia Mono" w:hAnsi="Cascadia Mono" w:cs="Cascadia Mono"/>
+          <w:color w:val="000000"/>
+          <w:kern w:val="0"/>
+          <w:sz w:val="19"/>
+          <w:szCs w:val="19"/>
+          <w:highlight w:val="white"/>
+        </w:rPr>
+        <w:t xml:space="preserve"> </w:t>
+      </w:r>
+      <w:r>
+        <w:rPr>
+          <w:rFonts w:ascii="Cascadia Mono" w:hAnsi="Cascadia Mono" w:cs="Cascadia Mono"/>
+          <w:color w:val="1F377F"/>
+          <w:kern w:val="0"/>
+          <w:sz w:val="19"/>
+          <w:szCs w:val="19"/>
+          <w:highlight w:val="white"/>
+        </w:rPr>
+        <w:t>model</w:t>
+      </w:r>
+      <w:r>
+        <w:rPr>
+          <w:rFonts w:ascii="Cascadia Mono" w:hAnsi="Cascadia Mono" w:cs="Cascadia Mono"/>
+          <w:color w:val="000000"/>
+          <w:kern w:val="0"/>
+          <w:sz w:val="19"/>
+          <w:szCs w:val="19"/>
+          <w:highlight w:val="white"/>
+        </w:rPr>
+        <w:t>)</w:t>
+      </w:r>
+    </w:p>
+    <w:p>
+      <w:pPr>
+        <w:autoSpaceDE w:val="0"/>
+        <w:autoSpaceDN w:val="0"/>
+        <w:adjustRightInd w:val="0"/>
+        <w:spacing w:after="0" w:line="240" w:lineRule="auto"/>
+        <w:rPr>
+          <w:rFonts w:ascii="Cascadia Mono" w:hAnsi="Cascadia Mono" w:cs="Cascadia Mono"/>
+          <w:color w:val="000000"/>
+          <w:kern w:val="0"/>
+          <w:sz w:val="19"/>
+          <w:szCs w:val="19"/>
+          <w:highlight w:val="white"/>
+        </w:rPr>
+      </w:pPr>
+      <w:r>
+        <w:rPr>
+          <w:rFonts w:ascii="Cascadia Mono" w:hAnsi="Cascadia Mono" w:cs="Cascadia Mono"/>
+          <w:color w:val="000000"/>
+          <w:kern w:val="0"/>
+          <w:sz w:val="19"/>
+          <w:szCs w:val="19"/>
+          <w:highlight w:val="white"/>
+        </w:rPr>
+        <w:t>{</w:t>
+      </w:r>
+    </w:p>
+    <w:p>
+      <w:pPr>
+        <w:autoSpaceDE w:val="0"/>
+        <w:autoSpaceDN w:val="0"/>
+        <w:adjustRightInd w:val="0"/>
+        <w:spacing w:after="0" w:line="240" w:lineRule="auto"/>
+        <w:rPr>
+          <w:rFonts w:ascii="Cascadia Mono" w:hAnsi="Cascadia Mono" w:cs="Cascadia Mono"/>
+          <w:color w:val="008000"/>
+          <w:kern w:val="0"/>
+          <w:sz w:val="19"/>
+          <w:szCs w:val="19"/>
+          <w:highlight w:val="white"/>
+        </w:rPr>
+      </w:pPr>
+      <w:r>
+        <w:rPr>
+          <w:rFonts w:ascii="Cascadia Mono" w:hAnsi="Cascadia Mono" w:cs="Cascadia Mono"/>
+          <w:color w:val="000000"/>
+          <w:kern w:val="0"/>
+          <w:sz w:val="19"/>
+          <w:szCs w:val="19"/>
+          <w:highlight w:val="white"/>
+        </w:rPr>
+        <w:t xml:space="preserve">    </w:t>
+      </w:r>
+      <w:r>
+        <w:rPr>
+          <w:rFonts w:ascii="Cascadia Mono" w:hAnsi="Cascadia Mono" w:cs="Cascadia Mono"/>
+          <w:color w:val="008000"/>
+          <w:kern w:val="0"/>
+          <w:sz w:val="19"/>
+          <w:szCs w:val="19"/>
+          <w:highlight w:val="white"/>
+        </w:rPr>
+        <w:t>// Get the secret in the configuration</w:t>
+      </w:r>
+    </w:p>
+    <w:p>
+      <w:pPr>
+        <w:autoSpaceDE w:val="0"/>
+        <w:autoSpaceDN w:val="0"/>
+        <w:adjustRightInd w:val="0"/>
+        <w:spacing w:after="0" w:line="240" w:lineRule="auto"/>
+        <w:rPr>
+          <w:rFonts w:ascii="Cascadia Mono" w:hAnsi="Cascadia Mono" w:cs="Cascadia Mono"/>
+          <w:color w:val="008000"/>
+          <w:kern w:val="0"/>
+          <w:sz w:val="19"/>
+          <w:szCs w:val="19"/>
+          <w:highlight w:val="white"/>
+        </w:rPr>
+      </w:pPr>
+      <w:r>
+        <w:rPr>
+          <w:rFonts w:ascii="Cascadia Mono" w:hAnsi="Cascadia Mono" w:cs="Cascadia Mono"/>
+          <w:color w:val="000000"/>
+          <w:kern w:val="0"/>
+          <w:sz w:val="19"/>
+          <w:szCs w:val="19"/>
+          <w:highlight w:val="white"/>
+        </w:rPr>
+        <w:t xml:space="preserve">    </w:t>
+      </w:r>
+      <w:r>
+        <w:rPr>
+          <w:rFonts w:ascii="Cascadia Mono" w:hAnsi="Cascadia Mono" w:cs="Cascadia Mono"/>
+          <w:color w:val="008000"/>
+          <w:kern w:val="0"/>
+          <w:sz w:val="19"/>
+          <w:szCs w:val="19"/>
+          <w:highlight w:val="white"/>
+        </w:rPr>
+        <w:t>// Check if the model is valid</w:t>
+      </w:r>
+    </w:p>
+    <w:p>
+      <w:pPr>
+        <w:autoSpaceDE w:val="0"/>
+        <w:autoSpaceDN w:val="0"/>
+        <w:adjustRightInd w:val="0"/>
+        <w:spacing w:after="0" w:line="240" w:lineRule="auto"/>
+        <w:rPr>
+          <w:rFonts w:ascii="Cascadia Mono" w:hAnsi="Cascadia Mono" w:cs="Cascadia Mono"/>
+          <w:color w:val="000000"/>
+          <w:kern w:val="0"/>
+          <w:sz w:val="19"/>
+          <w:szCs w:val="19"/>
+          <w:highlight w:val="white"/>
+        </w:rPr>
+      </w:pPr>
+      <w:r>
+        <w:rPr>
+          <w:rFonts w:ascii="Cascadia Mono" w:hAnsi="Cascadia Mono" w:cs="Cascadia Mono"/>
+          <w:color w:val="000000"/>
+          <w:kern w:val="0"/>
+          <w:sz w:val="19"/>
+          <w:szCs w:val="19"/>
+          <w:highlight w:val="white"/>
+        </w:rPr>
+        <w:t xml:space="preserve">    </w:t>
+      </w:r>
+      <w:proofErr w:type="gramStart"/>
+      <w:r>
+        <w:rPr>
+          <w:rFonts w:ascii="Cascadia Mono" w:hAnsi="Cascadia Mono" w:cs="Cascadia Mono"/>
+          <w:color w:val="8F08C4"/>
+          <w:kern w:val="0"/>
+          <w:sz w:val="19"/>
+          <w:szCs w:val="19"/>
+          <w:highlight w:val="white"/>
+        </w:rPr>
+        <w:t>if</w:t>
+      </w:r>
+      <w:r>
+        <w:rPr>
+          <w:rFonts w:ascii="Cascadia Mono" w:hAnsi="Cascadia Mono" w:cs="Cascadia Mono"/>
+          <w:color w:val="000000"/>
+          <w:kern w:val="0"/>
+          <w:sz w:val="19"/>
+          <w:szCs w:val="19"/>
+          <w:highlight w:val="white"/>
+        </w:rPr>
+        <w:t>(</w:t>
+      </w:r>
+      <w:proofErr w:type="gramEnd"/>
+      <w:r>
+        <w:rPr>
+          <w:rFonts w:ascii="Cascadia Mono" w:hAnsi="Cascadia Mono" w:cs="Cascadia Mono"/>
+          <w:color w:val="000000"/>
+          <w:kern w:val="0"/>
+          <w:sz w:val="19"/>
+          <w:szCs w:val="19"/>
+          <w:highlight w:val="white"/>
+        </w:rPr>
+        <w:t>ModelState.IsValid)</w:t>
+      </w:r>
+    </w:p>
+    <w:p>
+      <w:pPr>
+        <w:autoSpaceDE w:val="0"/>
+        <w:autoSpaceDN w:val="0"/>
+        <w:adjustRightInd w:val="0"/>
+        <w:spacing w:after="0" w:line="240" w:lineRule="auto"/>
+        <w:rPr>
+          <w:rFonts w:ascii="Cascadia Mono" w:hAnsi="Cascadia Mono" w:cs="Cascadia Mono"/>
+          <w:color w:val="000000"/>
+          <w:kern w:val="0"/>
+          <w:sz w:val="19"/>
+          <w:szCs w:val="19"/>
+          <w:highlight w:val="white"/>
+        </w:rPr>
+      </w:pPr>
+      <w:r>
+        <w:rPr>
+          <w:rFonts w:ascii="Cascadia Mono" w:hAnsi="Cascadia Mono" w:cs="Cascadia Mono"/>
+          <w:color w:val="000000"/>
+          <w:kern w:val="0"/>
+          <w:sz w:val="19"/>
+          <w:szCs w:val="19"/>
+          <w:highlight w:val="white"/>
+        </w:rPr>
+        <w:t xml:space="preserve">    {</w:t>
+      </w:r>
+    </w:p>
+    <w:p>
+      <w:pPr>
+        <w:autoSpaceDE w:val="0"/>
+        <w:autoSpaceDN w:val="0"/>
+        <w:adjustRightInd w:val="0"/>
+        <w:spacing w:after="0" w:line="240" w:lineRule="auto"/>
+        <w:rPr>
+          <w:rFonts w:ascii="Cascadia Mono" w:hAnsi="Cascadia Mono" w:cs="Cascadia Mono"/>
+          <w:color w:val="000000"/>
+          <w:kern w:val="0"/>
+          <w:sz w:val="19"/>
+          <w:szCs w:val="19"/>
+          <w:highlight w:val="white"/>
+        </w:rPr>
+      </w:pPr>
+      <w:r>
+        <w:rPr>
+          <w:rFonts w:ascii="Cascadia Mono" w:hAnsi="Cascadia Mono" w:cs="Cascadia Mono"/>
+          <w:color w:val="000000"/>
+          <w:kern w:val="0"/>
+          <w:sz w:val="19"/>
+          <w:szCs w:val="19"/>
+          <w:highlight w:val="white"/>
+        </w:rPr>
+        <w:t xml:space="preserve">        </w:t>
+      </w:r>
+      <w:r>
+        <w:rPr>
+          <w:rFonts w:ascii="Cascadia Mono" w:hAnsi="Cascadia Mono" w:cs="Cascadia Mono"/>
+          <w:color w:val="0000FF"/>
+          <w:kern w:val="0"/>
+          <w:sz w:val="19"/>
+          <w:szCs w:val="19"/>
+          <w:highlight w:val="white"/>
+        </w:rPr>
+        <w:t>var</w:t>
+      </w:r>
+      <w:r>
+        <w:rPr>
+          <w:rFonts w:ascii="Cascadia Mono" w:hAnsi="Cascadia Mono" w:cs="Cascadia Mono"/>
+          <w:color w:val="000000"/>
+          <w:kern w:val="0"/>
+          <w:sz w:val="19"/>
+          <w:szCs w:val="19"/>
+          <w:highlight w:val="white"/>
+        </w:rPr>
+        <w:t xml:space="preserve"> </w:t>
+      </w:r>
+      <w:r>
+        <w:rPr>
+          <w:rFonts w:ascii="Cascadia Mono" w:hAnsi="Cascadia Mono" w:cs="Cascadia Mono"/>
+          <w:color w:val="1F377F"/>
+          <w:kern w:val="0"/>
+          <w:sz w:val="19"/>
+          <w:szCs w:val="19"/>
+          <w:highlight w:val="white"/>
+        </w:rPr>
+        <w:t>user</w:t>
+      </w:r>
+      <w:r>
+        <w:rPr>
+          <w:rFonts w:ascii="Cascadia Mono" w:hAnsi="Cascadia Mono" w:cs="Cascadia Mono"/>
+          <w:color w:val="000000"/>
+          <w:kern w:val="0"/>
+          <w:sz w:val="19"/>
+          <w:szCs w:val="19"/>
+          <w:highlight w:val="white"/>
+        </w:rPr>
+        <w:t xml:space="preserve"> = </w:t>
+      </w:r>
+      <w:r>
+        <w:rPr>
+          <w:rFonts w:ascii="Cascadia Mono" w:hAnsi="Cascadia Mono" w:cs="Cascadia Mono"/>
+          <w:color w:val="8F08C4"/>
+          <w:kern w:val="0"/>
+          <w:sz w:val="19"/>
+          <w:szCs w:val="19"/>
+          <w:highlight w:val="white"/>
+        </w:rPr>
+        <w:t>await</w:t>
+      </w:r>
+      <w:r>
+        <w:rPr>
+          <w:rFonts w:ascii="Cascadia Mono" w:hAnsi="Cascadia Mono" w:cs="Cascadia Mono"/>
+          <w:color w:val="000000"/>
+          <w:kern w:val="0"/>
+          <w:sz w:val="19"/>
+          <w:szCs w:val="19"/>
+          <w:highlight w:val="white"/>
+        </w:rPr>
+        <w:t xml:space="preserve"> </w:t>
+      </w:r>
+      <w:r>
+        <w:rPr>
+          <w:rFonts w:ascii="Cascadia Mono" w:hAnsi="Cascadia Mono" w:cs="Cascadia Mono"/>
+          <w:color w:val="1F377F"/>
+          <w:kern w:val="0"/>
+          <w:sz w:val="19"/>
+          <w:szCs w:val="19"/>
+          <w:highlight w:val="white"/>
+        </w:rPr>
+        <w:t>userManager</w:t>
+      </w:r>
+      <w:r>
+        <w:rPr>
+          <w:rFonts w:ascii="Cascadia Mono" w:hAnsi="Cascadia Mono" w:cs="Cascadia Mono"/>
+          <w:color w:val="000000"/>
+          <w:kern w:val="0"/>
+          <w:sz w:val="19"/>
+          <w:szCs w:val="19"/>
+          <w:highlight w:val="white"/>
+        </w:rPr>
+        <w:t>.</w:t>
+      </w:r>
+      <w:r>
+        <w:rPr>
+          <w:rFonts w:ascii="Cascadia Mono" w:hAnsi="Cascadia Mono" w:cs="Cascadia Mono"/>
+          <w:color w:val="74531F"/>
+          <w:kern w:val="0"/>
+          <w:sz w:val="19"/>
+          <w:szCs w:val="19"/>
+          <w:highlight w:val="white"/>
+        </w:rPr>
+        <w:t>FindByNameAsync</w:t>
+      </w:r>
+      <w:r>
+        <w:rPr>
+          <w:rFonts w:ascii="Cascadia Mono" w:hAnsi="Cascadia Mono" w:cs="Cascadia Mono"/>
+          <w:color w:val="000000"/>
+          <w:kern w:val="0"/>
+          <w:sz w:val="19"/>
+          <w:szCs w:val="19"/>
+          <w:highlight w:val="white"/>
+        </w:rPr>
+        <w:t>(</w:t>
+      </w:r>
+      <w:proofErr w:type="gramStart"/>
+      <w:r>
+        <w:rPr>
+          <w:rFonts w:ascii="Cascadia Mono" w:hAnsi="Cascadia Mono" w:cs="Cascadia Mono"/>
+          <w:color w:val="1F377F"/>
+          <w:kern w:val="0"/>
+          <w:sz w:val="19"/>
+          <w:szCs w:val="19"/>
+          <w:highlight w:val="white"/>
+        </w:rPr>
+        <w:t>model</w:t>
+      </w:r>
+      <w:r>
+        <w:rPr>
+          <w:rFonts w:ascii="Cascadia Mono" w:hAnsi="Cascadia Mono" w:cs="Cascadia Mono"/>
+          <w:color w:val="000000"/>
+          <w:kern w:val="0"/>
+          <w:sz w:val="19"/>
+          <w:szCs w:val="19"/>
+          <w:highlight w:val="white"/>
+        </w:rPr>
+        <w:t>.Username</w:t>
+      </w:r>
+      <w:proofErr w:type="gramEnd"/>
+      <w:r>
+        <w:rPr>
+          <w:rFonts w:ascii="Cascadia Mono" w:hAnsi="Cascadia Mono" w:cs="Cascadia Mono"/>
+          <w:color w:val="000000"/>
+          <w:kern w:val="0"/>
+          <w:sz w:val="19"/>
+          <w:szCs w:val="19"/>
+          <w:highlight w:val="white"/>
+        </w:rPr>
+        <w:t>);</w:t>
+      </w:r>
+    </w:p>
+    <w:p>
+      <w:pPr>
+        <w:autoSpaceDE w:val="0"/>
+        <w:autoSpaceDN w:val="0"/>
+        <w:adjustRightInd w:val="0"/>
+        <w:spacing w:after="0" w:line="240" w:lineRule="auto"/>
+        <w:rPr>
+          <w:rFonts w:ascii="Cascadia Mono" w:hAnsi="Cascadia Mono" w:cs="Cascadia Mono"/>
+          <w:color w:val="000000"/>
+          <w:kern w:val="0"/>
+          <w:sz w:val="19"/>
+          <w:szCs w:val="19"/>
+          <w:highlight w:val="white"/>
+        </w:rPr>
+      </w:pPr>
+      <w:r>
+        <w:rPr>
+          <w:rFonts w:ascii="Cascadia Mono" w:hAnsi="Cascadia Mono" w:cs="Cascadia Mono"/>
+          <w:color w:val="000000"/>
+          <w:kern w:val="0"/>
+          <w:sz w:val="19"/>
+          <w:szCs w:val="19"/>
+          <w:highlight w:val="white"/>
+        </w:rPr>
+        <w:t xml:space="preserve">        </w:t>
+      </w:r>
+      <w:proofErr w:type="gramStart"/>
+      <w:r>
+        <w:rPr>
+          <w:rFonts w:ascii="Cascadia Mono" w:hAnsi="Cascadia Mono" w:cs="Cascadia Mono"/>
+          <w:color w:val="8F08C4"/>
+          <w:kern w:val="0"/>
+          <w:sz w:val="19"/>
+          <w:szCs w:val="19"/>
+          <w:highlight w:val="white"/>
+        </w:rPr>
+        <w:t>if</w:t>
+      </w:r>
+      <w:r>
+        <w:rPr>
+          <w:rFonts w:ascii="Cascadia Mono" w:hAnsi="Cascadia Mono" w:cs="Cascadia Mono"/>
+          <w:color w:val="000000"/>
+          <w:kern w:val="0"/>
+          <w:sz w:val="19"/>
+          <w:szCs w:val="19"/>
+          <w:highlight w:val="white"/>
+        </w:rPr>
+        <w:t>(</w:t>
+      </w:r>
+      <w:r>
+        <w:rPr>
+          <w:rFonts w:ascii="Cascadia Mono" w:hAnsi="Cascadia Mono" w:cs="Cascadia Mono"/>
+          <w:color w:val="1F377F"/>
+          <w:kern w:val="0"/>
+          <w:sz w:val="19"/>
+          <w:szCs w:val="19"/>
+          <w:highlight w:val="white"/>
+        </w:rPr>
+        <w:t>user</w:t>
+      </w:r>
+      <w:r>
+        <w:rPr>
+          <w:rFonts w:ascii="Cascadia Mono" w:hAnsi="Cascadia Mono" w:cs="Cascadia Mono"/>
+          <w:color w:val="000000"/>
+          <w:kern w:val="0"/>
+          <w:sz w:val="19"/>
+          <w:szCs w:val="19"/>
+          <w:highlight w:val="white"/>
+        </w:rPr>
+        <w:t xml:space="preserve"> !</w:t>
+      </w:r>
+      <w:proofErr w:type="gramEnd"/>
+      <w:r>
+        <w:rPr>
+          <w:rFonts w:ascii="Cascadia Mono" w:hAnsi="Cascadia Mono" w:cs="Cascadia Mono"/>
+          <w:color w:val="000000"/>
+          <w:kern w:val="0"/>
+          <w:sz w:val="19"/>
+          <w:szCs w:val="19"/>
+          <w:highlight w:val="white"/>
+        </w:rPr>
+        <w:t xml:space="preserve">= </w:t>
+      </w:r>
+      <w:r>
+        <w:rPr>
+          <w:rFonts w:ascii="Cascadia Mono" w:hAnsi="Cascadia Mono" w:cs="Cascadia Mono"/>
+          <w:color w:val="0000FF"/>
+          <w:kern w:val="0"/>
+          <w:sz w:val="19"/>
+          <w:szCs w:val="19"/>
+          <w:highlight w:val="white"/>
+        </w:rPr>
+        <w:t>null</w:t>
+      </w:r>
+      <w:r>
+        <w:rPr>
+          <w:rFonts w:ascii="Cascadia Mono" w:hAnsi="Cascadia Mono" w:cs="Cascadia Mono"/>
+          <w:color w:val="000000"/>
+          <w:kern w:val="0"/>
+          <w:sz w:val="19"/>
+          <w:szCs w:val="19"/>
+          <w:highlight w:val="white"/>
+        </w:rPr>
+        <w:t>)</w:t>
+      </w:r>
+    </w:p>
+    <w:p>
+      <w:pPr>
+        <w:autoSpaceDE w:val="0"/>
+        <w:autoSpaceDN w:val="0"/>
+        <w:adjustRightInd w:val="0"/>
+        <w:spacing w:after="0" w:line="240" w:lineRule="auto"/>
+        <w:rPr>
+          <w:rFonts w:ascii="Cascadia Mono" w:hAnsi="Cascadia Mono" w:cs="Cascadia Mono"/>
+          <w:color w:val="000000"/>
+          <w:kern w:val="0"/>
+          <w:sz w:val="19"/>
+          <w:szCs w:val="19"/>
+          <w:highlight w:val="white"/>
+        </w:rPr>
+      </w:pPr>
+      <w:r>
+        <w:rPr>
+          <w:rFonts w:ascii="Cascadia Mono" w:hAnsi="Cascadia Mono" w:cs="Cascadia Mono"/>
+          <w:color w:val="000000"/>
+          <w:kern w:val="0"/>
+          <w:sz w:val="19"/>
+          <w:szCs w:val="19"/>
+          <w:highlight w:val="white"/>
+        </w:rPr>
+        <w:t xml:space="preserve">        {</w:t>
+      </w:r>
+    </w:p>
+    <w:p>
+      <w:pPr>
+        <w:autoSpaceDE w:val="0"/>
+        <w:autoSpaceDN w:val="0"/>
+        <w:adjustRightInd w:val="0"/>
+        <w:spacing w:after="0" w:line="240" w:lineRule="auto"/>
+        <w:rPr>
+          <w:rFonts w:ascii="Cascadia Mono" w:hAnsi="Cascadia Mono" w:cs="Cascadia Mono"/>
+          <w:color w:val="008000"/>
+          <w:kern w:val="0"/>
+          <w:sz w:val="19"/>
+          <w:szCs w:val="19"/>
+          <w:highlight w:val="white"/>
+        </w:rPr>
+      </w:pPr>
+      <w:r>
+        <w:rPr>
+          <w:rFonts w:ascii="Cascadia Mono" w:hAnsi="Cascadia Mono" w:cs="Cascadia Mono"/>
+          <w:color w:val="000000"/>
+          <w:kern w:val="0"/>
+          <w:sz w:val="19"/>
+          <w:szCs w:val="19"/>
+          <w:highlight w:val="white"/>
+        </w:rPr>
+        <w:t xml:space="preserve">            </w:t>
+      </w:r>
+      <w:r>
+        <w:rPr>
+          <w:rFonts w:ascii="Cascadia Mono" w:hAnsi="Cascadia Mono" w:cs="Cascadia Mono"/>
+          <w:color w:val="008000"/>
+          <w:kern w:val="0"/>
+          <w:sz w:val="19"/>
+          <w:szCs w:val="19"/>
+          <w:highlight w:val="white"/>
+        </w:rPr>
+        <w:t xml:space="preserve">//if (await userManager.CheckPasswordAsync(user, </w:t>
+      </w:r>
+      <w:proofErr w:type="gramStart"/>
+      <w:r>
+        <w:rPr>
+          <w:rFonts w:ascii="Cascadia Mono" w:hAnsi="Cascadia Mono" w:cs="Cascadia Mono"/>
+          <w:color w:val="008000"/>
+          <w:kern w:val="0"/>
+          <w:sz w:val="19"/>
+          <w:szCs w:val="19"/>
+          <w:highlight w:val="white"/>
+        </w:rPr>
+        <w:t>model.password</w:t>
+      </w:r>
+      <w:proofErr w:type="gramEnd"/>
+      <w:r>
+        <w:rPr>
+          <w:rFonts w:ascii="Cascadia Mono" w:hAnsi="Cascadia Mono" w:cs="Cascadia Mono"/>
+          <w:color w:val="008000"/>
+          <w:kern w:val="0"/>
+          <w:sz w:val="19"/>
+          <w:szCs w:val="19"/>
+          <w:highlight w:val="white"/>
+        </w:rPr>
+        <w:t>))</w:t>
+      </w:r>
+    </w:p>
+    <w:p>
+      <w:pPr>
+        <w:autoSpaceDE w:val="0"/>
+        <w:autoSpaceDN w:val="0"/>
+        <w:adjustRightInd w:val="0"/>
+        <w:spacing w:after="0" w:line="240" w:lineRule="auto"/>
+        <w:rPr>
+          <w:rFonts w:ascii="Cascadia Mono" w:hAnsi="Cascadia Mono" w:cs="Cascadia Mono"/>
+          <w:color w:val="000000"/>
+          <w:kern w:val="0"/>
+          <w:sz w:val="19"/>
+          <w:szCs w:val="19"/>
+          <w:highlight w:val="white"/>
+        </w:rPr>
+      </w:pPr>
+      <w:r>
+        <w:rPr>
+          <w:rFonts w:ascii="Cascadia Mono" w:hAnsi="Cascadia Mono" w:cs="Cascadia Mono"/>
+          <w:color w:val="000000"/>
+          <w:kern w:val="0"/>
+          <w:sz w:val="19"/>
+          <w:szCs w:val="19"/>
+          <w:highlight w:val="white"/>
+        </w:rPr>
+        <w:t xml:space="preserve">            </w:t>
+      </w:r>
+      <w:r>
+        <w:rPr>
+          <w:rFonts w:ascii="Cascadia Mono" w:hAnsi="Cascadia Mono" w:cs="Cascadia Mono"/>
+          <w:color w:val="0000FF"/>
+          <w:kern w:val="0"/>
+          <w:sz w:val="19"/>
+          <w:szCs w:val="19"/>
+          <w:highlight w:val="white"/>
+        </w:rPr>
+        <w:t>var</w:t>
+      </w:r>
+      <w:r>
+        <w:rPr>
+          <w:rFonts w:ascii="Cascadia Mono" w:hAnsi="Cascadia Mono" w:cs="Cascadia Mono"/>
+          <w:color w:val="000000"/>
+          <w:kern w:val="0"/>
+          <w:sz w:val="19"/>
+          <w:szCs w:val="19"/>
+          <w:highlight w:val="white"/>
+        </w:rPr>
+        <w:t xml:space="preserve"> </w:t>
+      </w:r>
+      <w:r>
+        <w:rPr>
+          <w:rFonts w:ascii="Cascadia Mono" w:hAnsi="Cascadia Mono" w:cs="Cascadia Mono"/>
+          <w:color w:val="1F377F"/>
+          <w:kern w:val="0"/>
+          <w:sz w:val="19"/>
+          <w:szCs w:val="19"/>
+          <w:highlight w:val="white"/>
+        </w:rPr>
+        <w:t>result</w:t>
+      </w:r>
+      <w:r>
+        <w:rPr>
+          <w:rFonts w:ascii="Cascadia Mono" w:hAnsi="Cascadia Mono" w:cs="Cascadia Mono"/>
+          <w:color w:val="000000"/>
+          <w:kern w:val="0"/>
+          <w:sz w:val="19"/>
+          <w:szCs w:val="19"/>
+          <w:highlight w:val="white"/>
+        </w:rPr>
+        <w:t xml:space="preserve"> = </w:t>
+      </w:r>
+      <w:r>
+        <w:rPr>
+          <w:rFonts w:ascii="Cascadia Mono" w:hAnsi="Cascadia Mono" w:cs="Cascadia Mono"/>
+          <w:color w:val="8F08C4"/>
+          <w:kern w:val="0"/>
+          <w:sz w:val="19"/>
+          <w:szCs w:val="19"/>
+          <w:highlight w:val="white"/>
+        </w:rPr>
+        <w:t>await</w:t>
+      </w:r>
+      <w:r>
+        <w:rPr>
+          <w:rFonts w:ascii="Cascadia Mono" w:hAnsi="Cascadia Mono" w:cs="Cascadia Mono"/>
+          <w:color w:val="000000"/>
+          <w:kern w:val="0"/>
+          <w:sz w:val="19"/>
+          <w:szCs w:val="19"/>
+          <w:highlight w:val="white"/>
+        </w:rPr>
+        <w:t xml:space="preserve"> </w:t>
+      </w:r>
+      <w:r>
+        <w:rPr>
+          <w:rFonts w:ascii="Cascadia Mono" w:hAnsi="Cascadia Mono" w:cs="Cascadia Mono"/>
+          <w:color w:val="1F377F"/>
+          <w:kern w:val="0"/>
+          <w:sz w:val="19"/>
+          <w:szCs w:val="19"/>
+          <w:highlight w:val="white"/>
+        </w:rPr>
+        <w:t>signInManager</w:t>
+      </w:r>
+      <w:r>
+        <w:rPr>
+          <w:rFonts w:ascii="Cascadia Mono" w:hAnsi="Cascadia Mono" w:cs="Cascadia Mono"/>
+          <w:color w:val="000000"/>
+          <w:kern w:val="0"/>
+          <w:sz w:val="19"/>
+          <w:szCs w:val="19"/>
+          <w:highlight w:val="white"/>
+        </w:rPr>
+        <w:t>.</w:t>
+      </w:r>
+      <w:r>
+        <w:rPr>
+          <w:rFonts w:ascii="Cascadia Mono" w:hAnsi="Cascadia Mono" w:cs="Cascadia Mono"/>
+          <w:color w:val="74531F"/>
+          <w:kern w:val="0"/>
+          <w:sz w:val="19"/>
+          <w:szCs w:val="19"/>
+          <w:highlight w:val="white"/>
+        </w:rPr>
+        <w:t>CheckPasswordSignInAsync</w:t>
+      </w:r>
+      <w:r>
+        <w:rPr>
+          <w:rFonts w:ascii="Cascadia Mono" w:hAnsi="Cascadia Mono" w:cs="Cascadia Mono"/>
+          <w:color w:val="000000"/>
+          <w:kern w:val="0"/>
+          <w:sz w:val="19"/>
+          <w:szCs w:val="19"/>
+          <w:highlight w:val="white"/>
+        </w:rPr>
+        <w:t>(</w:t>
+      </w:r>
+      <w:r>
+        <w:rPr>
+          <w:rFonts w:ascii="Cascadia Mono" w:hAnsi="Cascadia Mono" w:cs="Cascadia Mono"/>
+          <w:color w:val="1F377F"/>
+          <w:kern w:val="0"/>
+          <w:sz w:val="19"/>
+          <w:szCs w:val="19"/>
+          <w:highlight w:val="white"/>
+        </w:rPr>
+        <w:t>user</w:t>
+      </w:r>
+      <w:r>
+        <w:rPr>
+          <w:rFonts w:ascii="Cascadia Mono" w:hAnsi="Cascadia Mono" w:cs="Cascadia Mono"/>
+          <w:color w:val="000000"/>
+          <w:kern w:val="0"/>
+          <w:sz w:val="19"/>
+          <w:szCs w:val="19"/>
+          <w:highlight w:val="white"/>
+        </w:rPr>
+        <w:t xml:space="preserve">, </w:t>
+      </w:r>
+      <w:proofErr w:type="gramStart"/>
+      <w:r>
+        <w:rPr>
+          <w:rFonts w:ascii="Cascadia Mono" w:hAnsi="Cascadia Mono" w:cs="Cascadia Mono"/>
+          <w:color w:val="1F377F"/>
+          <w:kern w:val="0"/>
+          <w:sz w:val="19"/>
+          <w:szCs w:val="19"/>
+          <w:highlight w:val="white"/>
+        </w:rPr>
+        <w:t>model</w:t>
+      </w:r>
+      <w:r>
+        <w:rPr>
+          <w:rFonts w:ascii="Cascadia Mono" w:hAnsi="Cascadia Mono" w:cs="Cascadia Mono"/>
+          <w:color w:val="000000"/>
+          <w:kern w:val="0"/>
+          <w:sz w:val="19"/>
+          <w:szCs w:val="19"/>
+          <w:highlight w:val="white"/>
+        </w:rPr>
+        <w:t>.password</w:t>
+      </w:r>
+      <w:proofErr w:type="gramEnd"/>
+      <w:r>
+        <w:rPr>
+          <w:rFonts w:ascii="Cascadia Mono" w:hAnsi="Cascadia Mono" w:cs="Cascadia Mono"/>
+          <w:color w:val="000000"/>
+          <w:kern w:val="0"/>
+          <w:sz w:val="19"/>
+          <w:szCs w:val="19"/>
+          <w:highlight w:val="white"/>
+        </w:rPr>
+        <w:t xml:space="preserve">, </w:t>
+      </w:r>
+      <w:r>
+        <w:rPr>
+          <w:rFonts w:ascii="Cascadia Mono" w:hAnsi="Cascadia Mono" w:cs="Cascadia Mono"/>
+          <w:color w:val="1F377F"/>
+          <w:kern w:val="0"/>
+          <w:sz w:val="19"/>
+          <w:szCs w:val="19"/>
+          <w:highlight w:val="white"/>
+        </w:rPr>
+        <w:t>lockoutOnFailure</w:t>
+      </w:r>
+      <w:r>
+        <w:rPr>
+          <w:rFonts w:ascii="Cascadia Mono" w:hAnsi="Cascadia Mono" w:cs="Cascadia Mono"/>
+          <w:color w:val="000000"/>
+          <w:kern w:val="0"/>
+          <w:sz w:val="19"/>
+          <w:szCs w:val="19"/>
+          <w:highlight w:val="white"/>
+        </w:rPr>
+        <w:t xml:space="preserve">: </w:t>
+      </w:r>
+      <w:r>
+        <w:rPr>
+          <w:rFonts w:ascii="Cascadia Mono" w:hAnsi="Cascadia Mono" w:cs="Cascadia Mono"/>
+          <w:color w:val="0000FF"/>
+          <w:kern w:val="0"/>
+          <w:sz w:val="19"/>
+          <w:szCs w:val="19"/>
+          <w:highlight w:val="white"/>
+        </w:rPr>
+        <w:t>true</w:t>
+      </w:r>
+      <w:r>
+        <w:rPr>
+          <w:rFonts w:ascii="Cascadia Mono" w:hAnsi="Cascadia Mono" w:cs="Cascadia Mono"/>
+          <w:color w:val="000000"/>
+          <w:kern w:val="0"/>
+          <w:sz w:val="19"/>
+          <w:szCs w:val="19"/>
+          <w:highlight w:val="white"/>
+        </w:rPr>
+        <w:t>);</w:t>
+      </w:r>
+    </w:p>
+    <w:p>
+      <w:pPr>
+        <w:autoSpaceDE w:val="0"/>
+        <w:autoSpaceDN w:val="0"/>
+        <w:adjustRightInd w:val="0"/>
+        <w:spacing w:after="0" w:line="240" w:lineRule="auto"/>
+        <w:rPr>
+          <w:rFonts w:ascii="Cascadia Mono" w:hAnsi="Cascadia Mono" w:cs="Cascadia Mono"/>
+          <w:color w:val="000000"/>
+          <w:kern w:val="0"/>
+          <w:sz w:val="19"/>
+          <w:szCs w:val="19"/>
+          <w:highlight w:val="white"/>
+        </w:rPr>
+      </w:pPr>
+      <w:r>
+        <w:rPr>
+          <w:rFonts w:ascii="Cascadia Mono" w:hAnsi="Cascadia Mono" w:cs="Cascadia Mono"/>
+          <w:color w:val="000000"/>
+          <w:kern w:val="0"/>
+          <w:sz w:val="19"/>
+          <w:szCs w:val="19"/>
+          <w:highlight w:val="white"/>
+        </w:rPr>
+        <w:t xml:space="preserve">            </w:t>
+      </w:r>
+      <w:r>
+        <w:rPr>
+          <w:rFonts w:ascii="Cascadia Mono" w:hAnsi="Cascadia Mono" w:cs="Cascadia Mono"/>
+          <w:color w:val="8F08C4"/>
+          <w:kern w:val="0"/>
+          <w:sz w:val="19"/>
+          <w:szCs w:val="19"/>
+          <w:highlight w:val="white"/>
+        </w:rPr>
+        <w:t>if</w:t>
+      </w:r>
+      <w:r>
+        <w:rPr>
+          <w:rFonts w:ascii="Cascadia Mono" w:hAnsi="Cascadia Mono" w:cs="Cascadia Mono"/>
+          <w:color w:val="000000"/>
+          <w:kern w:val="0"/>
+          <w:sz w:val="19"/>
+          <w:szCs w:val="19"/>
+          <w:highlight w:val="white"/>
+        </w:rPr>
+        <w:t xml:space="preserve"> (</w:t>
+      </w:r>
+      <w:proofErr w:type="gramStart"/>
+      <w:r>
+        <w:rPr>
+          <w:rFonts w:ascii="Cascadia Mono" w:hAnsi="Cascadia Mono" w:cs="Cascadia Mono"/>
+          <w:color w:val="1F377F"/>
+          <w:kern w:val="0"/>
+          <w:sz w:val="19"/>
+          <w:szCs w:val="19"/>
+          <w:highlight w:val="white"/>
+        </w:rPr>
+        <w:t>result</w:t>
+      </w:r>
+      <w:r>
+        <w:rPr>
+          <w:rFonts w:ascii="Cascadia Mono" w:hAnsi="Cascadia Mono" w:cs="Cascadia Mono"/>
+          <w:color w:val="000000"/>
+          <w:kern w:val="0"/>
+          <w:sz w:val="19"/>
+          <w:szCs w:val="19"/>
+          <w:highlight w:val="white"/>
+        </w:rPr>
+        <w:t>.Succeeded</w:t>
+      </w:r>
+      <w:proofErr w:type="gramEnd"/>
+      <w:r>
+        <w:rPr>
+          <w:rFonts w:ascii="Cascadia Mono" w:hAnsi="Cascadia Mono" w:cs="Cascadia Mono"/>
+          <w:color w:val="000000"/>
+          <w:kern w:val="0"/>
+          <w:sz w:val="19"/>
+          <w:szCs w:val="19"/>
+          <w:highlight w:val="white"/>
+        </w:rPr>
+        <w:t>)</w:t>
+      </w:r>
+    </w:p>
+    <w:p>
+      <w:pPr>
+        <w:autoSpaceDE w:val="0"/>
+        <w:autoSpaceDN w:val="0"/>
+        <w:adjustRightInd w:val="0"/>
+        <w:spacing w:after="0" w:line="240" w:lineRule="auto"/>
+        <w:rPr>
+          <w:rFonts w:ascii="Cascadia Mono" w:hAnsi="Cascadia Mono" w:cs="Cascadia Mono"/>
+          <w:color w:val="000000"/>
+          <w:kern w:val="0"/>
+          <w:sz w:val="19"/>
+          <w:szCs w:val="19"/>
+          <w:highlight w:val="white"/>
+        </w:rPr>
+      </w:pPr>
+      <w:r>
+        <w:rPr>
+          <w:rFonts w:ascii="Cascadia Mono" w:hAnsi="Cascadia Mono" w:cs="Cascadia Mono"/>
+          <w:color w:val="000000"/>
+          <w:kern w:val="0"/>
+          <w:sz w:val="19"/>
+          <w:szCs w:val="19"/>
+          <w:highlight w:val="white"/>
+        </w:rPr>
+        <w:t xml:space="preserve">            {</w:t>
+      </w:r>
+    </w:p>
+    <w:p>
+      <w:pPr>
+        <w:autoSpaceDE w:val="0"/>
+        <w:autoSpaceDN w:val="0"/>
+        <w:adjustRightInd w:val="0"/>
+        <w:spacing w:after="0" w:line="240" w:lineRule="auto"/>
+        <w:rPr>
+          <w:rFonts w:ascii="Cascadia Mono" w:hAnsi="Cascadia Mono" w:cs="Cascadia Mono"/>
+          <w:color w:val="000000"/>
+          <w:kern w:val="0"/>
+          <w:sz w:val="19"/>
+          <w:szCs w:val="19"/>
+          <w:highlight w:val="white"/>
+        </w:rPr>
+      </w:pPr>
+      <w:r>
+        <w:rPr>
+          <w:rFonts w:ascii="Cascadia Mono" w:hAnsi="Cascadia Mono" w:cs="Cascadia Mono"/>
+          <w:color w:val="000000"/>
+          <w:kern w:val="0"/>
+          <w:sz w:val="19"/>
+          <w:szCs w:val="19"/>
+          <w:highlight w:val="white"/>
+        </w:rPr>
+        <w:t xml:space="preserve">                </w:t>
+      </w:r>
+      <w:r>
+        <w:rPr>
+          <w:rFonts w:ascii="Cascadia Mono" w:hAnsi="Cascadia Mono" w:cs="Cascadia Mono"/>
+          <w:color w:val="0000FF"/>
+          <w:kern w:val="0"/>
+          <w:sz w:val="19"/>
+          <w:szCs w:val="19"/>
+          <w:highlight w:val="white"/>
+        </w:rPr>
+        <w:t>var</w:t>
+      </w:r>
+      <w:r>
+        <w:rPr>
+          <w:rFonts w:ascii="Cascadia Mono" w:hAnsi="Cascadia Mono" w:cs="Cascadia Mono"/>
+          <w:color w:val="000000"/>
+          <w:kern w:val="0"/>
+          <w:sz w:val="19"/>
+          <w:szCs w:val="19"/>
+          <w:highlight w:val="white"/>
+        </w:rPr>
+        <w:t xml:space="preserve"> </w:t>
+      </w:r>
+      <w:r>
+        <w:rPr>
+          <w:rFonts w:ascii="Cascadia Mono" w:hAnsi="Cascadia Mono" w:cs="Cascadia Mono"/>
+          <w:color w:val="1F377F"/>
+          <w:kern w:val="0"/>
+          <w:sz w:val="19"/>
+          <w:szCs w:val="19"/>
+          <w:highlight w:val="white"/>
+        </w:rPr>
+        <w:t>token</w:t>
+      </w:r>
+      <w:r>
+        <w:rPr>
+          <w:rFonts w:ascii="Cascadia Mono" w:hAnsi="Cascadia Mono" w:cs="Cascadia Mono"/>
+          <w:color w:val="000000"/>
+          <w:kern w:val="0"/>
+          <w:sz w:val="19"/>
+          <w:szCs w:val="19"/>
+          <w:highlight w:val="white"/>
+        </w:rPr>
+        <w:t xml:space="preserve"> = </w:t>
+      </w:r>
+      <w:proofErr w:type="gramStart"/>
+      <w:r>
+        <w:rPr>
+          <w:rFonts w:ascii="Cascadia Mono" w:hAnsi="Cascadia Mono" w:cs="Cascadia Mono"/>
+          <w:color w:val="74531F"/>
+          <w:kern w:val="0"/>
+          <w:sz w:val="19"/>
+          <w:szCs w:val="19"/>
+          <w:highlight w:val="white"/>
+        </w:rPr>
+        <w:t>GenerateToken</w:t>
+      </w:r>
+      <w:r>
+        <w:rPr>
+          <w:rFonts w:ascii="Cascadia Mono" w:hAnsi="Cascadia Mono" w:cs="Cascadia Mono"/>
+          <w:color w:val="000000"/>
+          <w:kern w:val="0"/>
+          <w:sz w:val="19"/>
+          <w:szCs w:val="19"/>
+          <w:highlight w:val="white"/>
+        </w:rPr>
+        <w:t>(</w:t>
+      </w:r>
+      <w:r>
+        <w:rPr>
+          <w:rFonts w:ascii="Cascadia Mono" w:hAnsi="Cascadia Mono" w:cs="Cascadia Mono"/>
+          <w:color w:val="1F377F"/>
+          <w:kern w:val="0"/>
+          <w:sz w:val="19"/>
+          <w:szCs w:val="19"/>
+          <w:highlight w:val="white"/>
+        </w:rPr>
+        <w:t>model</w:t>
+      </w:r>
+      <w:r>
+        <w:rPr>
+          <w:rFonts w:ascii="Cascadia Mono" w:hAnsi="Cascadia Mono" w:cs="Cascadia Mono"/>
+          <w:color w:val="000000"/>
+          <w:kern w:val="0"/>
+          <w:sz w:val="19"/>
+          <w:szCs w:val="19"/>
+          <w:highlight w:val="white"/>
+        </w:rPr>
+        <w:t>.Username</w:t>
+      </w:r>
+      <w:proofErr w:type="gramEnd"/>
+      <w:r>
+        <w:rPr>
+          <w:rFonts w:ascii="Cascadia Mono" w:hAnsi="Cascadia Mono" w:cs="Cascadia Mono"/>
+          <w:color w:val="000000"/>
+          <w:kern w:val="0"/>
+          <w:sz w:val="19"/>
+          <w:szCs w:val="19"/>
+          <w:highlight w:val="white"/>
+        </w:rPr>
+        <w:t xml:space="preserve">, </w:t>
+      </w:r>
+      <w:r>
+        <w:rPr>
+          <w:rFonts w:ascii="Cascadia Mono" w:hAnsi="Cascadia Mono" w:cs="Cascadia Mono"/>
+          <w:color w:val="1F377F"/>
+          <w:kern w:val="0"/>
+          <w:sz w:val="19"/>
+          <w:szCs w:val="19"/>
+          <w:highlight w:val="white"/>
+        </w:rPr>
+        <w:t>user</w:t>
+      </w:r>
+      <w:r>
+        <w:rPr>
+          <w:rFonts w:ascii="Cascadia Mono" w:hAnsi="Cascadia Mono" w:cs="Cascadia Mono"/>
+          <w:color w:val="000000"/>
+          <w:kern w:val="0"/>
+          <w:sz w:val="19"/>
+          <w:szCs w:val="19"/>
+          <w:highlight w:val="white"/>
+        </w:rPr>
+        <w:t>);</w:t>
+      </w:r>
+    </w:p>
+    <w:p>
+      <w:pPr>
+        <w:autoSpaceDE w:val="0"/>
+        <w:autoSpaceDN w:val="0"/>
+        <w:adjustRightInd w:val="0"/>
+        <w:spacing w:after="0" w:line="240" w:lineRule="auto"/>
+        <w:rPr>
+          <w:rFonts w:ascii="Cascadia Mono" w:hAnsi="Cascadia Mono" w:cs="Cascadia Mono"/>
+          <w:color w:val="000000"/>
+          <w:kern w:val="0"/>
+          <w:sz w:val="19"/>
+          <w:szCs w:val="19"/>
+          <w:highlight w:val="white"/>
+        </w:rPr>
+      </w:pPr>
+      <w:r>
+        <w:rPr>
+          <w:rFonts w:ascii="Cascadia Mono" w:hAnsi="Cascadia Mono" w:cs="Cascadia Mono"/>
+          <w:color w:val="000000"/>
+          <w:kern w:val="0"/>
+          <w:sz w:val="19"/>
+          <w:szCs w:val="19"/>
+          <w:highlight w:val="white"/>
+        </w:rPr>
+        <w:t xml:space="preserve">                </w:t>
+      </w:r>
+      <w:r>
+        <w:rPr>
+          <w:rFonts w:ascii="Cascadia Mono" w:hAnsi="Cascadia Mono" w:cs="Cascadia Mono"/>
+          <w:color w:val="8F08C4"/>
+          <w:kern w:val="0"/>
+          <w:sz w:val="19"/>
+          <w:szCs w:val="19"/>
+          <w:highlight w:val="white"/>
+        </w:rPr>
+        <w:t>return</w:t>
+      </w:r>
+      <w:r>
+        <w:rPr>
+          <w:rFonts w:ascii="Cascadia Mono" w:hAnsi="Cascadia Mono" w:cs="Cascadia Mono"/>
+          <w:color w:val="000000"/>
+          <w:kern w:val="0"/>
+          <w:sz w:val="19"/>
+          <w:szCs w:val="19"/>
+          <w:highlight w:val="white"/>
+        </w:rPr>
+        <w:t xml:space="preserve"> </w:t>
+      </w:r>
+      <w:proofErr w:type="gramStart"/>
+      <w:r>
+        <w:rPr>
+          <w:rFonts w:ascii="Cascadia Mono" w:hAnsi="Cascadia Mono" w:cs="Cascadia Mono"/>
+          <w:color w:val="74531F"/>
+          <w:kern w:val="0"/>
+          <w:sz w:val="19"/>
+          <w:szCs w:val="19"/>
+          <w:highlight w:val="white"/>
+        </w:rPr>
+        <w:t>Ok</w:t>
+      </w:r>
+      <w:r>
+        <w:rPr>
+          <w:rFonts w:ascii="Cascadia Mono" w:hAnsi="Cascadia Mono" w:cs="Cascadia Mono"/>
+          <w:color w:val="000000"/>
+          <w:kern w:val="0"/>
+          <w:sz w:val="19"/>
+          <w:szCs w:val="19"/>
+          <w:highlight w:val="white"/>
+        </w:rPr>
+        <w:t>(</w:t>
+      </w:r>
+      <w:proofErr w:type="gramEnd"/>
+      <w:r>
+        <w:rPr>
+          <w:rFonts w:ascii="Cascadia Mono" w:hAnsi="Cascadia Mono" w:cs="Cascadia Mono"/>
+          <w:color w:val="0000FF"/>
+          <w:kern w:val="0"/>
+          <w:sz w:val="19"/>
+          <w:szCs w:val="19"/>
+          <w:highlight w:val="white"/>
+        </w:rPr>
+        <w:t>new</w:t>
+      </w:r>
+      <w:r>
+        <w:rPr>
+          <w:rFonts w:ascii="Cascadia Mono" w:hAnsi="Cascadia Mono" w:cs="Cascadia Mono"/>
+          <w:color w:val="000000"/>
+          <w:kern w:val="0"/>
+          <w:sz w:val="19"/>
+          <w:szCs w:val="19"/>
+          <w:highlight w:val="white"/>
+        </w:rPr>
+        <w:t xml:space="preserve"> </w:t>
+      </w:r>
+      <w:proofErr w:type="gramStart"/>
+      <w:r>
+        <w:rPr>
+          <w:rFonts w:ascii="Cascadia Mono" w:hAnsi="Cascadia Mono" w:cs="Cascadia Mono"/>
+          <w:color w:val="000000"/>
+          <w:kern w:val="0"/>
+          <w:sz w:val="19"/>
+          <w:szCs w:val="19"/>
+          <w:highlight w:val="white"/>
+        </w:rPr>
+        <w:t xml:space="preserve">{ </w:t>
+      </w:r>
+      <w:r>
+        <w:rPr>
+          <w:rFonts w:ascii="Cascadia Mono" w:hAnsi="Cascadia Mono" w:cs="Cascadia Mono"/>
+          <w:color w:val="1F377F"/>
+          <w:kern w:val="0"/>
+          <w:sz w:val="19"/>
+          <w:szCs w:val="19"/>
+          <w:highlight w:val="white"/>
+        </w:rPr>
+        <w:t>token</w:t>
+      </w:r>
+      <w:proofErr w:type="gramEnd"/>
+      <w:r>
+        <w:rPr>
+          <w:rFonts w:ascii="Cascadia Mono" w:hAnsi="Cascadia Mono" w:cs="Cascadia Mono"/>
+          <w:color w:val="000000"/>
+          <w:kern w:val="0"/>
+          <w:sz w:val="19"/>
+          <w:szCs w:val="19"/>
+          <w:highlight w:val="white"/>
+        </w:rPr>
+        <w:t xml:space="preserve"> });</w:t>
+      </w:r>
+    </w:p>
+    <w:p>
+      <w:pPr>
+        <w:autoSpaceDE w:val="0"/>
+        <w:autoSpaceDN w:val="0"/>
+        <w:adjustRightInd w:val="0"/>
+        <w:spacing w:after="0" w:line="240" w:lineRule="auto"/>
+        <w:rPr>
+          <w:rFonts w:ascii="Cascadia Mono" w:hAnsi="Cascadia Mono" w:cs="Cascadia Mono"/>
+          <w:color w:val="000000"/>
+          <w:kern w:val="0"/>
+          <w:sz w:val="19"/>
+          <w:szCs w:val="19"/>
+          <w:highlight w:val="white"/>
+        </w:rPr>
+      </w:pPr>
+      <w:r>
+        <w:rPr>
+          <w:rFonts w:ascii="Cascadia Mono" w:hAnsi="Cascadia Mono" w:cs="Cascadia Mono"/>
+          <w:color w:val="000000"/>
+          <w:kern w:val="0"/>
+          <w:sz w:val="19"/>
+          <w:szCs w:val="19"/>
+          <w:highlight w:val="white"/>
+        </w:rPr>
+        <w:t xml:space="preserve">            }</w:t>
+      </w:r>
+    </w:p>
+    <w:p>
+      <w:pPr>
+        <w:autoSpaceDE w:val="0"/>
+        <w:autoSpaceDN w:val="0"/>
+        <w:adjustRightInd w:val="0"/>
+        <w:spacing w:after="0" w:line="240" w:lineRule="auto"/>
+        <w:rPr>
+          <w:rFonts w:ascii="Cascadia Mono" w:hAnsi="Cascadia Mono" w:cs="Cascadia Mono"/>
+          <w:color w:val="000000"/>
+          <w:kern w:val="0"/>
+          <w:sz w:val="19"/>
+          <w:szCs w:val="19"/>
+          <w:highlight w:val="white"/>
+        </w:rPr>
+      </w:pPr>
+      <w:r>
+        <w:rPr>
+          <w:rFonts w:ascii="Cascadia Mono" w:hAnsi="Cascadia Mono" w:cs="Cascadia Mono"/>
+          <w:color w:val="000000"/>
+          <w:kern w:val="0"/>
+          <w:sz w:val="19"/>
+          <w:szCs w:val="19"/>
+          <w:highlight w:val="white"/>
+        </w:rPr>
+        <w:t xml:space="preserve">        }</w:t>
+      </w:r>
+    </w:p>
+    <w:p>
+      <w:pPr>
+        <w:autoSpaceDE w:val="0"/>
+        <w:autoSpaceDN w:val="0"/>
+        <w:adjustRightInd w:val="0"/>
+        <w:spacing w:after="0" w:line="240" w:lineRule="auto"/>
+        <w:rPr>
+          <w:rFonts w:ascii="Cascadia Mono" w:hAnsi="Cascadia Mono" w:cs="Cascadia Mono"/>
+          <w:color w:val="008000"/>
+          <w:kern w:val="0"/>
+          <w:sz w:val="19"/>
+          <w:szCs w:val="19"/>
+          <w:highlight w:val="white"/>
+        </w:rPr>
+      </w:pPr>
+      <w:r>
+        <w:rPr>
+          <w:rFonts w:ascii="Cascadia Mono" w:hAnsi="Cascadia Mono" w:cs="Cascadia Mono"/>
+          <w:color w:val="000000"/>
+          <w:kern w:val="0"/>
+          <w:sz w:val="19"/>
+          <w:szCs w:val="19"/>
+          <w:highlight w:val="white"/>
+        </w:rPr>
+        <w:t xml:space="preserve">        </w:t>
+      </w:r>
+      <w:r>
+        <w:rPr>
+          <w:rFonts w:ascii="Cascadia Mono" w:hAnsi="Cascadia Mono" w:cs="Cascadia Mono"/>
+          <w:color w:val="008000"/>
+          <w:kern w:val="0"/>
+          <w:sz w:val="19"/>
+          <w:szCs w:val="19"/>
+          <w:highlight w:val="white"/>
+        </w:rPr>
+        <w:t>// If the user is not found, display an error message</w:t>
+      </w:r>
+    </w:p>
+    <w:p>
+      <w:pPr>
+        <w:autoSpaceDE w:val="0"/>
+        <w:autoSpaceDN w:val="0"/>
+        <w:adjustRightInd w:val="0"/>
+        <w:spacing w:after="0" w:line="240" w:lineRule="auto"/>
+        <w:rPr>
+          <w:rFonts w:ascii="Cascadia Mono" w:hAnsi="Cascadia Mono" w:cs="Cascadia Mono"/>
+          <w:color w:val="000000"/>
+          <w:kern w:val="0"/>
+          <w:sz w:val="19"/>
+          <w:szCs w:val="19"/>
+          <w:highlight w:val="white"/>
+        </w:rPr>
+      </w:pPr>
+      <w:r>
+        <w:rPr>
+          <w:rFonts w:ascii="Cascadia Mono" w:hAnsi="Cascadia Mono" w:cs="Cascadia Mono"/>
+          <w:color w:val="000000"/>
+          <w:kern w:val="0"/>
+          <w:sz w:val="19"/>
+          <w:szCs w:val="19"/>
+          <w:highlight w:val="white"/>
+        </w:rPr>
+        <w:t xml:space="preserve">        ModelState.</w:t>
+      </w:r>
+      <w:r>
+        <w:rPr>
+          <w:rFonts w:ascii="Cascadia Mono" w:hAnsi="Cascadia Mono" w:cs="Cascadia Mono"/>
+          <w:color w:val="74531F"/>
+          <w:kern w:val="0"/>
+          <w:sz w:val="19"/>
+          <w:szCs w:val="19"/>
+          <w:highlight w:val="white"/>
+        </w:rPr>
+        <w:t>AddModelError</w:t>
+      </w:r>
+      <w:r>
+        <w:rPr>
+          <w:rFonts w:ascii="Cascadia Mono" w:hAnsi="Cascadia Mono" w:cs="Cascadia Mono"/>
+          <w:color w:val="000000"/>
+          <w:kern w:val="0"/>
+          <w:sz w:val="19"/>
+          <w:szCs w:val="19"/>
+          <w:highlight w:val="white"/>
+        </w:rPr>
+        <w:t>(</w:t>
+      </w:r>
+      <w:r>
+        <w:rPr>
+          <w:rFonts w:ascii="Cascadia Mono" w:hAnsi="Cascadia Mono" w:cs="Cascadia Mono"/>
+          <w:color w:val="A31515"/>
+          <w:kern w:val="0"/>
+          <w:sz w:val="19"/>
+          <w:szCs w:val="19"/>
+          <w:highlight w:val="white"/>
+        </w:rPr>
+        <w:t>""</w:t>
+      </w:r>
+      <w:r>
+        <w:rPr>
+          <w:rFonts w:ascii="Cascadia Mono" w:hAnsi="Cascadia Mono" w:cs="Cascadia Mono"/>
+          <w:color w:val="000000"/>
+          <w:kern w:val="0"/>
+          <w:sz w:val="19"/>
+          <w:szCs w:val="19"/>
+          <w:highlight w:val="white"/>
+        </w:rPr>
+        <w:t xml:space="preserve">, </w:t>
+      </w:r>
+      <w:r>
+        <w:rPr>
+          <w:rFonts w:ascii="Cascadia Mono" w:hAnsi="Cascadia Mono" w:cs="Cascadia Mono"/>
+          <w:color w:val="A31515"/>
+          <w:kern w:val="0"/>
+          <w:sz w:val="19"/>
+          <w:szCs w:val="19"/>
+          <w:highlight w:val="white"/>
+        </w:rPr>
+        <w:t>"Invalid username or password"</w:t>
+      </w:r>
+      <w:r>
+        <w:rPr>
+          <w:rFonts w:ascii="Cascadia Mono" w:hAnsi="Cascadia Mono" w:cs="Cascadia Mono"/>
+          <w:color w:val="000000"/>
+          <w:kern w:val="0"/>
+          <w:sz w:val="19"/>
+          <w:szCs w:val="19"/>
+          <w:highlight w:val="white"/>
+        </w:rPr>
+        <w:t>);</w:t>
+      </w:r>
+    </w:p>
+    <w:p>
+      <w:pPr>
+        <w:autoSpaceDE w:val="0"/>
+        <w:autoSpaceDN w:val="0"/>
+        <w:adjustRightInd w:val="0"/>
+        <w:spacing w:after="0" w:line="240" w:lineRule="auto"/>
+        <w:rPr>
+          <w:rFonts w:ascii="Cascadia Mono" w:hAnsi="Cascadia Mono" w:cs="Cascadia Mono"/>
+          <w:color w:val="000000"/>
+          <w:kern w:val="0"/>
+          <w:sz w:val="19"/>
+          <w:szCs w:val="19"/>
+          <w:highlight w:val="white"/>
+        </w:rPr>
+      </w:pPr>
+      <w:r>
+        <w:rPr>
+          <w:rFonts w:ascii="Cascadia Mono" w:hAnsi="Cascadia Mono" w:cs="Cascadia Mono"/>
+          <w:color w:val="000000"/>
+          <w:kern w:val="0"/>
+          <w:sz w:val="19"/>
+          <w:szCs w:val="19"/>
+          <w:highlight w:val="white"/>
+        </w:rPr>
+        <w:t xml:space="preserve">    }</w:t>
+      </w:r>
+    </w:p>
+    <w:p>
+      <w:pPr>
+        <w:autoSpaceDE w:val="0"/>
+        <w:autoSpaceDN w:val="0"/>
+        <w:adjustRightInd w:val="0"/>
+        <w:spacing w:after="0" w:line="240" w:lineRule="auto"/>
+        <w:rPr>
+          <w:rFonts w:ascii="Cascadia Mono" w:hAnsi="Cascadia Mono" w:cs="Cascadia Mono"/>
+          <w:color w:val="000000"/>
+          <w:kern w:val="0"/>
+          <w:sz w:val="19"/>
+          <w:szCs w:val="19"/>
+          <w:highlight w:val="white"/>
+        </w:rPr>
+      </w:pPr>
+      <w:r>
+        <w:rPr>
+          <w:rFonts w:ascii="Cascadia Mono" w:hAnsi="Cascadia Mono" w:cs="Cascadia Mono"/>
+          <w:color w:val="000000"/>
+          <w:kern w:val="0"/>
+          <w:sz w:val="19"/>
+          <w:szCs w:val="19"/>
+          <w:highlight w:val="white"/>
+        </w:rPr>
+        <w:t xml:space="preserve">    </w:t>
+      </w:r>
+      <w:r>
+        <w:rPr>
+          <w:rFonts w:ascii="Cascadia Mono" w:hAnsi="Cascadia Mono" w:cs="Cascadia Mono"/>
+          <w:color w:val="8F08C4"/>
+          <w:kern w:val="0"/>
+          <w:sz w:val="19"/>
+          <w:szCs w:val="19"/>
+          <w:highlight w:val="white"/>
+        </w:rPr>
+        <w:t>return</w:t>
+      </w:r>
+      <w:r>
+        <w:rPr>
+          <w:rFonts w:ascii="Cascadia Mono" w:hAnsi="Cascadia Mono" w:cs="Cascadia Mono"/>
+          <w:color w:val="000000"/>
+          <w:kern w:val="0"/>
+          <w:sz w:val="19"/>
+          <w:szCs w:val="19"/>
+          <w:highlight w:val="white"/>
+        </w:rPr>
+        <w:t xml:space="preserve"> </w:t>
+      </w:r>
+      <w:proofErr w:type="gramStart"/>
+      <w:r>
+        <w:rPr>
+          <w:rFonts w:ascii="Cascadia Mono" w:hAnsi="Cascadia Mono" w:cs="Cascadia Mono"/>
+          <w:color w:val="74531F"/>
+          <w:kern w:val="0"/>
+          <w:sz w:val="19"/>
+          <w:szCs w:val="19"/>
+          <w:highlight w:val="white"/>
+        </w:rPr>
+        <w:t>BadRequest</w:t>
+      </w:r>
+      <w:r>
+        <w:rPr>
+          <w:rFonts w:ascii="Cascadia Mono" w:hAnsi="Cascadia Mono" w:cs="Cascadia Mono"/>
+          <w:color w:val="000000"/>
+          <w:kern w:val="0"/>
+          <w:sz w:val="19"/>
+          <w:szCs w:val="19"/>
+          <w:highlight w:val="white"/>
+        </w:rPr>
+        <w:t>(</w:t>
+      </w:r>
+      <w:proofErr w:type="gramEnd"/>
+      <w:r>
+        <w:rPr>
+          <w:rFonts w:ascii="Cascadia Mono" w:hAnsi="Cascadia Mono" w:cs="Cascadia Mono"/>
+          <w:color w:val="000000"/>
+          <w:kern w:val="0"/>
+          <w:sz w:val="19"/>
+          <w:szCs w:val="19"/>
+          <w:highlight w:val="white"/>
+        </w:rPr>
+        <w:t>ModelState);</w:t>
+      </w:r>
+    </w:p>
+    <w:p>
+      <w:pPr>
+        <w:rPr>
+          <w:rFonts w:ascii="Cascadia Mono" w:hAnsi="Cascadia Mono" w:cs="Cascadia Mono"/>
+          <w:color w:val="000000"/>
+          <w:kern w:val="0"/>
+          <w:sz w:val="19"/>
+          <w:szCs w:val="19"/>
+        </w:rPr>
+      </w:pPr>
+      <w:r>
+        <w:rPr>
+          <w:rFonts w:ascii="Cascadia Mono" w:hAnsi="Cascadia Mono" w:cs="Cascadia Mono"/>
+          <w:color w:val="000000"/>
+          <w:kern w:val="0"/>
+          <w:sz w:val="19"/>
+          <w:szCs w:val="19"/>
+          <w:highlight w:val="white"/>
+        </w:rPr>
+        <w:t>}</w:t>
       </w:r>
     </w:p>
     <w:p>

--- a/ASP.net-Core/asp.net-core-notes-09.docx
+++ b/ASP.net-Core/asp.net-core-notes-09.docx
@@ -274,7 +274,6 @@
           <w:highlight w:val="white"/>
         </w:rPr>
       </w:pPr>
-      <w:proofErr w:type="gramStart"/>
       <w:r>
         <w:rPr>
           <w:rFonts w:ascii="Cascadia Mono" w:hAnsi="Cascadia Mono" w:cs="Cascadia Mono"/>
@@ -308,7 +307,6 @@
         </w:rPr>
         <w:t>AddAuthorization</w:t>
       </w:r>
-      <w:proofErr w:type="gramEnd"/>
       <w:r>
         <w:rPr>
           <w:rFonts w:ascii="Cascadia Mono" w:hAnsi="Cascadia Mono" w:cs="Cascadia Mono"/>
@@ -396,7 +394,6 @@
         </w:rPr>
         <w:t xml:space="preserve">    </w:t>
       </w:r>
-      <w:proofErr w:type="gramStart"/>
       <w:r>
         <w:rPr>
           <w:rFonts w:ascii="Cascadia Mono" w:hAnsi="Cascadia Mono" w:cs="Cascadia Mono"/>
@@ -430,7 +427,6 @@
         </w:rPr>
         <w:t>AddPolicy</w:t>
       </w:r>
-      <w:proofErr w:type="gramEnd"/>
       <w:r>
         <w:rPr>
           <w:rFonts w:ascii="Cascadia Mono" w:hAnsi="Cascadia Mono" w:cs="Cascadia Mono"/>
@@ -486,7 +482,6 @@
         </w:rPr>
         <w:t xml:space="preserve"> =&gt; </w:t>
       </w:r>
-      <w:proofErr w:type="gramStart"/>
       <w:r>
         <w:rPr>
           <w:rFonts w:ascii="Cascadia Mono" w:hAnsi="Cascadia Mono" w:cs="Cascadia Mono"/>
@@ -520,7 +515,6 @@
         </w:rPr>
         <w:t>RequireRole</w:t>
       </w:r>
-      <w:proofErr w:type="gramEnd"/>
       <w:r>
         <w:rPr>
           <w:rFonts w:ascii="Cascadia Mono" w:hAnsi="Cascadia Mono" w:cs="Cascadia Mono"/>
@@ -581,7 +575,6 @@
         </w:rPr>
         <w:t xml:space="preserve">    </w:t>
       </w:r>
-      <w:proofErr w:type="gramStart"/>
       <w:r>
         <w:rPr>
           <w:rFonts w:ascii="Cascadia Mono" w:hAnsi="Cascadia Mono" w:cs="Cascadia Mono"/>
@@ -615,7 +608,6 @@
         </w:rPr>
         <w:t>AddPolicy</w:t>
       </w:r>
-      <w:proofErr w:type="gramEnd"/>
       <w:r>
         <w:rPr>
           <w:rFonts w:ascii="Cascadia Mono" w:hAnsi="Cascadia Mono" w:cs="Cascadia Mono"/>
@@ -671,7 +663,6 @@
         </w:rPr>
         <w:t xml:space="preserve"> =&gt; </w:t>
       </w:r>
-      <w:proofErr w:type="gramStart"/>
       <w:r>
         <w:rPr>
           <w:rFonts w:ascii="Cascadia Mono" w:hAnsi="Cascadia Mono" w:cs="Cascadia Mono"/>
@@ -705,7 +696,6 @@
         </w:rPr>
         <w:t>RequireRole</w:t>
       </w:r>
-      <w:proofErr w:type="gramEnd"/>
       <w:r>
         <w:rPr>
           <w:rFonts w:ascii="Cascadia Mono" w:hAnsi="Cascadia Mono" w:cs="Cascadia Mono"/>
@@ -766,7 +756,6 @@
         </w:rPr>
         <w:t xml:space="preserve">    </w:t>
       </w:r>
-      <w:proofErr w:type="gramStart"/>
       <w:r>
         <w:rPr>
           <w:rFonts w:ascii="Cascadia Mono" w:hAnsi="Cascadia Mono" w:cs="Cascadia Mono"/>
@@ -800,7 +789,6 @@
         </w:rPr>
         <w:t>AddPolicy</w:t>
       </w:r>
-      <w:proofErr w:type="gramEnd"/>
       <w:r>
         <w:rPr>
           <w:rFonts w:ascii="Cascadia Mono" w:hAnsi="Cascadia Mono" w:cs="Cascadia Mono"/>
@@ -856,7 +844,6 @@
         </w:rPr>
         <w:t xml:space="preserve"> =&gt; </w:t>
       </w:r>
-      <w:proofErr w:type="gramStart"/>
       <w:r>
         <w:rPr>
           <w:rFonts w:ascii="Cascadia Mono" w:hAnsi="Cascadia Mono" w:cs="Cascadia Mono"/>
@@ -890,7 +877,6 @@
         </w:rPr>
         <w:t>RequireRole</w:t>
       </w:r>
-      <w:proofErr w:type="gramEnd"/>
       <w:r>
         <w:rPr>
           <w:rFonts w:ascii="Cascadia Mono" w:hAnsi="Cascadia Mono" w:cs="Cascadia Mono"/>
@@ -951,7 +937,6 @@
         </w:rPr>
         <w:t xml:space="preserve">    </w:t>
       </w:r>
-      <w:proofErr w:type="gramStart"/>
       <w:r>
         <w:rPr>
           <w:rFonts w:ascii="Cascadia Mono" w:hAnsi="Cascadia Mono" w:cs="Cascadia Mono"/>
@@ -985,7 +970,6 @@
         </w:rPr>
         <w:t>AddPolicy</w:t>
       </w:r>
-      <w:proofErr w:type="gramEnd"/>
       <w:r>
         <w:rPr>
           <w:rFonts w:ascii="Cascadia Mono" w:hAnsi="Cascadia Mono" w:cs="Cascadia Mono"/>
@@ -1041,7 +1025,6 @@
         </w:rPr>
         <w:t xml:space="preserve"> =&gt; </w:t>
       </w:r>
-      <w:proofErr w:type="gramStart"/>
       <w:r>
         <w:rPr>
           <w:rFonts w:ascii="Cascadia Mono" w:hAnsi="Cascadia Mono" w:cs="Cascadia Mono"/>
@@ -1075,7 +1058,6 @@
         </w:rPr>
         <w:t>RequireRole</w:t>
       </w:r>
-      <w:proofErr w:type="gramEnd"/>
       <w:r>
         <w:rPr>
           <w:rFonts w:ascii="Cascadia Mono" w:hAnsi="Cascadia Mono" w:cs="Cascadia Mono"/>
@@ -1158,7 +1140,6 @@
         </w:rPr>
         <w:t xml:space="preserve">    </w:t>
       </w:r>
-      <w:proofErr w:type="gramStart"/>
       <w:r>
         <w:rPr>
           <w:rFonts w:ascii="Cascadia Mono" w:hAnsi="Cascadia Mono" w:cs="Cascadia Mono"/>
@@ -1192,7 +1173,6 @@
         </w:rPr>
         <w:t>AddPolicy</w:t>
       </w:r>
-      <w:proofErr w:type="gramEnd"/>
       <w:r>
         <w:rPr>
           <w:rFonts w:ascii="Cascadia Mono" w:hAnsi="Cascadia Mono" w:cs="Cascadia Mono"/>
@@ -1248,7 +1228,6 @@
         </w:rPr>
         <w:t xml:space="preserve"> =&gt; </w:t>
       </w:r>
-      <w:proofErr w:type="gramStart"/>
       <w:r>
         <w:rPr>
           <w:rFonts w:ascii="Cascadia Mono" w:hAnsi="Cascadia Mono" w:cs="Cascadia Mono"/>
@@ -1282,7 +1261,6 @@
         </w:rPr>
         <w:t>RequireClaim</w:t>
       </w:r>
-      <w:proofErr w:type="gramEnd"/>
       <w:r>
         <w:rPr>
           <w:rFonts w:ascii="Cascadia Mono" w:hAnsi="Cascadia Mono" w:cs="Cascadia Mono"/>
@@ -1343,7 +1321,6 @@
         </w:rPr>
         <w:t xml:space="preserve">    </w:t>
       </w:r>
-      <w:proofErr w:type="gramStart"/>
       <w:r>
         <w:rPr>
           <w:rFonts w:ascii="Cascadia Mono" w:hAnsi="Cascadia Mono" w:cs="Cascadia Mono"/>
@@ -1377,7 +1354,6 @@
         </w:rPr>
         <w:t>AddPolicy</w:t>
       </w:r>
-      <w:proofErr w:type="gramEnd"/>
       <w:r>
         <w:rPr>
           <w:rFonts w:ascii="Cascadia Mono" w:hAnsi="Cascadia Mono" w:cs="Cascadia Mono"/>
@@ -1433,7 +1409,6 @@
         </w:rPr>
         <w:t xml:space="preserve"> =&gt; </w:t>
       </w:r>
-      <w:proofErr w:type="gramStart"/>
       <w:r>
         <w:rPr>
           <w:rFonts w:ascii="Cascadia Mono" w:hAnsi="Cascadia Mono" w:cs="Cascadia Mono"/>
@@ -1467,7 +1442,6 @@
         </w:rPr>
         <w:t>RequireClaim</w:t>
       </w:r>
-      <w:proofErr w:type="gramEnd"/>
       <w:r>
         <w:rPr>
           <w:rFonts w:ascii="Cascadia Mono" w:hAnsi="Cascadia Mono" w:cs="Cascadia Mono"/>
@@ -1566,7 +1540,6 @@
         </w:rPr>
         <w:t xml:space="preserve">    </w:t>
       </w:r>
-      <w:proofErr w:type="gramStart"/>
       <w:r>
         <w:rPr>
           <w:rFonts w:ascii="Cascadia Mono" w:hAnsi="Cascadia Mono" w:cs="Cascadia Mono"/>
@@ -1600,7 +1573,6 @@
         </w:rPr>
         <w:t>AddPolicy</w:t>
       </w:r>
-      <w:proofErr w:type="gramEnd"/>
       <w:r>
         <w:rPr>
           <w:rFonts w:ascii="Cascadia Mono" w:hAnsi="Cascadia Mono" w:cs="Cascadia Mono"/>
@@ -1656,7 +1628,6 @@
         </w:rPr>
         <w:t xml:space="preserve"> =&gt; </w:t>
       </w:r>
-      <w:proofErr w:type="gramStart"/>
       <w:r>
         <w:rPr>
           <w:rFonts w:ascii="Cascadia Mono" w:hAnsi="Cascadia Mono" w:cs="Cascadia Mono"/>
@@ -1690,7 +1661,6 @@
         </w:rPr>
         <w:t>RequireClaim</w:t>
       </w:r>
-      <w:proofErr w:type="gramEnd"/>
       <w:r>
         <w:rPr>
           <w:rFonts w:ascii="Cascadia Mono" w:hAnsi="Cascadia Mono" w:cs="Cascadia Mono"/>
@@ -3055,25 +3025,7 @@
           <w:szCs w:val="28"/>
         </w:rPr>
         <w:lastRenderedPageBreak/>
-        <w:t xml:space="preserve">To create conditional </w:t>
-      </w:r>
-      <w:proofErr w:type="gramStart"/>
-      <w:r>
-        <w:rPr>
-          <w:rFonts w:ascii="Sakkal Majalla" w:hAnsi="Sakkal Majalla" w:cs="Sakkal Majalla"/>
-          <w:sz w:val="28"/>
-          <w:szCs w:val="28"/>
-        </w:rPr>
-        <w:t>policy</w:t>
-      </w:r>
-      <w:proofErr w:type="gramEnd"/>
-      <w:r>
-        <w:rPr>
-          <w:rFonts w:ascii="Sakkal Majalla" w:hAnsi="Sakkal Majalla" w:cs="Sakkal Majalla"/>
-          <w:sz w:val="28"/>
-          <w:szCs w:val="28"/>
-        </w:rPr>
-        <w:t xml:space="preserve"> we can use:</w:t>
+        <w:t>To create conditional policy we can use:</w:t>
       </w:r>
     </w:p>
     <w:p>
@@ -3091,7 +3043,6 @@
           <w:highlight w:val="white"/>
         </w:rPr>
       </w:pPr>
-      <w:proofErr w:type="gramStart"/>
       <w:r>
         <w:rPr>
           <w:rFonts w:ascii="Cascadia Mono" w:hAnsi="Cascadia Mono" w:cs="Cascadia Mono"/>
@@ -3125,7 +3076,6 @@
         </w:rPr>
         <w:t>AddAuthorization</w:t>
       </w:r>
-      <w:proofErr w:type="gramEnd"/>
       <w:r>
         <w:rPr>
           <w:rFonts w:ascii="Cascadia Mono" w:hAnsi="Cascadia Mono" w:cs="Cascadia Mono"/>
@@ -3213,7 +3163,6 @@
         </w:rPr>
         <w:t xml:space="preserve">    </w:t>
       </w:r>
-      <w:proofErr w:type="gramStart"/>
       <w:r>
         <w:rPr>
           <w:rFonts w:ascii="Cascadia Mono" w:hAnsi="Cascadia Mono" w:cs="Cascadia Mono"/>
@@ -3247,7 +3196,6 @@
         </w:rPr>
         <w:t>AddPolicy</w:t>
       </w:r>
-      <w:proofErr w:type="gramEnd"/>
       <w:r>
         <w:rPr>
           <w:rFonts w:ascii="Cascadia Mono" w:hAnsi="Cascadia Mono" w:cs="Cascadia Mono"/>
@@ -3303,7 +3251,6 @@
         </w:rPr>
         <w:t xml:space="preserve"> =&gt; </w:t>
       </w:r>
-      <w:proofErr w:type="gramStart"/>
       <w:r>
         <w:rPr>
           <w:rFonts w:ascii="Cascadia Mono" w:hAnsi="Cascadia Mono" w:cs="Cascadia Mono"/>
@@ -3337,7 +3284,6 @@
         </w:rPr>
         <w:t>RequireRole</w:t>
       </w:r>
-      <w:proofErr w:type="gramEnd"/>
       <w:r>
         <w:rPr>
           <w:rFonts w:ascii="Cascadia Mono" w:hAnsi="Cascadia Mono" w:cs="Cascadia Mono"/>
@@ -3398,7 +3344,6 @@
         </w:rPr>
         <w:t xml:space="preserve">    </w:t>
       </w:r>
-      <w:proofErr w:type="gramStart"/>
       <w:r>
         <w:rPr>
           <w:rFonts w:ascii="Cascadia Mono" w:hAnsi="Cascadia Mono" w:cs="Cascadia Mono"/>
@@ -3432,7 +3377,6 @@
         </w:rPr>
         <w:t>AddPolicy</w:t>
       </w:r>
-      <w:proofErr w:type="gramEnd"/>
       <w:r>
         <w:rPr>
           <w:rFonts w:ascii="Cascadia Mono" w:hAnsi="Cascadia Mono" w:cs="Cascadia Mono"/>
@@ -3488,7 +3432,6 @@
         </w:rPr>
         <w:t xml:space="preserve"> =&gt; </w:t>
       </w:r>
-      <w:proofErr w:type="gramStart"/>
       <w:r>
         <w:rPr>
           <w:rFonts w:ascii="Cascadia Mono" w:hAnsi="Cascadia Mono" w:cs="Cascadia Mono"/>
@@ -3522,7 +3465,6 @@
         </w:rPr>
         <w:t>RequireRole</w:t>
       </w:r>
-      <w:proofErr w:type="gramEnd"/>
       <w:r>
         <w:rPr>
           <w:rFonts w:ascii="Cascadia Mono" w:hAnsi="Cascadia Mono" w:cs="Cascadia Mono"/>
@@ -3583,7 +3525,6 @@
         </w:rPr>
         <w:t xml:space="preserve">    </w:t>
       </w:r>
-      <w:proofErr w:type="gramStart"/>
       <w:r>
         <w:rPr>
           <w:rFonts w:ascii="Cascadia Mono" w:hAnsi="Cascadia Mono" w:cs="Cascadia Mono"/>
@@ -3617,7 +3558,6 @@
         </w:rPr>
         <w:t>AddPolicy</w:t>
       </w:r>
-      <w:proofErr w:type="gramEnd"/>
       <w:r>
         <w:rPr>
           <w:rFonts w:ascii="Cascadia Mono" w:hAnsi="Cascadia Mono" w:cs="Cascadia Mono"/>
@@ -3673,7 +3613,6 @@
         </w:rPr>
         <w:t xml:space="preserve"> =&gt; </w:t>
       </w:r>
-      <w:proofErr w:type="gramStart"/>
       <w:r>
         <w:rPr>
           <w:rFonts w:ascii="Cascadia Mono" w:hAnsi="Cascadia Mono" w:cs="Cascadia Mono"/>
@@ -3707,7 +3646,6 @@
         </w:rPr>
         <w:t>RequireRole</w:t>
       </w:r>
-      <w:proofErr w:type="gramEnd"/>
       <w:r>
         <w:rPr>
           <w:rFonts w:ascii="Cascadia Mono" w:hAnsi="Cascadia Mono" w:cs="Cascadia Mono"/>
@@ -3768,7 +3706,6 @@
         </w:rPr>
         <w:t xml:space="preserve">    </w:t>
       </w:r>
-      <w:proofErr w:type="gramStart"/>
       <w:r>
         <w:rPr>
           <w:rFonts w:ascii="Cascadia Mono" w:hAnsi="Cascadia Mono" w:cs="Cascadia Mono"/>
@@ -3802,7 +3739,6 @@
         </w:rPr>
         <w:t>AddPolicy</w:t>
       </w:r>
-      <w:proofErr w:type="gramEnd"/>
       <w:r>
         <w:rPr>
           <w:rFonts w:ascii="Cascadia Mono" w:hAnsi="Cascadia Mono" w:cs="Cascadia Mono"/>
@@ -3858,7 +3794,6 @@
         </w:rPr>
         <w:t xml:space="preserve"> =&gt; </w:t>
       </w:r>
-      <w:proofErr w:type="gramStart"/>
       <w:r>
         <w:rPr>
           <w:rFonts w:ascii="Cascadia Mono" w:hAnsi="Cascadia Mono" w:cs="Cascadia Mono"/>
@@ -3892,7 +3827,6 @@
         </w:rPr>
         <w:t>RequireRole</w:t>
       </w:r>
-      <w:proofErr w:type="gramEnd"/>
       <w:r>
         <w:rPr>
           <w:rFonts w:ascii="Cascadia Mono" w:hAnsi="Cascadia Mono" w:cs="Cascadia Mono"/>
@@ -3975,7 +3909,6 @@
         </w:rPr>
         <w:t xml:space="preserve">    </w:t>
       </w:r>
-      <w:proofErr w:type="gramStart"/>
       <w:r>
         <w:rPr>
           <w:rFonts w:ascii="Cascadia Mono" w:hAnsi="Cascadia Mono" w:cs="Cascadia Mono"/>
@@ -4009,7 +3942,6 @@
         </w:rPr>
         <w:t>AddPolicy</w:t>
       </w:r>
-      <w:proofErr w:type="gramEnd"/>
       <w:r>
         <w:rPr>
           <w:rFonts w:ascii="Cascadia Mono" w:hAnsi="Cascadia Mono" w:cs="Cascadia Mono"/>
@@ -4065,7 +3997,6 @@
         </w:rPr>
         <w:t xml:space="preserve"> =&gt; </w:t>
       </w:r>
-      <w:proofErr w:type="gramStart"/>
       <w:r>
         <w:rPr>
           <w:rFonts w:ascii="Cascadia Mono" w:hAnsi="Cascadia Mono" w:cs="Cascadia Mono"/>
@@ -4099,7 +4030,6 @@
         </w:rPr>
         <w:t>RequireClaim</w:t>
       </w:r>
-      <w:proofErr w:type="gramEnd"/>
       <w:r>
         <w:rPr>
           <w:rFonts w:ascii="Cascadia Mono" w:hAnsi="Cascadia Mono" w:cs="Cascadia Mono"/>
@@ -4160,7 +4090,6 @@
         </w:rPr>
         <w:t xml:space="preserve">    </w:t>
       </w:r>
-      <w:proofErr w:type="gramStart"/>
       <w:r>
         <w:rPr>
           <w:rFonts w:ascii="Cascadia Mono" w:hAnsi="Cascadia Mono" w:cs="Cascadia Mono"/>
@@ -4194,7 +4123,6 @@
         </w:rPr>
         <w:t>AddPolicy</w:t>
       </w:r>
-      <w:proofErr w:type="gramEnd"/>
       <w:r>
         <w:rPr>
           <w:rFonts w:ascii="Cascadia Mono" w:hAnsi="Cascadia Mono" w:cs="Cascadia Mono"/>
@@ -4250,7 +4178,6 @@
         </w:rPr>
         <w:t xml:space="preserve"> =&gt; </w:t>
       </w:r>
-      <w:proofErr w:type="gramStart"/>
       <w:r>
         <w:rPr>
           <w:rFonts w:ascii="Cascadia Mono" w:hAnsi="Cascadia Mono" w:cs="Cascadia Mono"/>
@@ -4284,7 +4211,6 @@
         </w:rPr>
         <w:t>RequireClaim</w:t>
       </w:r>
-      <w:proofErr w:type="gramEnd"/>
       <w:r>
         <w:rPr>
           <w:rFonts w:ascii="Cascadia Mono" w:hAnsi="Cascadia Mono" w:cs="Cascadia Mono"/>
@@ -4383,7 +4309,6 @@
         </w:rPr>
         <w:t xml:space="preserve">    </w:t>
       </w:r>
-      <w:proofErr w:type="gramStart"/>
       <w:r>
         <w:rPr>
           <w:rFonts w:ascii="Cascadia Mono" w:hAnsi="Cascadia Mono" w:cs="Cascadia Mono"/>
@@ -4417,7 +4342,6 @@
         </w:rPr>
         <w:t>AddPolicy</w:t>
       </w:r>
-      <w:proofErr w:type="gramEnd"/>
       <w:r>
         <w:rPr>
           <w:rFonts w:ascii="Cascadia Mono" w:hAnsi="Cascadia Mono" w:cs="Cascadia Mono"/>
@@ -4473,7 +4397,6 @@
         </w:rPr>
         <w:t xml:space="preserve"> =&gt; </w:t>
       </w:r>
-      <w:proofErr w:type="gramStart"/>
       <w:r>
         <w:rPr>
           <w:rFonts w:ascii="Cascadia Mono" w:hAnsi="Cascadia Mono" w:cs="Cascadia Mono"/>
@@ -4507,7 +4430,6 @@
         </w:rPr>
         <w:t>RequireClaim</w:t>
       </w:r>
-      <w:proofErr w:type="gramEnd"/>
       <w:r>
         <w:rPr>
           <w:rFonts w:ascii="Cascadia Mono" w:hAnsi="Cascadia Mono" w:cs="Cascadia Mono"/>
@@ -4612,7 +4534,6 @@
         </w:rPr>
         <w:t xml:space="preserve">    </w:t>
       </w:r>
-      <w:proofErr w:type="gramStart"/>
       <w:r>
         <w:rPr>
           <w:rFonts w:ascii="Cascadia Mono" w:hAnsi="Cascadia Mono" w:cs="Cascadia Mono"/>
@@ -4646,7 +4567,6 @@
         </w:rPr>
         <w:t>AddPolicy</w:t>
       </w:r>
-      <w:proofErr w:type="gramEnd"/>
       <w:r>
         <w:rPr>
           <w:rFonts w:ascii="Cascadia Mono" w:hAnsi="Cascadia Mono" w:cs="Cascadia Mono"/>
@@ -4702,7 +4622,6 @@
         </w:rPr>
         <w:t xml:space="preserve"> =&gt; </w:t>
       </w:r>
-      <w:proofErr w:type="gramStart"/>
       <w:r>
         <w:rPr>
           <w:rFonts w:ascii="Cascadia Mono" w:hAnsi="Cascadia Mono" w:cs="Cascadia Mono"/>
@@ -4736,7 +4655,6 @@
         </w:rPr>
         <w:t>RequireAssertion</w:t>
       </w:r>
-      <w:proofErr w:type="gramEnd"/>
       <w:r>
         <w:rPr>
           <w:rFonts w:ascii="Cascadia Mono" w:hAnsi="Cascadia Mono" w:cs="Cascadia Mono"/>
@@ -4868,7 +4786,6 @@
         </w:rPr>
         <w:t xml:space="preserve"> = </w:t>
       </w:r>
-      <w:proofErr w:type="gramStart"/>
       <w:r>
         <w:rPr>
           <w:rFonts w:ascii="Cascadia Mono" w:hAnsi="Cascadia Mono" w:cs="Cascadia Mono"/>
@@ -4902,7 +4819,6 @@
         </w:rPr>
         <w:t>HasClaim</w:t>
       </w:r>
-      <w:proofErr w:type="gramEnd"/>
       <w:r>
         <w:rPr>
           <w:rFonts w:ascii="Cascadia Mono" w:hAnsi="Cascadia Mono" w:cs="Cascadia Mono"/>
@@ -4936,7 +4852,6 @@
         </w:rPr>
         <w:t xml:space="preserve"> =&gt; </w:t>
       </w:r>
-      <w:proofErr w:type="gramStart"/>
       <w:r>
         <w:rPr>
           <w:rFonts w:ascii="Cascadia Mono" w:hAnsi="Cascadia Mono" w:cs="Cascadia Mono"/>
@@ -4957,19 +4872,7 @@
           <w:szCs w:val="19"/>
           <w:highlight w:val="white"/>
         </w:rPr>
-        <w:t>.Type</w:t>
-      </w:r>
-      <w:proofErr w:type="gramEnd"/>
-      <w:r>
-        <w:rPr>
-          <w:rFonts w:ascii="Cascadia Mono" w:hAnsi="Cascadia Mono" w:cs="Cascadia Mono"/>
-          <w:color w:val="000000"/>
-          <w:kern w:val="0"/>
-          <w:sz w:val="19"/>
-          <w:szCs w:val="19"/>
-          <w:highlight w:val="white"/>
-        </w:rPr>
-        <w:t xml:space="preserve"> == </w:t>
+        <w:t xml:space="preserve">.Type == </w:t>
       </w:r>
       <w:r>
         <w:rPr>
@@ -5064,7 +4967,6 @@
         </w:rPr>
         <w:t xml:space="preserve"> = </w:t>
       </w:r>
-      <w:proofErr w:type="gramStart"/>
       <w:r>
         <w:rPr>
           <w:rFonts w:ascii="Cascadia Mono" w:hAnsi="Cascadia Mono" w:cs="Cascadia Mono"/>
@@ -5098,7 +5000,6 @@
         </w:rPr>
         <w:t>HasClaim</w:t>
       </w:r>
-      <w:proofErr w:type="gramEnd"/>
       <w:r>
         <w:rPr>
           <w:rFonts w:ascii="Cascadia Mono" w:hAnsi="Cascadia Mono" w:cs="Cascadia Mono"/>
@@ -5132,7 +5033,6 @@
         </w:rPr>
         <w:t xml:space="preserve"> =&gt; </w:t>
       </w:r>
-      <w:proofErr w:type="gramStart"/>
       <w:r>
         <w:rPr>
           <w:rFonts w:ascii="Cascadia Mono" w:hAnsi="Cascadia Mono" w:cs="Cascadia Mono"/>
@@ -5153,19 +5053,7 @@
           <w:szCs w:val="19"/>
           <w:highlight w:val="white"/>
         </w:rPr>
-        <w:t>.Type</w:t>
-      </w:r>
-      <w:proofErr w:type="gramEnd"/>
-      <w:r>
-        <w:rPr>
-          <w:rFonts w:ascii="Cascadia Mono" w:hAnsi="Cascadia Mono" w:cs="Cascadia Mono"/>
-          <w:color w:val="000000"/>
-          <w:kern w:val="0"/>
-          <w:sz w:val="19"/>
-          <w:szCs w:val="19"/>
-          <w:highlight w:val="white"/>
-        </w:rPr>
-        <w:t xml:space="preserve"> == </w:t>
+        <w:t xml:space="preserve">.Type == </w:t>
       </w:r>
       <w:r>
         <w:rPr>
@@ -5540,7 +5428,6 @@
         <w:lastRenderedPageBreak/>
         <w:t>[</w:t>
       </w:r>
-      <w:proofErr w:type="gramStart"/>
       <w:r>
         <w:rPr>
           <w:rFonts w:ascii="Cascadia Mono" w:hAnsi="Cascadia Mono" w:cs="Cascadia Mono"/>
@@ -5561,19 +5448,7 @@
           <w:szCs w:val="19"/>
           <w:highlight w:val="white"/>
         </w:rPr>
-        <w:t>(</w:t>
-      </w:r>
-      <w:proofErr w:type="gramEnd"/>
-      <w:r>
-        <w:rPr>
-          <w:rFonts w:ascii="Cascadia Mono" w:hAnsi="Cascadia Mono" w:cs="Cascadia Mono"/>
-          <w:color w:val="000000"/>
-          <w:kern w:val="0"/>
-          <w:sz w:val="19"/>
-          <w:szCs w:val="19"/>
-          <w:highlight w:val="white"/>
-        </w:rPr>
-        <w:t xml:space="preserve">Policy = </w:t>
+        <w:t xml:space="preserve">(Policy = </w:t>
       </w:r>
       <w:r>
         <w:rPr>
@@ -5728,7 +5603,6 @@
         </w:rPr>
         <w:t xml:space="preserve"> </w:t>
       </w:r>
-      <w:proofErr w:type="gramStart"/>
       <w:r>
         <w:rPr>
           <w:rFonts w:ascii="Cascadia Mono" w:hAnsi="Cascadia Mono" w:cs="Cascadia Mono"/>
@@ -5749,19 +5623,7 @@
           <w:szCs w:val="19"/>
           <w:highlight w:val="white"/>
         </w:rPr>
-        <w:t>(</w:t>
-      </w:r>
-      <w:proofErr w:type="gramEnd"/>
-      <w:r>
-        <w:rPr>
-          <w:rFonts w:ascii="Cascadia Mono" w:hAnsi="Cascadia Mono" w:cs="Cascadia Mono"/>
-          <w:color w:val="000000"/>
-          <w:kern w:val="0"/>
-          <w:sz w:val="19"/>
-          <w:szCs w:val="19"/>
-          <w:highlight w:val="white"/>
-        </w:rPr>
-        <w:t>)</w:t>
+        <w:t>()</w:t>
       </w:r>
     </w:p>
     <w:p>
@@ -5839,7 +5701,6 @@
         </w:rPr>
         <w:t xml:space="preserve"> </w:t>
       </w:r>
-      <w:proofErr w:type="gramStart"/>
       <w:r>
         <w:rPr>
           <w:rFonts w:ascii="Cascadia Mono" w:hAnsi="Cascadia Mono" w:cs="Cascadia Mono"/>
@@ -5860,19 +5721,7 @@
           <w:szCs w:val="19"/>
           <w:highlight w:val="white"/>
         </w:rPr>
-        <w:t>(</w:t>
-      </w:r>
-      <w:proofErr w:type="gramEnd"/>
-      <w:r>
-        <w:rPr>
-          <w:rFonts w:ascii="Cascadia Mono" w:hAnsi="Cascadia Mono" w:cs="Cascadia Mono"/>
-          <w:color w:val="000000"/>
-          <w:kern w:val="0"/>
-          <w:sz w:val="19"/>
-          <w:szCs w:val="19"/>
-          <w:highlight w:val="white"/>
-        </w:rPr>
-        <w:t>);</w:t>
+        <w:t>();</w:t>
       </w:r>
     </w:p>
     <w:p>
@@ -5964,31 +5813,7 @@
           <w:szCs w:val="19"/>
           <w:highlight w:val="white"/>
         </w:rPr>
-        <w:t xml:space="preserve"> </w:t>
-      </w:r>
-      <w:proofErr w:type="gramStart"/>
-      <w:r>
-        <w:rPr>
-          <w:rFonts w:ascii="Cascadia Mono" w:hAnsi="Cascadia Mono" w:cs="Cascadia Mono"/>
-          <w:color w:val="000000"/>
-          <w:kern w:val="0"/>
-          <w:sz w:val="19"/>
-          <w:szCs w:val="19"/>
-          <w:highlight w:val="white"/>
-        </w:rPr>
-        <w:t>Microsoft.AspNetCore.Authorization</w:t>
-      </w:r>
-      <w:proofErr w:type="gramEnd"/>
-      <w:r>
-        <w:rPr>
-          <w:rFonts w:ascii="Cascadia Mono" w:hAnsi="Cascadia Mono" w:cs="Cascadia Mono"/>
-          <w:color w:val="000000"/>
-          <w:kern w:val="0"/>
-          <w:sz w:val="19"/>
-          <w:szCs w:val="19"/>
-          <w:highlight w:val="white"/>
-        </w:rPr>
-        <w:t>;</w:t>
+        <w:t xml:space="preserve"> Microsoft.AspNetCore.Authorization;</w:t>
       </w:r>
     </w:p>
     <w:p>
@@ -6142,7 +5967,6 @@
         </w:rPr>
         <w:t xml:space="preserve"> </w:t>
       </w:r>
-      <w:proofErr w:type="gramStart"/>
       <w:r>
         <w:rPr>
           <w:rFonts w:ascii="Cascadia Mono" w:hAnsi="Cascadia Mono" w:cs="Cascadia Mono"/>
@@ -6163,19 +5987,7 @@
           <w:szCs w:val="19"/>
           <w:highlight w:val="white"/>
         </w:rPr>
-        <w:t xml:space="preserve"> :</w:t>
-      </w:r>
-      <w:proofErr w:type="gramEnd"/>
-      <w:r>
-        <w:rPr>
-          <w:rFonts w:ascii="Cascadia Mono" w:hAnsi="Cascadia Mono" w:cs="Cascadia Mono"/>
-          <w:color w:val="000000"/>
-          <w:kern w:val="0"/>
-          <w:sz w:val="19"/>
-          <w:szCs w:val="19"/>
-          <w:highlight w:val="white"/>
-        </w:rPr>
-        <w:t xml:space="preserve"> </w:t>
+        <w:t xml:space="preserve"> : </w:t>
       </w:r>
       <w:r>
         <w:rPr>
@@ -6284,19 +6096,7 @@
           <w:szCs w:val="19"/>
           <w:highlight w:val="white"/>
         </w:rPr>
-        <w:t xml:space="preserve"> Country </w:t>
-      </w:r>
-      <w:proofErr w:type="gramStart"/>
-      <w:r>
-        <w:rPr>
-          <w:rFonts w:ascii="Cascadia Mono" w:hAnsi="Cascadia Mono" w:cs="Cascadia Mono"/>
-          <w:color w:val="000000"/>
-          <w:kern w:val="0"/>
-          <w:sz w:val="19"/>
-          <w:szCs w:val="19"/>
-          <w:highlight w:val="white"/>
-        </w:rPr>
-        <w:t xml:space="preserve">{ </w:t>
+        <w:t xml:space="preserve"> Country { </w:t>
       </w:r>
       <w:r>
         <w:rPr>
@@ -6309,7 +6109,6 @@
         </w:rPr>
         <w:t>get</w:t>
       </w:r>
-      <w:proofErr w:type="gramEnd"/>
       <w:r>
         <w:rPr>
           <w:rFonts w:ascii="Cascadia Mono" w:hAnsi="Cascadia Mono" w:cs="Cascadia Mono"/>
@@ -6332,31 +6131,17 @@
         </w:rPr>
         <w:t>set</w:t>
       </w:r>
-      <w:proofErr w:type="gramStart"/>
-      <w:r>
-        <w:rPr>
-          <w:rFonts w:ascii="Cascadia Mono" w:hAnsi="Cascadia Mono" w:cs="Cascadia Mono"/>
-          <w:color w:val="000000"/>
-          <w:kern w:val="0"/>
-          <w:sz w:val="19"/>
-          <w:szCs w:val="19"/>
-          <w:highlight w:val="white"/>
-        </w:rPr>
-        <w:t>; }</w:t>
-      </w:r>
-      <w:proofErr w:type="gramEnd"/>
-      <w:r>
-        <w:rPr>
-          <w:rFonts w:ascii="Cascadia Mono" w:hAnsi="Cascadia Mono" w:cs="Cascadia Mono"/>
-          <w:color w:val="000000"/>
-          <w:kern w:val="0"/>
-          <w:sz w:val="19"/>
-          <w:szCs w:val="19"/>
-          <w:highlight w:val="white"/>
-        </w:rPr>
-        <w:t xml:space="preserve"> = </w:t>
-      </w:r>
-      <w:proofErr w:type="gramStart"/>
+      <w:r>
+        <w:rPr>
+          <w:rFonts w:ascii="Cascadia Mono" w:hAnsi="Cascadia Mono" w:cs="Cascadia Mono"/>
+          <w:color w:val="000000"/>
+          <w:kern w:val="0"/>
+          <w:sz w:val="19"/>
+          <w:szCs w:val="19"/>
+          <w:highlight w:val="white"/>
+        </w:rPr>
+        <w:t xml:space="preserve">; } = </w:t>
+      </w:r>
       <w:r>
         <w:rPr>
           <w:rFonts w:ascii="Cascadia Mono" w:hAnsi="Cascadia Mono" w:cs="Cascadia Mono"/>
@@ -6377,19 +6162,7 @@
           <w:szCs w:val="19"/>
           <w:highlight w:val="white"/>
         </w:rPr>
-        <w:t>.Empty</w:t>
-      </w:r>
-      <w:proofErr w:type="gramEnd"/>
-      <w:r>
-        <w:rPr>
-          <w:rFonts w:ascii="Cascadia Mono" w:hAnsi="Cascadia Mono" w:cs="Cascadia Mono"/>
-          <w:color w:val="000000"/>
-          <w:kern w:val="0"/>
-          <w:sz w:val="19"/>
-          <w:szCs w:val="19"/>
-          <w:highlight w:val="white"/>
-        </w:rPr>
-        <w:t>;</w:t>
+        <w:t>.Empty;</w:t>
       </w:r>
     </w:p>
     <w:p>
@@ -6456,7 +6229,6 @@
         </w:rPr>
         <w:t xml:space="preserve"> </w:t>
       </w:r>
-      <w:proofErr w:type="gramStart"/>
       <w:r>
         <w:rPr>
           <w:rFonts w:ascii="Cascadia Mono" w:hAnsi="Cascadia Mono" w:cs="Cascadia Mono"/>
@@ -6479,7 +6251,6 @@
         </w:rPr>
         <w:t>(</w:t>
       </w:r>
-      <w:proofErr w:type="gramEnd"/>
       <w:r>
         <w:rPr>
           <w:rFonts w:ascii="Cascadia Mono" w:hAnsi="Cascadia Mono" w:cs="Cascadia Mono"/>
@@ -6734,31 +6505,7 @@
           <w:szCs w:val="19"/>
           <w:highlight w:val="white"/>
         </w:rPr>
-        <w:t xml:space="preserve"> </w:t>
-      </w:r>
-      <w:proofErr w:type="gramStart"/>
-      <w:r>
-        <w:rPr>
-          <w:rFonts w:ascii="Cascadia Mono" w:hAnsi="Cascadia Mono" w:cs="Cascadia Mono"/>
-          <w:color w:val="000000"/>
-          <w:kern w:val="0"/>
-          <w:sz w:val="19"/>
-          <w:szCs w:val="19"/>
-          <w:highlight w:val="white"/>
-        </w:rPr>
-        <w:t>Microsoft.AspNetCore.Authorization</w:t>
-      </w:r>
-      <w:proofErr w:type="gramEnd"/>
-      <w:r>
-        <w:rPr>
-          <w:rFonts w:ascii="Cascadia Mono" w:hAnsi="Cascadia Mono" w:cs="Cascadia Mono"/>
-          <w:color w:val="000000"/>
-          <w:kern w:val="0"/>
-          <w:sz w:val="19"/>
-          <w:szCs w:val="19"/>
-          <w:highlight w:val="white"/>
-        </w:rPr>
-        <w:t>;</w:t>
+        <w:t xml:space="preserve"> Microsoft.AspNetCore.Authorization;</w:t>
       </w:r>
     </w:p>
     <w:p>
@@ -6796,31 +6543,7 @@
           <w:szCs w:val="19"/>
           <w:highlight w:val="white"/>
         </w:rPr>
-        <w:t xml:space="preserve"> </w:t>
-      </w:r>
-      <w:proofErr w:type="gramStart"/>
-      <w:r>
-        <w:rPr>
-          <w:rFonts w:ascii="Cascadia Mono" w:hAnsi="Cascadia Mono" w:cs="Cascadia Mono"/>
-          <w:color w:val="000000"/>
-          <w:kern w:val="0"/>
-          <w:sz w:val="19"/>
-          <w:szCs w:val="19"/>
-          <w:highlight w:val="white"/>
-        </w:rPr>
-        <w:t>System.Security.Claims</w:t>
-      </w:r>
-      <w:proofErr w:type="gramEnd"/>
-      <w:r>
-        <w:rPr>
-          <w:rFonts w:ascii="Cascadia Mono" w:hAnsi="Cascadia Mono" w:cs="Cascadia Mono"/>
-          <w:color w:val="000000"/>
-          <w:kern w:val="0"/>
-          <w:sz w:val="19"/>
-          <w:szCs w:val="19"/>
-          <w:highlight w:val="white"/>
-        </w:rPr>
-        <w:t>;</w:t>
+        <w:t xml:space="preserve"> System.Security.Claims;</w:t>
       </w:r>
     </w:p>
     <w:p>
@@ -7160,7 +6883,6 @@
         </w:rPr>
         <w:t xml:space="preserve"> </w:t>
       </w:r>
-      <w:proofErr w:type="gramStart"/>
       <w:r>
         <w:rPr>
           <w:rFonts w:ascii="Cascadia Mono" w:hAnsi="Cascadia Mono" w:cs="Cascadia Mono"/>
@@ -7183,7 +6905,6 @@
         </w:rPr>
         <w:t>(</w:t>
       </w:r>
-      <w:proofErr w:type="gramEnd"/>
       <w:r>
         <w:rPr>
           <w:rFonts w:ascii="Cascadia Mono" w:hAnsi="Cascadia Mono" w:cs="Cascadia Mono"/>
@@ -7463,7 +7184,6 @@
         </w:rPr>
         <w:t xml:space="preserve"> = </w:t>
       </w:r>
-      <w:proofErr w:type="gramStart"/>
       <w:r>
         <w:rPr>
           <w:rFonts w:ascii="Cascadia Mono" w:hAnsi="Cascadia Mono" w:cs="Cascadia Mono"/>
@@ -7497,7 +7217,6 @@
         </w:rPr>
         <w:t>HasClaim</w:t>
       </w:r>
-      <w:proofErr w:type="gramEnd"/>
       <w:r>
         <w:rPr>
           <w:rFonts w:ascii="Cascadia Mono" w:hAnsi="Cascadia Mono" w:cs="Cascadia Mono"/>
@@ -7531,7 +7250,6 @@
         </w:rPr>
         <w:t xml:space="preserve"> =&gt; </w:t>
       </w:r>
-      <w:proofErr w:type="gramStart"/>
       <w:r>
         <w:rPr>
           <w:rFonts w:ascii="Cascadia Mono" w:hAnsi="Cascadia Mono" w:cs="Cascadia Mono"/>
@@ -7552,19 +7270,7 @@
           <w:szCs w:val="19"/>
           <w:highlight w:val="white"/>
         </w:rPr>
-        <w:t>.Type</w:t>
-      </w:r>
-      <w:proofErr w:type="gramEnd"/>
-      <w:r>
-        <w:rPr>
-          <w:rFonts w:ascii="Cascadia Mono" w:hAnsi="Cascadia Mono" w:cs="Cascadia Mono"/>
-          <w:color w:val="000000"/>
-          <w:kern w:val="0"/>
-          <w:sz w:val="19"/>
-          <w:szCs w:val="19"/>
-          <w:highlight w:val="white"/>
-        </w:rPr>
-        <w:t xml:space="preserve"> == </w:t>
+        <w:t xml:space="preserve">.Type == </w:t>
       </w:r>
       <w:r>
         <w:rPr>
@@ -7588,7 +7294,6 @@
         </w:rPr>
         <w:t xml:space="preserve">.Subscription &amp;&amp; </w:t>
       </w:r>
-      <w:proofErr w:type="gramStart"/>
       <w:r>
         <w:rPr>
           <w:rFonts w:ascii="Cascadia Mono" w:hAnsi="Cascadia Mono" w:cs="Cascadia Mono"/>
@@ -7609,19 +7314,7 @@
           <w:szCs w:val="19"/>
           <w:highlight w:val="white"/>
         </w:rPr>
-        <w:t>.Value</w:t>
-      </w:r>
-      <w:proofErr w:type="gramEnd"/>
-      <w:r>
-        <w:rPr>
-          <w:rFonts w:ascii="Cascadia Mono" w:hAnsi="Cascadia Mono" w:cs="Cascadia Mono"/>
-          <w:color w:val="000000"/>
-          <w:kern w:val="0"/>
-          <w:sz w:val="19"/>
-          <w:szCs w:val="19"/>
-          <w:highlight w:val="white"/>
-        </w:rPr>
-        <w:t xml:space="preserve"> == </w:t>
+        <w:t xml:space="preserve">.Value == </w:t>
       </w:r>
       <w:r>
         <w:rPr>
@@ -7683,7 +7376,6 @@
         </w:rPr>
         <w:t>if</w:t>
       </w:r>
-      <w:proofErr w:type="gramStart"/>
       <w:r>
         <w:rPr>
           <w:rFonts w:ascii="Cascadia Mono" w:hAnsi="Cascadia Mono" w:cs="Cascadia Mono"/>
@@ -7706,7 +7398,6 @@
         </w:rPr>
         <w:t>hasPremiumAccess</w:t>
       </w:r>
-      <w:proofErr w:type="gramEnd"/>
       <w:r>
         <w:rPr>
           <w:rFonts w:ascii="Cascadia Mono" w:hAnsi="Cascadia Mono" w:cs="Cascadia Mono"/>
@@ -7914,7 +7605,6 @@
         </w:rPr>
         <w:t xml:space="preserve"> = </w:t>
       </w:r>
-      <w:proofErr w:type="gramStart"/>
       <w:r>
         <w:rPr>
           <w:rFonts w:ascii="Cascadia Mono" w:hAnsi="Cascadia Mono" w:cs="Cascadia Mono"/>
@@ -7948,7 +7638,6 @@
         </w:rPr>
         <w:t>FindFirst</w:t>
       </w:r>
-      <w:proofErr w:type="gramEnd"/>
       <w:r>
         <w:rPr>
           <w:rFonts w:ascii="Cascadia Mono" w:hAnsi="Cascadia Mono" w:cs="Cascadia Mono"/>
@@ -7982,7 +7671,6 @@
         </w:rPr>
         <w:t xml:space="preserve"> =&gt; </w:t>
       </w:r>
-      <w:proofErr w:type="gramStart"/>
       <w:r>
         <w:rPr>
           <w:rFonts w:ascii="Cascadia Mono" w:hAnsi="Cascadia Mono" w:cs="Cascadia Mono"/>
@@ -8003,19 +7691,7 @@
           <w:szCs w:val="19"/>
           <w:highlight w:val="white"/>
         </w:rPr>
-        <w:t>.Type</w:t>
-      </w:r>
-      <w:proofErr w:type="gramEnd"/>
-      <w:r>
-        <w:rPr>
-          <w:rFonts w:ascii="Cascadia Mono" w:hAnsi="Cascadia Mono" w:cs="Cascadia Mono"/>
-          <w:color w:val="000000"/>
-          <w:kern w:val="0"/>
-          <w:sz w:val="19"/>
-          <w:szCs w:val="19"/>
-          <w:highlight w:val="white"/>
-        </w:rPr>
-        <w:t xml:space="preserve"> == </w:t>
+        <w:t xml:space="preserve">.Type == </w:t>
       </w:r>
       <w:r>
         <w:rPr>
@@ -8388,7 +8064,6 @@
         </w:rPr>
         <w:t xml:space="preserve">            </w:t>
       </w:r>
-      <w:proofErr w:type="gramStart"/>
       <w:r>
         <w:rPr>
           <w:rFonts w:ascii="Cascadia Mono" w:hAnsi="Cascadia Mono" w:cs="Cascadia Mono"/>
@@ -8411,7 +8086,6 @@
         </w:rPr>
         <w:t>(</w:t>
       </w:r>
-      <w:proofErr w:type="gramEnd"/>
       <w:r>
         <w:rPr>
           <w:rFonts w:ascii="Cascadia Mono" w:hAnsi="Cascadia Mono" w:cs="Cascadia Mono"/>
@@ -8434,7 +8108,6 @@
         </w:rPr>
         <w:t xml:space="preserve">.Value == </w:t>
       </w:r>
-      <w:proofErr w:type="gramStart"/>
       <w:r>
         <w:rPr>
           <w:rFonts w:ascii="Cascadia Mono" w:hAnsi="Cascadia Mono" w:cs="Cascadia Mono"/>
@@ -8455,19 +8128,7 @@
           <w:szCs w:val="19"/>
           <w:highlight w:val="white"/>
         </w:rPr>
-        <w:t>.Country</w:t>
-      </w:r>
-      <w:proofErr w:type="gramEnd"/>
-      <w:r>
-        <w:rPr>
-          <w:rFonts w:ascii="Cascadia Mono" w:hAnsi="Cascadia Mono" w:cs="Cascadia Mono"/>
-          <w:color w:val="000000"/>
-          <w:kern w:val="0"/>
-          <w:sz w:val="19"/>
-          <w:szCs w:val="19"/>
-          <w:highlight w:val="white"/>
-        </w:rPr>
-        <w:t>)</w:t>
+        <w:t>.Country)</w:t>
       </w:r>
     </w:p>
     <w:p>
@@ -8523,7 +8184,6 @@
         </w:rPr>
         <w:t xml:space="preserve">                </w:t>
       </w:r>
-      <w:proofErr w:type="gramStart"/>
       <w:r>
         <w:rPr>
           <w:rFonts w:ascii="Cascadia Mono" w:hAnsi="Cascadia Mono" w:cs="Cascadia Mono"/>
@@ -8557,7 +8217,6 @@
         </w:rPr>
         <w:t>Succeed</w:t>
       </w:r>
-      <w:proofErr w:type="gramEnd"/>
       <w:r>
         <w:rPr>
           <w:rFonts w:ascii="Cascadia Mono" w:hAnsi="Cascadia Mono" w:cs="Cascadia Mono"/>
@@ -8821,7 +8480,6 @@
           <w:highlight w:val="white"/>
         </w:rPr>
       </w:pPr>
-      <w:proofErr w:type="gramStart"/>
       <w:r>
         <w:rPr>
           <w:rFonts w:ascii="Cascadia Mono" w:hAnsi="Cascadia Mono" w:cs="Cascadia Mono"/>
@@ -8855,7 +8513,6 @@
         </w:rPr>
         <w:t>AddAuthorization</w:t>
       </w:r>
-      <w:proofErr w:type="gramEnd"/>
       <w:r>
         <w:rPr>
           <w:rFonts w:ascii="Cascadia Mono" w:hAnsi="Cascadia Mono" w:cs="Cascadia Mono"/>
@@ -8943,7 +8600,6 @@
         </w:rPr>
         <w:t xml:space="preserve">    </w:t>
       </w:r>
-      <w:proofErr w:type="gramStart"/>
       <w:r>
         <w:rPr>
           <w:rFonts w:ascii="Cascadia Mono" w:hAnsi="Cascadia Mono" w:cs="Cascadia Mono"/>
@@ -8977,7 +8633,6 @@
         </w:rPr>
         <w:t>AddPolicy</w:t>
       </w:r>
-      <w:proofErr w:type="gramEnd"/>
       <w:r>
         <w:rPr>
           <w:rFonts w:ascii="Cascadia Mono" w:hAnsi="Cascadia Mono" w:cs="Cascadia Mono"/>
@@ -9033,7 +8688,6 @@
         </w:rPr>
         <w:t xml:space="preserve"> =&gt; </w:t>
       </w:r>
-      <w:proofErr w:type="gramStart"/>
       <w:r>
         <w:rPr>
           <w:rFonts w:ascii="Cascadia Mono" w:hAnsi="Cascadia Mono" w:cs="Cascadia Mono"/>
@@ -9067,7 +8721,6 @@
         </w:rPr>
         <w:t>RequireRole</w:t>
       </w:r>
-      <w:proofErr w:type="gramEnd"/>
       <w:r>
         <w:rPr>
           <w:rFonts w:ascii="Cascadia Mono" w:hAnsi="Cascadia Mono" w:cs="Cascadia Mono"/>
@@ -9128,7 +8781,6 @@
         </w:rPr>
         <w:t xml:space="preserve">    </w:t>
       </w:r>
-      <w:proofErr w:type="gramStart"/>
       <w:r>
         <w:rPr>
           <w:rFonts w:ascii="Cascadia Mono" w:hAnsi="Cascadia Mono" w:cs="Cascadia Mono"/>
@@ -9162,7 +8814,6 @@
         </w:rPr>
         <w:t>AddPolicy</w:t>
       </w:r>
-      <w:proofErr w:type="gramEnd"/>
       <w:r>
         <w:rPr>
           <w:rFonts w:ascii="Cascadia Mono" w:hAnsi="Cascadia Mono" w:cs="Cascadia Mono"/>
@@ -9218,7 +8869,6 @@
         </w:rPr>
         <w:t xml:space="preserve"> =&gt; </w:t>
       </w:r>
-      <w:proofErr w:type="gramStart"/>
       <w:r>
         <w:rPr>
           <w:rFonts w:ascii="Cascadia Mono" w:hAnsi="Cascadia Mono" w:cs="Cascadia Mono"/>
@@ -9252,7 +8902,6 @@
         </w:rPr>
         <w:t>RequireRole</w:t>
       </w:r>
-      <w:proofErr w:type="gramEnd"/>
       <w:r>
         <w:rPr>
           <w:rFonts w:ascii="Cascadia Mono" w:hAnsi="Cascadia Mono" w:cs="Cascadia Mono"/>
@@ -9313,7 +8962,6 @@
         </w:rPr>
         <w:t xml:space="preserve">    </w:t>
       </w:r>
-      <w:proofErr w:type="gramStart"/>
       <w:r>
         <w:rPr>
           <w:rFonts w:ascii="Cascadia Mono" w:hAnsi="Cascadia Mono" w:cs="Cascadia Mono"/>
@@ -9347,7 +8995,6 @@
         </w:rPr>
         <w:t>AddPolicy</w:t>
       </w:r>
-      <w:proofErr w:type="gramEnd"/>
       <w:r>
         <w:rPr>
           <w:rFonts w:ascii="Cascadia Mono" w:hAnsi="Cascadia Mono" w:cs="Cascadia Mono"/>
@@ -9403,7 +9050,6 @@
         </w:rPr>
         <w:t xml:space="preserve"> =&gt; </w:t>
       </w:r>
-      <w:proofErr w:type="gramStart"/>
       <w:r>
         <w:rPr>
           <w:rFonts w:ascii="Cascadia Mono" w:hAnsi="Cascadia Mono" w:cs="Cascadia Mono"/>
@@ -9437,7 +9083,6 @@
         </w:rPr>
         <w:t>RequireRole</w:t>
       </w:r>
-      <w:proofErr w:type="gramEnd"/>
       <w:r>
         <w:rPr>
           <w:rFonts w:ascii="Cascadia Mono" w:hAnsi="Cascadia Mono" w:cs="Cascadia Mono"/>
@@ -9498,7 +9143,6 @@
         </w:rPr>
         <w:t xml:space="preserve">    </w:t>
       </w:r>
-      <w:proofErr w:type="gramStart"/>
       <w:r>
         <w:rPr>
           <w:rFonts w:ascii="Cascadia Mono" w:hAnsi="Cascadia Mono" w:cs="Cascadia Mono"/>
@@ -9532,7 +9176,6 @@
         </w:rPr>
         <w:t>AddPolicy</w:t>
       </w:r>
-      <w:proofErr w:type="gramEnd"/>
       <w:r>
         <w:rPr>
           <w:rFonts w:ascii="Cascadia Mono" w:hAnsi="Cascadia Mono" w:cs="Cascadia Mono"/>
@@ -9588,7 +9231,6 @@
         </w:rPr>
         <w:t xml:space="preserve"> =&gt; </w:t>
       </w:r>
-      <w:proofErr w:type="gramStart"/>
       <w:r>
         <w:rPr>
           <w:rFonts w:ascii="Cascadia Mono" w:hAnsi="Cascadia Mono" w:cs="Cascadia Mono"/>
@@ -9622,7 +9264,6 @@
         </w:rPr>
         <w:t>RequireRole</w:t>
       </w:r>
-      <w:proofErr w:type="gramEnd"/>
       <w:r>
         <w:rPr>
           <w:rFonts w:ascii="Cascadia Mono" w:hAnsi="Cascadia Mono" w:cs="Cascadia Mono"/>
@@ -9705,7 +9346,6 @@
         </w:rPr>
         <w:t xml:space="preserve">    </w:t>
       </w:r>
-      <w:proofErr w:type="gramStart"/>
       <w:r>
         <w:rPr>
           <w:rFonts w:ascii="Cascadia Mono" w:hAnsi="Cascadia Mono" w:cs="Cascadia Mono"/>
@@ -9739,7 +9379,6 @@
         </w:rPr>
         <w:t>AddPolicy</w:t>
       </w:r>
-      <w:proofErr w:type="gramEnd"/>
       <w:r>
         <w:rPr>
           <w:rFonts w:ascii="Cascadia Mono" w:hAnsi="Cascadia Mono" w:cs="Cascadia Mono"/>
@@ -9795,7 +9434,6 @@
         </w:rPr>
         <w:t xml:space="preserve"> =&gt; </w:t>
       </w:r>
-      <w:proofErr w:type="gramStart"/>
       <w:r>
         <w:rPr>
           <w:rFonts w:ascii="Cascadia Mono" w:hAnsi="Cascadia Mono" w:cs="Cascadia Mono"/>
@@ -9829,7 +9467,6 @@
         </w:rPr>
         <w:t>RequireClaim</w:t>
       </w:r>
-      <w:proofErr w:type="gramEnd"/>
       <w:r>
         <w:rPr>
           <w:rFonts w:ascii="Cascadia Mono" w:hAnsi="Cascadia Mono" w:cs="Cascadia Mono"/>
@@ -9890,7 +9527,6 @@
         </w:rPr>
         <w:t xml:space="preserve">    </w:t>
       </w:r>
-      <w:proofErr w:type="gramStart"/>
       <w:r>
         <w:rPr>
           <w:rFonts w:ascii="Cascadia Mono" w:hAnsi="Cascadia Mono" w:cs="Cascadia Mono"/>
@@ -9924,7 +9560,6 @@
         </w:rPr>
         <w:t>AddPolicy</w:t>
       </w:r>
-      <w:proofErr w:type="gramEnd"/>
       <w:r>
         <w:rPr>
           <w:rFonts w:ascii="Cascadia Mono" w:hAnsi="Cascadia Mono" w:cs="Cascadia Mono"/>
@@ -9980,7 +9615,6 @@
         </w:rPr>
         <w:t xml:space="preserve"> =&gt; </w:t>
       </w:r>
-      <w:proofErr w:type="gramStart"/>
       <w:r>
         <w:rPr>
           <w:rFonts w:ascii="Cascadia Mono" w:hAnsi="Cascadia Mono" w:cs="Cascadia Mono"/>
@@ -10014,7 +9648,6 @@
         </w:rPr>
         <w:t>RequireClaim</w:t>
       </w:r>
-      <w:proofErr w:type="gramEnd"/>
       <w:r>
         <w:rPr>
           <w:rFonts w:ascii="Cascadia Mono" w:hAnsi="Cascadia Mono" w:cs="Cascadia Mono"/>
@@ -10113,7 +9746,6 @@
         </w:rPr>
         <w:t xml:space="preserve">    </w:t>
       </w:r>
-      <w:proofErr w:type="gramStart"/>
       <w:r>
         <w:rPr>
           <w:rFonts w:ascii="Cascadia Mono" w:hAnsi="Cascadia Mono" w:cs="Cascadia Mono"/>
@@ -10147,7 +9779,6 @@
         </w:rPr>
         <w:t>AddPolicy</w:t>
       </w:r>
-      <w:proofErr w:type="gramEnd"/>
       <w:r>
         <w:rPr>
           <w:rFonts w:ascii="Cascadia Mono" w:hAnsi="Cascadia Mono" w:cs="Cascadia Mono"/>
@@ -10203,7 +9834,6 @@
         </w:rPr>
         <w:t xml:space="preserve"> =&gt; </w:t>
       </w:r>
-      <w:proofErr w:type="gramStart"/>
       <w:r>
         <w:rPr>
           <w:rFonts w:ascii="Cascadia Mono" w:hAnsi="Cascadia Mono" w:cs="Cascadia Mono"/>
@@ -10237,7 +9867,6 @@
         </w:rPr>
         <w:t>RequireClaim</w:t>
       </w:r>
-      <w:proofErr w:type="gramEnd"/>
       <w:r>
         <w:rPr>
           <w:rFonts w:ascii="Cascadia Mono" w:hAnsi="Cascadia Mono" w:cs="Cascadia Mono"/>
@@ -10342,7 +9971,6 @@
         </w:rPr>
         <w:t xml:space="preserve">    </w:t>
       </w:r>
-      <w:proofErr w:type="gramStart"/>
       <w:r>
         <w:rPr>
           <w:rFonts w:ascii="Cascadia Mono" w:hAnsi="Cascadia Mono" w:cs="Cascadia Mono"/>
@@ -10376,7 +10004,6 @@
         </w:rPr>
         <w:t>AddPolicy</w:t>
       </w:r>
-      <w:proofErr w:type="gramEnd"/>
       <w:r>
         <w:rPr>
           <w:rFonts w:ascii="Cascadia Mono" w:hAnsi="Cascadia Mono" w:cs="Cascadia Mono"/>
@@ -10432,7 +10059,6 @@
         </w:rPr>
         <w:t xml:space="preserve"> =&gt; </w:t>
       </w:r>
-      <w:proofErr w:type="gramStart"/>
       <w:r>
         <w:rPr>
           <w:rFonts w:ascii="Cascadia Mono" w:hAnsi="Cascadia Mono" w:cs="Cascadia Mono"/>
@@ -10466,7 +10092,6 @@
         </w:rPr>
         <w:t>RequireAssertion</w:t>
       </w:r>
-      <w:proofErr w:type="gramEnd"/>
       <w:r>
         <w:rPr>
           <w:rFonts w:ascii="Cascadia Mono" w:hAnsi="Cascadia Mono" w:cs="Cascadia Mono"/>
@@ -10598,7 +10223,6 @@
         </w:rPr>
         <w:t xml:space="preserve"> = </w:t>
       </w:r>
-      <w:proofErr w:type="gramStart"/>
       <w:r>
         <w:rPr>
           <w:rFonts w:ascii="Cascadia Mono" w:hAnsi="Cascadia Mono" w:cs="Cascadia Mono"/>
@@ -10632,7 +10256,6 @@
         </w:rPr>
         <w:t>HasClaim</w:t>
       </w:r>
-      <w:proofErr w:type="gramEnd"/>
       <w:r>
         <w:rPr>
           <w:rFonts w:ascii="Cascadia Mono" w:hAnsi="Cascadia Mono" w:cs="Cascadia Mono"/>
@@ -10666,7 +10289,6 @@
         </w:rPr>
         <w:t xml:space="preserve"> =&gt; </w:t>
       </w:r>
-      <w:proofErr w:type="gramStart"/>
       <w:r>
         <w:rPr>
           <w:rFonts w:ascii="Cascadia Mono" w:hAnsi="Cascadia Mono" w:cs="Cascadia Mono"/>
@@ -10687,19 +10309,7 @@
           <w:szCs w:val="19"/>
           <w:highlight w:val="white"/>
         </w:rPr>
-        <w:t>.Type</w:t>
-      </w:r>
-      <w:proofErr w:type="gramEnd"/>
-      <w:r>
-        <w:rPr>
-          <w:rFonts w:ascii="Cascadia Mono" w:hAnsi="Cascadia Mono" w:cs="Cascadia Mono"/>
-          <w:color w:val="000000"/>
-          <w:kern w:val="0"/>
-          <w:sz w:val="19"/>
-          <w:szCs w:val="19"/>
-          <w:highlight w:val="white"/>
-        </w:rPr>
-        <w:t xml:space="preserve"> == </w:t>
+        <w:t xml:space="preserve">.Type == </w:t>
       </w:r>
       <w:r>
         <w:rPr>
@@ -10794,7 +10404,6 @@
         </w:rPr>
         <w:t xml:space="preserve"> = </w:t>
       </w:r>
-      <w:proofErr w:type="gramStart"/>
       <w:r>
         <w:rPr>
           <w:rFonts w:ascii="Cascadia Mono" w:hAnsi="Cascadia Mono" w:cs="Cascadia Mono"/>
@@ -10828,7 +10437,6 @@
         </w:rPr>
         <w:t>HasClaim</w:t>
       </w:r>
-      <w:proofErr w:type="gramEnd"/>
       <w:r>
         <w:rPr>
           <w:rFonts w:ascii="Cascadia Mono" w:hAnsi="Cascadia Mono" w:cs="Cascadia Mono"/>
@@ -10862,7 +10470,6 @@
         </w:rPr>
         <w:t xml:space="preserve"> =&gt; </w:t>
       </w:r>
-      <w:proofErr w:type="gramStart"/>
       <w:r>
         <w:rPr>
           <w:rFonts w:ascii="Cascadia Mono" w:hAnsi="Cascadia Mono" w:cs="Cascadia Mono"/>
@@ -10883,19 +10490,7 @@
           <w:szCs w:val="19"/>
           <w:highlight w:val="white"/>
         </w:rPr>
-        <w:t>.Type</w:t>
-      </w:r>
-      <w:proofErr w:type="gramEnd"/>
-      <w:r>
-        <w:rPr>
-          <w:rFonts w:ascii="Cascadia Mono" w:hAnsi="Cascadia Mono" w:cs="Cascadia Mono"/>
-          <w:color w:val="000000"/>
-          <w:kern w:val="0"/>
-          <w:sz w:val="19"/>
-          <w:szCs w:val="19"/>
-          <w:highlight w:val="white"/>
-        </w:rPr>
-        <w:t xml:space="preserve"> == </w:t>
+        <w:t xml:space="preserve">.Type == </w:t>
       </w:r>
       <w:r>
         <w:rPr>
@@ -11120,7 +10715,6 @@
         </w:rPr>
         <w:t xml:space="preserve">    </w:t>
       </w:r>
-      <w:proofErr w:type="gramStart"/>
       <w:r>
         <w:rPr>
           <w:rFonts w:ascii="Cascadia Mono" w:hAnsi="Cascadia Mono" w:cs="Cascadia Mono"/>
@@ -11154,7 +10748,6 @@
         </w:rPr>
         <w:t>AddPolicy</w:t>
       </w:r>
-      <w:proofErr w:type="gramEnd"/>
       <w:r>
         <w:rPr>
           <w:rFonts w:ascii="Cascadia Mono" w:hAnsi="Cascadia Mono" w:cs="Cascadia Mono"/>
@@ -11264,7 +10857,6 @@
         </w:rPr>
         <w:t xml:space="preserve">        </w:t>
       </w:r>
-      <w:proofErr w:type="gramStart"/>
       <w:r>
         <w:rPr>
           <w:rFonts w:ascii="Cascadia Mono" w:hAnsi="Cascadia Mono" w:cs="Cascadia Mono"/>
@@ -11298,7 +10890,6 @@
         </w:rPr>
         <w:t>Add</w:t>
       </w:r>
-      <w:proofErr w:type="gramEnd"/>
       <w:r>
         <w:rPr>
           <w:rFonts w:ascii="Cascadia Mono" w:hAnsi="Cascadia Mono" w:cs="Cascadia Mono"/>
@@ -11462,7 +11053,6 @@
           <w:highlight w:val="white"/>
         </w:rPr>
       </w:pPr>
-      <w:proofErr w:type="gramStart"/>
       <w:r>
         <w:rPr>
           <w:rFonts w:ascii="Cascadia Mono" w:hAnsi="Cascadia Mono" w:cs="Cascadia Mono"/>
@@ -11496,7 +11086,6 @@
         </w:rPr>
         <w:t>AddSingleton</w:t>
       </w:r>
-      <w:proofErr w:type="gramEnd"/>
       <w:r>
         <w:rPr>
           <w:rFonts w:ascii="Cascadia Mono" w:hAnsi="Cascadia Mono" w:cs="Cascadia Mono"/>
@@ -11541,29 +11130,16 @@
         </w:rPr>
         <w:t>SpecialPremiumContentAuthorizationHandler</w:t>
       </w:r>
-      <w:proofErr w:type="gramStart"/>
-      <w:r>
-        <w:rPr>
-          <w:rFonts w:ascii="Cascadia Mono" w:hAnsi="Cascadia Mono" w:cs="Cascadia Mono"/>
-          <w:color w:val="000000"/>
-          <w:kern w:val="0"/>
-          <w:sz w:val="19"/>
-          <w:szCs w:val="19"/>
-          <w:highlight w:val="white"/>
-        </w:rPr>
-        <w:t>&gt;(</w:t>
-      </w:r>
-      <w:proofErr w:type="gramEnd"/>
-      <w:r>
-        <w:rPr>
-          <w:rFonts w:ascii="Cascadia Mono" w:hAnsi="Cascadia Mono" w:cs="Cascadia Mono"/>
-          <w:color w:val="000000"/>
-          <w:kern w:val="0"/>
-          <w:sz w:val="19"/>
-          <w:szCs w:val="19"/>
-          <w:highlight w:val="white"/>
-        </w:rPr>
-        <w:t>);</w:t>
+      <w:r>
+        <w:rPr>
+          <w:rFonts w:ascii="Cascadia Mono" w:hAnsi="Cascadia Mono" w:cs="Cascadia Mono"/>
+          <w:color w:val="000000"/>
+          <w:kern w:val="0"/>
+          <w:sz w:val="19"/>
+          <w:szCs w:val="19"/>
+          <w:highlight w:val="white"/>
+        </w:rPr>
+        <w:t>&gt;();</w:t>
       </w:r>
     </w:p>
     <w:p>
@@ -12135,7 +11711,6 @@
           <w:highlight w:val="white"/>
         </w:rPr>
       </w:pPr>
-      <w:proofErr w:type="gramStart"/>
       <w:r>
         <w:rPr>
           <w:rFonts w:ascii="Cascadia Mono" w:hAnsi="Cascadia Mono" w:cs="Cascadia Mono"/>
@@ -12169,7 +11744,6 @@
         </w:rPr>
         <w:t>AddIdentityCore</w:t>
       </w:r>
-      <w:proofErr w:type="gramEnd"/>
       <w:r>
         <w:rPr>
           <w:rFonts w:ascii="Cascadia Mono" w:hAnsi="Cascadia Mono" w:cs="Cascadia Mono"/>
@@ -12192,29 +11766,16 @@
         </w:rPr>
         <w:t>AppUser</w:t>
       </w:r>
-      <w:proofErr w:type="gramStart"/>
-      <w:r>
-        <w:rPr>
-          <w:rFonts w:ascii="Cascadia Mono" w:hAnsi="Cascadia Mono" w:cs="Cascadia Mono"/>
-          <w:color w:val="000000"/>
-          <w:kern w:val="0"/>
-          <w:sz w:val="19"/>
-          <w:szCs w:val="19"/>
-          <w:highlight w:val="white"/>
-        </w:rPr>
-        <w:t>&gt;(</w:t>
-      </w:r>
-      <w:proofErr w:type="gramEnd"/>
-      <w:r>
-        <w:rPr>
-          <w:rFonts w:ascii="Cascadia Mono" w:hAnsi="Cascadia Mono" w:cs="Cascadia Mono"/>
-          <w:color w:val="000000"/>
-          <w:kern w:val="0"/>
-          <w:sz w:val="19"/>
-          <w:szCs w:val="19"/>
-          <w:highlight w:val="white"/>
-        </w:rPr>
-        <w:t>)</w:t>
+      <w:r>
+        <w:rPr>
+          <w:rFonts w:ascii="Cascadia Mono" w:hAnsi="Cascadia Mono" w:cs="Cascadia Mono"/>
+          <w:color w:val="000000"/>
+          <w:kern w:val="0"/>
+          <w:sz w:val="19"/>
+          <w:szCs w:val="19"/>
+          <w:highlight w:val="white"/>
+        </w:rPr>
+        <w:t>&gt;()</w:t>
       </w:r>
     </w:p>
     <w:p>
@@ -12279,19 +11840,7 @@
           <w:szCs w:val="19"/>
           <w:highlight w:val="white"/>
         </w:rPr>
-        <w:t xml:space="preserve">    </w:t>
-      </w:r>
-      <w:proofErr w:type="gramStart"/>
-      <w:r>
-        <w:rPr>
-          <w:rFonts w:ascii="Cascadia Mono" w:hAnsi="Cascadia Mono" w:cs="Cascadia Mono"/>
-          <w:color w:val="000000"/>
-          <w:kern w:val="0"/>
-          <w:sz w:val="19"/>
-          <w:szCs w:val="19"/>
-          <w:highlight w:val="white"/>
-        </w:rPr>
-        <w:t>.</w:t>
+        <w:t xml:space="preserve">    .</w:t>
       </w:r>
       <w:r>
         <w:rPr>
@@ -12304,7 +11853,6 @@
         </w:rPr>
         <w:t>AddSignInManager</w:t>
       </w:r>
-      <w:proofErr w:type="gramEnd"/>
       <w:r>
         <w:rPr>
           <w:rFonts w:ascii="Cascadia Mono" w:hAnsi="Cascadia Mono" w:cs="Cascadia Mono"/>
@@ -12363,79 +11911,7 @@
           <w:szCs w:val="19"/>
           <w:highlight w:val="white"/>
         </w:rPr>
-        <w:t>/</w:t>
-      </w:r>
-      <w:proofErr w:type="gramStart"/>
-      <w:r>
-        <w:rPr>
-          <w:rFonts w:ascii="Cascadia Mono" w:hAnsi="Cascadia Mono" w:cs="Cascadia Mono"/>
-          <w:color w:val="008000"/>
-          <w:kern w:val="0"/>
-          <w:sz w:val="19"/>
-          <w:szCs w:val="19"/>
-          <w:highlight w:val="white"/>
-        </w:rPr>
-        <w:t>/  If</w:t>
-      </w:r>
-      <w:proofErr w:type="gramEnd"/>
-      <w:r>
-        <w:rPr>
-          <w:rFonts w:ascii="Cascadia Mono" w:hAnsi="Cascadia Mono" w:cs="Cascadia Mono"/>
-          <w:color w:val="008000"/>
-          <w:kern w:val="0"/>
-          <w:sz w:val="19"/>
-          <w:szCs w:val="19"/>
-          <w:highlight w:val="white"/>
-        </w:rPr>
-        <w:t xml:space="preserve"> you use the </w:t>
-      </w:r>
-      <w:proofErr w:type="gramStart"/>
-      <w:r>
-        <w:rPr>
-          <w:rFonts w:ascii="Cascadia Mono" w:hAnsi="Cascadia Mono" w:cs="Cascadia Mono"/>
-          <w:color w:val="008000"/>
-          <w:kern w:val="0"/>
-          <w:sz w:val="19"/>
-          <w:szCs w:val="19"/>
-          <w:highlight w:val="white"/>
-        </w:rPr>
-        <w:t>AddIdentity(</w:t>
-      </w:r>
-      <w:proofErr w:type="gramEnd"/>
-      <w:r>
-        <w:rPr>
-          <w:rFonts w:ascii="Cascadia Mono" w:hAnsi="Cascadia Mono" w:cs="Cascadia Mono"/>
-          <w:color w:val="008000"/>
-          <w:kern w:val="0"/>
-          <w:sz w:val="19"/>
-          <w:szCs w:val="19"/>
-          <w:highlight w:val="white"/>
-        </w:rPr>
-        <w:t xml:space="preserve">) method, you do not need to call the </w:t>
-      </w:r>
-      <w:proofErr w:type="gramStart"/>
-      <w:r>
-        <w:rPr>
-          <w:rFonts w:ascii="Cascadia Mono" w:hAnsi="Cascadia Mono" w:cs="Cascadia Mono"/>
-          <w:color w:val="008000"/>
-          <w:kern w:val="0"/>
-          <w:sz w:val="19"/>
-          <w:szCs w:val="19"/>
-          <w:highlight w:val="white"/>
-        </w:rPr>
-        <w:t>AddRoles(</w:t>
-      </w:r>
-      <w:proofErr w:type="gramEnd"/>
-      <w:r>
-        <w:rPr>
-          <w:rFonts w:ascii="Cascadia Mono" w:hAnsi="Cascadia Mono" w:cs="Cascadia Mono"/>
-          <w:color w:val="008000"/>
-          <w:kern w:val="0"/>
-          <w:sz w:val="19"/>
-          <w:szCs w:val="19"/>
-          <w:highlight w:val="white"/>
-        </w:rPr>
-        <w:t xml:space="preserve">) method. </w:t>
+        <w:t xml:space="preserve">//  If you use the AddIdentity() method, you do not need to call the AddRoles() method. </w:t>
       </w:r>
     </w:p>
     <w:p>
@@ -12473,55 +11949,7 @@
           <w:szCs w:val="19"/>
           <w:highlight w:val="white"/>
         </w:rPr>
-        <w:t xml:space="preserve">// The </w:t>
-      </w:r>
-      <w:proofErr w:type="gramStart"/>
-      <w:r>
-        <w:rPr>
-          <w:rFonts w:ascii="Cascadia Mono" w:hAnsi="Cascadia Mono" w:cs="Cascadia Mono"/>
-          <w:color w:val="008000"/>
-          <w:kern w:val="0"/>
-          <w:sz w:val="19"/>
-          <w:szCs w:val="19"/>
-          <w:highlight w:val="white"/>
-        </w:rPr>
-        <w:t>AddIdentity(</w:t>
-      </w:r>
-      <w:proofErr w:type="gramEnd"/>
-      <w:r>
-        <w:rPr>
-          <w:rFonts w:ascii="Cascadia Mono" w:hAnsi="Cascadia Mono" w:cs="Cascadia Mono"/>
-          <w:color w:val="008000"/>
-          <w:kern w:val="0"/>
-          <w:sz w:val="19"/>
-          <w:szCs w:val="19"/>
-          <w:highlight w:val="white"/>
-        </w:rPr>
-        <w:t xml:space="preserve">) method will call the </w:t>
-      </w:r>
-      <w:proofErr w:type="gramStart"/>
-      <w:r>
-        <w:rPr>
-          <w:rFonts w:ascii="Cascadia Mono" w:hAnsi="Cascadia Mono" w:cs="Cascadia Mono"/>
-          <w:color w:val="008000"/>
-          <w:kern w:val="0"/>
-          <w:sz w:val="19"/>
-          <w:szCs w:val="19"/>
-          <w:highlight w:val="white"/>
-        </w:rPr>
-        <w:t>AddRoles(</w:t>
-      </w:r>
-      <w:proofErr w:type="gramEnd"/>
-      <w:r>
-        <w:rPr>
-          <w:rFonts w:ascii="Cascadia Mono" w:hAnsi="Cascadia Mono" w:cs="Cascadia Mono"/>
-          <w:color w:val="008000"/>
-          <w:kern w:val="0"/>
-          <w:sz w:val="19"/>
-          <w:szCs w:val="19"/>
-          <w:highlight w:val="white"/>
-        </w:rPr>
-        <w:t>) method internally.</w:t>
+        <w:t>// The AddIdentity() method will call the AddRoles() method internally.</w:t>
       </w:r>
     </w:p>
     <w:p>
@@ -12548,19 +11976,7 @@
           <w:szCs w:val="19"/>
           <w:highlight w:val="white"/>
         </w:rPr>
-        <w:t xml:space="preserve">    </w:t>
-      </w:r>
-      <w:proofErr w:type="gramStart"/>
-      <w:r>
-        <w:rPr>
-          <w:rFonts w:ascii="Cascadia Mono" w:hAnsi="Cascadia Mono" w:cs="Cascadia Mono"/>
-          <w:color w:val="000000"/>
-          <w:kern w:val="0"/>
-          <w:sz w:val="19"/>
-          <w:szCs w:val="19"/>
-          <w:highlight w:val="white"/>
-        </w:rPr>
-        <w:t>.</w:t>
+        <w:t xml:space="preserve">    .</w:t>
       </w:r>
       <w:r>
         <w:rPr>
@@ -12573,7 +11989,6 @@
         </w:rPr>
         <w:t>AddRoles</w:t>
       </w:r>
-      <w:proofErr w:type="gramEnd"/>
       <w:r>
         <w:rPr>
           <w:rFonts w:ascii="Cascadia Mono" w:hAnsi="Cascadia Mono" w:cs="Cascadia Mono"/>
@@ -12596,29 +12011,16 @@
         </w:rPr>
         <w:t>IdentityRole</w:t>
       </w:r>
-      <w:proofErr w:type="gramStart"/>
-      <w:r>
-        <w:rPr>
-          <w:rFonts w:ascii="Cascadia Mono" w:hAnsi="Cascadia Mono" w:cs="Cascadia Mono"/>
-          <w:color w:val="000000"/>
-          <w:kern w:val="0"/>
-          <w:sz w:val="19"/>
-          <w:szCs w:val="19"/>
-          <w:highlight w:val="white"/>
-        </w:rPr>
-        <w:t>&gt;(</w:t>
-      </w:r>
-      <w:proofErr w:type="gramEnd"/>
-      <w:r>
-        <w:rPr>
-          <w:rFonts w:ascii="Cascadia Mono" w:hAnsi="Cascadia Mono" w:cs="Cascadia Mono"/>
-          <w:color w:val="000000"/>
-          <w:kern w:val="0"/>
-          <w:sz w:val="19"/>
-          <w:szCs w:val="19"/>
-          <w:highlight w:val="white"/>
-        </w:rPr>
-        <w:t>)</w:t>
+      <w:r>
+        <w:rPr>
+          <w:rFonts w:ascii="Cascadia Mono" w:hAnsi="Cascadia Mono" w:cs="Cascadia Mono"/>
+          <w:color w:val="000000"/>
+          <w:kern w:val="0"/>
+          <w:sz w:val="19"/>
+          <w:szCs w:val="19"/>
+          <w:highlight w:val="white"/>
+        </w:rPr>
+        <w:t>&gt;()</w:t>
       </w:r>
     </w:p>
     <w:p>
@@ -12645,19 +12047,7 @@
           <w:szCs w:val="19"/>
           <w:highlight w:val="white"/>
         </w:rPr>
-        <w:t xml:space="preserve">    </w:t>
-      </w:r>
-      <w:proofErr w:type="gramStart"/>
-      <w:r>
-        <w:rPr>
-          <w:rFonts w:ascii="Cascadia Mono" w:hAnsi="Cascadia Mono" w:cs="Cascadia Mono"/>
-          <w:color w:val="000000"/>
-          <w:kern w:val="0"/>
-          <w:sz w:val="19"/>
-          <w:szCs w:val="19"/>
-          <w:highlight w:val="white"/>
-        </w:rPr>
-        <w:t>.</w:t>
+        <w:t xml:space="preserve">    .</w:t>
       </w:r>
       <w:r>
         <w:rPr>
@@ -12670,7 +12060,6 @@
         </w:rPr>
         <w:t>AddEntityFrameworkStores</w:t>
       </w:r>
-      <w:proofErr w:type="gramEnd"/>
       <w:r>
         <w:rPr>
           <w:rFonts w:ascii="Cascadia Mono" w:hAnsi="Cascadia Mono" w:cs="Cascadia Mono"/>
@@ -12693,29 +12082,16 @@
         </w:rPr>
         <w:t>AppDbContext</w:t>
       </w:r>
-      <w:proofErr w:type="gramStart"/>
-      <w:r>
-        <w:rPr>
-          <w:rFonts w:ascii="Cascadia Mono" w:hAnsi="Cascadia Mono" w:cs="Cascadia Mono"/>
-          <w:color w:val="000000"/>
-          <w:kern w:val="0"/>
-          <w:sz w:val="19"/>
-          <w:szCs w:val="19"/>
-          <w:highlight w:val="white"/>
-        </w:rPr>
-        <w:t>&gt;(</w:t>
-      </w:r>
-      <w:proofErr w:type="gramEnd"/>
-      <w:r>
-        <w:rPr>
-          <w:rFonts w:ascii="Cascadia Mono" w:hAnsi="Cascadia Mono" w:cs="Cascadia Mono"/>
-          <w:color w:val="000000"/>
-          <w:kern w:val="0"/>
-          <w:sz w:val="19"/>
-          <w:szCs w:val="19"/>
-          <w:highlight w:val="white"/>
-        </w:rPr>
-        <w:t>)</w:t>
+      <w:r>
+        <w:rPr>
+          <w:rFonts w:ascii="Cascadia Mono" w:hAnsi="Cascadia Mono" w:cs="Cascadia Mono"/>
+          <w:color w:val="000000"/>
+          <w:kern w:val="0"/>
+          <w:sz w:val="19"/>
+          <w:szCs w:val="19"/>
+          <w:highlight w:val="white"/>
+        </w:rPr>
+        <w:t>&gt;()</w:t>
       </w:r>
     </w:p>
     <w:p>
@@ -12742,19 +12118,7 @@
           <w:szCs w:val="19"/>
           <w:highlight w:val="white"/>
         </w:rPr>
-        <w:t xml:space="preserve">    </w:t>
-      </w:r>
-      <w:proofErr w:type="gramStart"/>
-      <w:r>
-        <w:rPr>
-          <w:rFonts w:ascii="Cascadia Mono" w:hAnsi="Cascadia Mono" w:cs="Cascadia Mono"/>
-          <w:color w:val="000000"/>
-          <w:kern w:val="0"/>
-          <w:sz w:val="19"/>
-          <w:szCs w:val="19"/>
-          <w:highlight w:val="white"/>
-        </w:rPr>
-        <w:t>.</w:t>
+        <w:t xml:space="preserve">    .</w:t>
       </w:r>
       <w:r>
         <w:rPr>
@@ -12767,7 +12131,6 @@
         </w:rPr>
         <w:t>AddDefaultTokenProviders</w:t>
       </w:r>
-      <w:proofErr w:type="gramEnd"/>
       <w:r>
         <w:rPr>
           <w:rFonts w:ascii="Cascadia Mono" w:hAnsi="Cascadia Mono" w:cs="Cascadia Mono"/>
@@ -13194,7 +12557,6 @@
         </w:rPr>
         <w:t xml:space="preserve">    </w:t>
       </w:r>
-      <w:proofErr w:type="gramStart"/>
       <w:r>
         <w:rPr>
           <w:rFonts w:ascii="Cascadia Mono" w:hAnsi="Cascadia Mono" w:cs="Cascadia Mono"/>
@@ -13215,19 +12577,7 @@
           <w:szCs w:val="19"/>
           <w:highlight w:val="white"/>
         </w:rPr>
-        <w:t>(</w:t>
-      </w:r>
-      <w:proofErr w:type="gramEnd"/>
-      <w:r>
-        <w:rPr>
-          <w:rFonts w:ascii="Cascadia Mono" w:hAnsi="Cascadia Mono" w:cs="Cascadia Mono"/>
-          <w:color w:val="000000"/>
-          <w:kern w:val="0"/>
-          <w:sz w:val="19"/>
-          <w:szCs w:val="19"/>
-          <w:highlight w:val="white"/>
-        </w:rPr>
-        <w:t>ModelState.IsValid)</w:t>
+        <w:t>(ModelState.IsValid)</w:t>
       </w:r>
     </w:p>
     <w:p>
@@ -13393,7 +12743,6 @@
         </w:rPr>
         <w:t>(</w:t>
       </w:r>
-      <w:proofErr w:type="gramStart"/>
       <w:r>
         <w:rPr>
           <w:rFonts w:ascii="Cascadia Mono" w:hAnsi="Cascadia Mono" w:cs="Cascadia Mono"/>
@@ -13414,19 +12763,7 @@
           <w:szCs w:val="19"/>
           <w:highlight w:val="white"/>
         </w:rPr>
-        <w:t>.Username</w:t>
-      </w:r>
-      <w:proofErr w:type="gramEnd"/>
-      <w:r>
-        <w:rPr>
-          <w:rFonts w:ascii="Cascadia Mono" w:hAnsi="Cascadia Mono" w:cs="Cascadia Mono"/>
-          <w:color w:val="000000"/>
-          <w:kern w:val="0"/>
-          <w:sz w:val="19"/>
-          <w:szCs w:val="19"/>
-          <w:highlight w:val="white"/>
-        </w:rPr>
-        <w:t>);</w:t>
+        <w:t>.Username);</w:t>
       </w:r>
     </w:p>
     <w:p>
@@ -13455,7 +12792,6 @@
         </w:rPr>
         <w:t xml:space="preserve">        </w:t>
       </w:r>
-      <w:proofErr w:type="gramStart"/>
       <w:r>
         <w:rPr>
           <w:rFonts w:ascii="Cascadia Mono" w:hAnsi="Cascadia Mono" w:cs="Cascadia Mono"/>
@@ -13498,19 +12834,7 @@
           <w:szCs w:val="19"/>
           <w:highlight w:val="white"/>
         </w:rPr>
-        <w:t xml:space="preserve"> !</w:t>
-      </w:r>
-      <w:proofErr w:type="gramEnd"/>
-      <w:r>
-        <w:rPr>
-          <w:rFonts w:ascii="Cascadia Mono" w:hAnsi="Cascadia Mono" w:cs="Cascadia Mono"/>
-          <w:color w:val="000000"/>
-          <w:kern w:val="0"/>
-          <w:sz w:val="19"/>
-          <w:szCs w:val="19"/>
-          <w:highlight w:val="white"/>
-        </w:rPr>
-        <w:t xml:space="preserve">= </w:t>
+        <w:t xml:space="preserve"> != </w:t>
       </w:r>
       <w:r>
         <w:rPr>
@@ -13597,31 +12921,7 @@
           <w:szCs w:val="19"/>
           <w:highlight w:val="white"/>
         </w:rPr>
-        <w:t xml:space="preserve">//if (await userManager.CheckPasswordAsync(user, </w:t>
-      </w:r>
-      <w:proofErr w:type="gramStart"/>
-      <w:r>
-        <w:rPr>
-          <w:rFonts w:ascii="Cascadia Mono" w:hAnsi="Cascadia Mono" w:cs="Cascadia Mono"/>
-          <w:color w:val="008000"/>
-          <w:kern w:val="0"/>
-          <w:sz w:val="19"/>
-          <w:szCs w:val="19"/>
-          <w:highlight w:val="white"/>
-        </w:rPr>
-        <w:t>model.password</w:t>
-      </w:r>
-      <w:proofErr w:type="gramEnd"/>
-      <w:r>
-        <w:rPr>
-          <w:rFonts w:ascii="Cascadia Mono" w:hAnsi="Cascadia Mono" w:cs="Cascadia Mono"/>
-          <w:color w:val="008000"/>
-          <w:kern w:val="0"/>
-          <w:sz w:val="19"/>
-          <w:szCs w:val="19"/>
-          <w:highlight w:val="white"/>
-        </w:rPr>
-        <w:t>))</w:t>
+        <w:t>//if (await userManager.CheckPasswordAsync(user, model.password))</w:t>
       </w:r>
     </w:p>
     <w:p>
@@ -13782,7 +13082,6 @@
         </w:rPr>
         <w:t xml:space="preserve">, </w:t>
       </w:r>
-      <w:proofErr w:type="gramStart"/>
       <w:r>
         <w:rPr>
           <w:rFonts w:ascii="Cascadia Mono" w:hAnsi="Cascadia Mono" w:cs="Cascadia Mono"/>
@@ -13803,19 +13102,7 @@
           <w:szCs w:val="19"/>
           <w:highlight w:val="white"/>
         </w:rPr>
-        <w:t>.password</w:t>
-      </w:r>
-      <w:proofErr w:type="gramEnd"/>
-      <w:r>
-        <w:rPr>
-          <w:rFonts w:ascii="Cascadia Mono" w:hAnsi="Cascadia Mono" w:cs="Cascadia Mono"/>
-          <w:color w:val="000000"/>
-          <w:kern w:val="0"/>
-          <w:sz w:val="19"/>
-          <w:szCs w:val="19"/>
-          <w:highlight w:val="white"/>
-        </w:rPr>
-        <w:t xml:space="preserve">, </w:t>
+        <w:t xml:space="preserve">.password, </w:t>
       </w:r>
       <w:r>
         <w:rPr>
@@ -13910,7 +13197,6 @@
         </w:rPr>
         <w:t xml:space="preserve"> (</w:t>
       </w:r>
-      <w:proofErr w:type="gramStart"/>
       <w:r>
         <w:rPr>
           <w:rFonts w:ascii="Cascadia Mono" w:hAnsi="Cascadia Mono" w:cs="Cascadia Mono"/>
@@ -13931,19 +13217,7 @@
           <w:szCs w:val="19"/>
           <w:highlight w:val="white"/>
         </w:rPr>
-        <w:t>.Succeeded</w:t>
-      </w:r>
-      <w:proofErr w:type="gramEnd"/>
-      <w:r>
-        <w:rPr>
-          <w:rFonts w:ascii="Cascadia Mono" w:hAnsi="Cascadia Mono" w:cs="Cascadia Mono"/>
-          <w:color w:val="000000"/>
-          <w:kern w:val="0"/>
-          <w:sz w:val="19"/>
-          <w:szCs w:val="19"/>
-          <w:highlight w:val="white"/>
-        </w:rPr>
-        <w:t>)</w:t>
+        <w:t>.Succeeded)</w:t>
       </w:r>
     </w:p>
     <w:p>
@@ -14043,7 +13317,6 @@
         </w:rPr>
         <w:t xml:space="preserve"> = </w:t>
       </w:r>
-      <w:proofErr w:type="gramStart"/>
       <w:r>
         <w:rPr>
           <w:rFonts w:ascii="Cascadia Mono" w:hAnsi="Cascadia Mono" w:cs="Cascadia Mono"/>
@@ -14086,19 +13359,7 @@
           <w:szCs w:val="19"/>
           <w:highlight w:val="white"/>
         </w:rPr>
-        <w:t>.Username</w:t>
-      </w:r>
-      <w:proofErr w:type="gramEnd"/>
-      <w:r>
-        <w:rPr>
-          <w:rFonts w:ascii="Cascadia Mono" w:hAnsi="Cascadia Mono" w:cs="Cascadia Mono"/>
-          <w:color w:val="000000"/>
-          <w:kern w:val="0"/>
-          <w:sz w:val="19"/>
-          <w:szCs w:val="19"/>
-          <w:highlight w:val="white"/>
-        </w:rPr>
-        <w:t xml:space="preserve">, </w:t>
+        <w:t xml:space="preserve">.Username, </w:t>
       </w:r>
       <w:r>
         <w:rPr>
@@ -14171,7 +13432,6 @@
         </w:rPr>
         <w:t xml:space="preserve"> </w:t>
       </w:r>
-      <w:proofErr w:type="gramStart"/>
       <w:r>
         <w:rPr>
           <w:rFonts w:ascii="Cascadia Mono" w:hAnsi="Cascadia Mono" w:cs="Cascadia Mono"/>
@@ -14194,7 +13454,6 @@
         </w:rPr>
         <w:t>(</w:t>
       </w:r>
-      <w:proofErr w:type="gramEnd"/>
       <w:r>
         <w:rPr>
           <w:rFonts w:ascii="Cascadia Mono" w:hAnsi="Cascadia Mono" w:cs="Cascadia Mono"/>
@@ -14215,19 +13474,7 @@
           <w:szCs w:val="19"/>
           <w:highlight w:val="white"/>
         </w:rPr>
-        <w:t xml:space="preserve"> </w:t>
-      </w:r>
-      <w:proofErr w:type="gramStart"/>
-      <w:r>
-        <w:rPr>
-          <w:rFonts w:ascii="Cascadia Mono" w:hAnsi="Cascadia Mono" w:cs="Cascadia Mono"/>
-          <w:color w:val="000000"/>
-          <w:kern w:val="0"/>
-          <w:sz w:val="19"/>
-          <w:szCs w:val="19"/>
-          <w:highlight w:val="white"/>
-        </w:rPr>
-        <w:t xml:space="preserve">{ </w:t>
+        <w:t xml:space="preserve"> { </w:t>
       </w:r>
       <w:r>
         <w:rPr>
@@ -14240,7 +13487,6 @@
         </w:rPr>
         <w:t>token</w:t>
       </w:r>
-      <w:proofErr w:type="gramEnd"/>
       <w:r>
         <w:rPr>
           <w:rFonts w:ascii="Cascadia Mono" w:hAnsi="Cascadia Mono" w:cs="Cascadia Mono"/>
@@ -14513,7 +13759,6 @@
         </w:rPr>
         <w:t xml:space="preserve"> </w:t>
       </w:r>
-      <w:proofErr w:type="gramStart"/>
       <w:r>
         <w:rPr>
           <w:rFonts w:ascii="Cascadia Mono" w:hAnsi="Cascadia Mono" w:cs="Cascadia Mono"/>
@@ -14534,19 +13779,7 @@
           <w:szCs w:val="19"/>
           <w:highlight w:val="white"/>
         </w:rPr>
-        <w:t>(</w:t>
-      </w:r>
-      <w:proofErr w:type="gramEnd"/>
-      <w:r>
-        <w:rPr>
-          <w:rFonts w:ascii="Cascadia Mono" w:hAnsi="Cascadia Mono" w:cs="Cascadia Mono"/>
-          <w:color w:val="000000"/>
-          <w:kern w:val="0"/>
-          <w:sz w:val="19"/>
-          <w:szCs w:val="19"/>
-          <w:highlight w:val="white"/>
-        </w:rPr>
-        <w:t>ModelState);</w:t>
+        <w:t>(ModelState);</w:t>
       </w:r>
     </w:p>
     <w:p>
@@ -14597,6 +13830,182 @@
           <w:szCs w:val="28"/>
         </w:rPr>
       </w:pPr>
+      <w:r>
+        <w:rPr>
+          <w:noProof/>
+        </w:rPr>
+        <w:lastRenderedPageBreak/>
+        <w:drawing>
+          <wp:inline distT="0" distB="0" distL="0" distR="0" wp14:anchorId="44254C82" wp14:editId="08FA78F0">
+            <wp:extent cx="5943600" cy="3325495"/>
+            <wp:effectExtent l="0" t="0" r="0" b="8255"/>
+            <wp:docPr id="144399143" name="Picture 1"/>
+            <wp:cNvGraphicFramePr>
+              <a:graphicFrameLocks xmlns:a="http://schemas.openxmlformats.org/drawingml/2006/main" noChangeAspect="1"/>
+            </wp:cNvGraphicFramePr>
+            <a:graphic xmlns:a="http://schemas.openxmlformats.org/drawingml/2006/main">
+              <a:graphicData uri="http://schemas.openxmlformats.org/drawingml/2006/picture">
+                <pic:pic xmlns:pic="http://schemas.openxmlformats.org/drawingml/2006/picture">
+                  <pic:nvPicPr>
+                    <pic:cNvPr id="144399143" name=""/>
+                    <pic:cNvPicPr/>
+                  </pic:nvPicPr>
+                  <pic:blipFill>
+                    <a:blip r:embed="rId11"/>
+                    <a:stretch>
+                      <a:fillRect/>
+                    </a:stretch>
+                  </pic:blipFill>
+                  <pic:spPr>
+                    <a:xfrm>
+                      <a:off x="0" y="0"/>
+                      <a:ext cx="5943600" cy="3325495"/>
+                    </a:xfrm>
+                    <a:prstGeom prst="rect">
+                      <a:avLst/>
+                    </a:prstGeom>
+                  </pic:spPr>
+                </pic:pic>
+              </a:graphicData>
+            </a:graphic>
+          </wp:inline>
+        </w:drawing>
+      </w:r>
+    </w:p>
+    <w:p>
+      <w:pPr>
+        <w:ind w:left="720" w:firstLine="720"/>
+        <w:rPr>
+          <w:rFonts w:ascii="Sakkal Majalla" w:hAnsi="Sakkal Majalla" w:cs="Sakkal Majalla"/>
+          <w:sz w:val="28"/>
+          <w:szCs w:val="28"/>
+        </w:rPr>
+      </w:pPr>
+      <w:r>
+        <w:rPr>
+          <w:rFonts w:ascii="Sakkal Majalla" w:hAnsi="Sakkal Majalla" w:cs="Sakkal Majalla"/>
+          <w:sz w:val="28"/>
+          <w:szCs w:val="28"/>
+        </w:rPr>
+        <w:t>*******************************************************************</w:t>
+      </w:r>
+    </w:p>
+    <w:p>
+      <w:pPr>
+        <w:rPr>
+          <w:rFonts w:ascii="Sakkal Majalla" w:hAnsi="Sakkal Majalla" w:cs="Sakkal Majalla"/>
+          <w:sz w:val="28"/>
+          <w:szCs w:val="28"/>
+        </w:rPr>
+      </w:pPr>
+      <w:r>
+        <w:rPr>
+          <w:noProof/>
+        </w:rPr>
+        <w:drawing>
+          <wp:inline distT="0" distB="0" distL="0" distR="0" wp14:anchorId="2F253E91" wp14:editId="6E1FD4A1">
+            <wp:extent cx="5943600" cy="3431540"/>
+            <wp:effectExtent l="0" t="0" r="0" b="0"/>
+            <wp:docPr id="1717469109" name="Picture 1"/>
+            <wp:cNvGraphicFramePr>
+              <a:graphicFrameLocks xmlns:a="http://schemas.openxmlformats.org/drawingml/2006/main" noChangeAspect="1"/>
+            </wp:cNvGraphicFramePr>
+            <a:graphic xmlns:a="http://schemas.openxmlformats.org/drawingml/2006/main">
+              <a:graphicData uri="http://schemas.openxmlformats.org/drawingml/2006/picture">
+                <pic:pic xmlns:pic="http://schemas.openxmlformats.org/drawingml/2006/picture">
+                  <pic:nvPicPr>
+                    <pic:cNvPr id="1717469109" name=""/>
+                    <pic:cNvPicPr/>
+                  </pic:nvPicPr>
+                  <pic:blipFill>
+                    <a:blip r:embed="rId12"/>
+                    <a:stretch>
+                      <a:fillRect/>
+                    </a:stretch>
+                  </pic:blipFill>
+                  <pic:spPr>
+                    <a:xfrm>
+                      <a:off x="0" y="0"/>
+                      <a:ext cx="5943600" cy="3431540"/>
+                    </a:xfrm>
+                    <a:prstGeom prst="rect">
+                      <a:avLst/>
+                    </a:prstGeom>
+                  </pic:spPr>
+                </pic:pic>
+              </a:graphicData>
+            </a:graphic>
+          </wp:inline>
+        </w:drawing>
+      </w:r>
+    </w:p>
+    <w:p>
+      <w:pPr>
+        <w:ind w:left="720" w:firstLine="720"/>
+        <w:rPr>
+          <w:rFonts w:ascii="Sakkal Majalla" w:hAnsi="Sakkal Majalla" w:cs="Sakkal Majalla"/>
+          <w:sz w:val="28"/>
+          <w:szCs w:val="28"/>
+        </w:rPr>
+      </w:pPr>
+      <w:r>
+        <w:rPr>
+          <w:rFonts w:ascii="Sakkal Majalla" w:hAnsi="Sakkal Majalla" w:cs="Sakkal Majalla"/>
+          <w:sz w:val="28"/>
+          <w:szCs w:val="28"/>
+        </w:rPr>
+        <w:t>*******************************************************************</w:t>
+      </w:r>
+    </w:p>
+    <w:p>
+      <w:pPr>
+        <w:rPr>
+          <w:rFonts w:ascii="Sakkal Majalla" w:hAnsi="Sakkal Majalla" w:cs="Sakkal Majalla"/>
+          <w:sz w:val="28"/>
+          <w:szCs w:val="28"/>
+        </w:rPr>
+      </w:pPr>
+      <w:r>
+        <w:rPr>
+          <w:noProof/>
+        </w:rPr>
+        <w:lastRenderedPageBreak/>
+        <w:drawing>
+          <wp:inline distT="0" distB="0" distL="0" distR="0" wp14:anchorId="7E13BD17" wp14:editId="70B6A77B">
+            <wp:extent cx="5943600" cy="2853690"/>
+            <wp:effectExtent l="0" t="0" r="0" b="3810"/>
+            <wp:docPr id="945847359" name="Picture 1"/>
+            <wp:cNvGraphicFramePr>
+              <a:graphicFrameLocks xmlns:a="http://schemas.openxmlformats.org/drawingml/2006/main" noChangeAspect="1"/>
+            </wp:cNvGraphicFramePr>
+            <a:graphic xmlns:a="http://schemas.openxmlformats.org/drawingml/2006/main">
+              <a:graphicData uri="http://schemas.openxmlformats.org/drawingml/2006/picture">
+                <pic:pic xmlns:pic="http://schemas.openxmlformats.org/drawingml/2006/picture">
+                  <pic:nvPicPr>
+                    <pic:cNvPr id="945847359" name=""/>
+                    <pic:cNvPicPr/>
+                  </pic:nvPicPr>
+                  <pic:blipFill>
+                    <a:blip r:embed="rId13"/>
+                    <a:stretch>
+                      <a:fillRect/>
+                    </a:stretch>
+                  </pic:blipFill>
+                  <pic:spPr>
+                    <a:xfrm>
+                      <a:off x="0" y="0"/>
+                      <a:ext cx="5943600" cy="2853690"/>
+                    </a:xfrm>
+                    <a:prstGeom prst="rect">
+                      <a:avLst/>
+                    </a:prstGeom>
+                  </pic:spPr>
+                </pic:pic>
+              </a:graphicData>
+            </a:graphic>
+          </wp:inline>
+        </w:drawing>
+      </w:r>
     </w:p>
     <w:sectPr>
       <w:pgSz w:w="12240" w:h="15840"/>
@@ -15211,6 +14620,7 @@
   <w:style w:type="character" w:default="1" w:styleId="DefaultParagraphFont">
     <w:name w:val="Default Paragraph Font"/>
     <w:uiPriority w:val="1"/>
+    <w:semiHidden/>
     <w:unhideWhenUsed/>
   </w:style>
   <w:style w:type="table" w:default="1" w:styleId="TableNormal">
